--- a/ADG/12장/12장_LogicalStandby와SQLApply.docx
+++ b/ADG/12장/12장_LogicalStandby와SQLApply.docx
@@ -16,7 +16,22 @@
           <w:rFonts w:ascii="맑은 고딕" w:hAnsi="맑은 고딕" w:eastAsia="맑은 고딕"/>
           <w:sz w:val="21"/>
         </w:rPr>
-        <w:t>지금까지 다룬 Standby는 모두 **Physical Standby**였다. 리두를 블록 단위로 그대로 적용하므로 Primary와 물리적으로 동일한 사본이 만들어진다. 5장부터 11장까지 그 성질에 기대어 왔다. 데이터 파일 번호가 같고, SCN이 같고, 블록 하나까지 같다.</w:t>
+        <w:t xml:space="preserve">지금까지 다룬 Standby는 모두 </w:t>
+      </w:r>
+      <w:r>
+        <w:rPr>
+          <w:rFonts w:ascii="맑은 고딕" w:hAnsi="맑은 고딕" w:eastAsia="맑은 고딕"/>
+          <w:b/>
+          <w:sz w:val="21"/>
+        </w:rPr>
+        <w:t xml:space="preserve">Physical Standby</w:t>
+      </w:r>
+      <w:r>
+        <w:rPr>
+          <w:rFonts w:ascii="맑은 고딕" w:hAnsi="맑은 고딕" w:eastAsia="맑은 고딕"/>
+          <w:sz w:val="21"/>
+        </w:rPr>
+        <w:t xml:space="preserve">였다. 리두를 블록 단위로 그대로 적용하므로 Primary와 물리적으로 동일한 사본이 만들어진다. 5장부터 11장까지 그 성질에 기대어 왔다. 데이터 파일 번호가 같고, SCN이 같고, 블록 하나까지 같다.</w:t>
       </w:r>
     </w:p>
     <w:p>
@@ -25,16 +40,83 @@
           <w:rFonts w:ascii="맑은 고딕" w:hAnsi="맑은 고딕" w:eastAsia="맑은 고딕"/>
           <w:sz w:val="21"/>
         </w:rPr>
-        <w:t>그런데 그 동일성이 제약이 되기도 한다. **구조를 바꿀 수 없다.** Standby에만 인덱스를 하나 더 만들어 보고서 조회를 빠르게 하고 싶어도 안 된다. 일부 테이블만 복제하고 나머지는 빼고 싶어도 안 된다. 통째로 같거나 아니거나 둘 중 하나다.</w:t>
+        <w:t xml:space="preserve">그런데 그 동일성이 제약이 되기도 한다. </w:t>
+      </w:r>
+      <w:r>
+        <w:rPr>
+          <w:rFonts w:ascii="맑은 고딕" w:hAnsi="맑은 고딕" w:eastAsia="맑은 고딕"/>
+          <w:b/>
+          <w:sz w:val="21"/>
+        </w:rPr>
+        <w:t xml:space="preserve">구조를 바꿀 수 없다.</w:t>
+      </w:r>
+      <w:r>
+        <w:rPr>
+          <w:rFonts w:ascii="맑은 고딕" w:hAnsi="맑은 고딕" w:eastAsia="맑은 고딕"/>
+          <w:sz w:val="21"/>
+        </w:rPr>
+        <w:t xml:space="preserve"> Standby에만 인덱스를 하나 더 만들어 보고서 조회를 빠르게 하고 싶어도 안 된다. 일부 테이블만 복제하고 나머지는 빼고 싶어도 안 된다. 통째로 같거나 아니거나 둘 중 하나다.</w:t>
       </w:r>
     </w:p>
     <w:p>
       <w:r>
         <w:rPr>
           <w:rFonts w:ascii="맑은 고딕" w:hAnsi="맑은 고딕" w:eastAsia="맑은 고딕"/>
-          <w:sz w:val="21"/>
-        </w:rPr>
-        <w:t>**Logical Standby**는 다른 길을 간다. 리두를 블록으로 적용하지 않고 **SQL 문으로 바꾸어 실행한다.** `UPDATE emp SET sal=...`라는 리두가 도착하면 그것을 SQL로 재구성해 자기 데이터베이스에서 실행한다. 결과적으로 데이터는 같아지지만 물리적 구조는 자유롭다. 이 방식을 **SQL Apply**라 부른다.</w:t>
+          <w:b/>
+          <w:sz w:val="21"/>
+        </w:rPr>
+        <w:t xml:space="preserve">Logical Standby</w:t>
+      </w:r>
+      <w:r>
+        <w:rPr>
+          <w:rFonts w:ascii="맑은 고딕" w:hAnsi="맑은 고딕" w:eastAsia="맑은 고딕"/>
+          <w:sz w:val="21"/>
+        </w:rPr>
+        <w:t xml:space="preserve">는 다른 길을 간다. 리두를 블록으로 적용하지 않고 </w:t>
+      </w:r>
+      <w:r>
+        <w:rPr>
+          <w:rFonts w:ascii="맑은 고딕" w:hAnsi="맑은 고딕" w:eastAsia="맑은 고딕"/>
+          <w:b/>
+          <w:sz w:val="21"/>
+        </w:rPr>
+        <w:t xml:space="preserve">SQL 문으로 바꾸어 실행한다.</w:t>
+      </w:r>
+      <w:r>
+        <w:rPr>
+          <w:rFonts w:ascii="맑은 고딕" w:hAnsi="맑은 고딕" w:eastAsia="맑은 고딕"/>
+          <w:sz w:val="21"/>
+        </w:rPr>
+        <w:t xml:space="preserve"> </w:t>
+      </w:r>
+      <w:r>
+        <w:rPr>
+          <w:rFonts w:ascii="Consolas" w:hAnsi="Consolas" w:eastAsia="맑은 고딕"/>
+          <w:sz w:val="21"/>
+        </w:rPr>
+        <w:t xml:space="preserve">UPDATE emp SET sal=...</w:t>
+      </w:r>
+      <w:r>
+        <w:rPr>
+          <w:rFonts w:ascii="맑은 고딕" w:hAnsi="맑은 고딕" w:eastAsia="맑은 고딕"/>
+          <w:sz w:val="21"/>
+        </w:rPr>
+        <w:t xml:space="preserve">라는 리두가 도착하면 그것을 SQL로 재구성해 자기 데이터베이스에서 실행한다. 결과적으로 데이터는 같아지지만 물리적 구조는 자유롭다. 이 방식을 </w:t>
+      </w:r>
+      <w:r>
+        <w:rPr>
+          <w:rFonts w:ascii="맑은 고딕" w:hAnsi="맑은 고딕" w:eastAsia="맑은 고딕"/>
+          <w:b/>
+          <w:sz w:val="21"/>
+        </w:rPr>
+        <w:t xml:space="preserve">SQL Apply</w:t>
+      </w:r>
+      <w:r>
+        <w:rPr>
+          <w:rFonts w:ascii="맑은 고딕" w:hAnsi="맑은 고딕" w:eastAsia="맑은 고딕"/>
+          <w:sz w:val="21"/>
+        </w:rPr>
+        <w:t xml:space="preserve">라 부른다.</w:t>
       </w:r>
     </w:p>
     <w:p>
@@ -43,7 +125,22 @@
           <w:rFonts w:ascii="맑은 고딕" w:hAnsi="맑은 고딕" w:eastAsia="맑은 고딕"/>
           <w:sz w:val="21"/>
         </w:rPr>
-        <w:t>얻는 것과 잃는 것이 분명하다. Standby에 자기만의 인덱스와 구체화 뷰를 둘 수 있고, 열린 채로 쓰기도 가능하며, 일부 스키마만 골라 복제할 수 있다. 대신 **모든 데이터 타입을 지원하지 않고**, 적용이 느리며, 관리할 것이 많아진다.</w:t>
+        <w:t xml:space="preserve">얻는 것과 잃는 것이 분명하다. Standby에 자기만의 인덱스와 구체화 뷰를 둘 수 있고, 열린 채로 쓰기도 가능하며, 일부 스키마만 골라 복제할 수 있다. 대신 </w:t>
+      </w:r>
+      <w:r>
+        <w:rPr>
+          <w:rFonts w:ascii="맑은 고딕" w:hAnsi="맑은 고딕" w:eastAsia="맑은 고딕"/>
+          <w:b/>
+          <w:sz w:val="21"/>
+        </w:rPr>
+        <w:t xml:space="preserve">모든 데이터 타입을 지원하지 않고</w:t>
+      </w:r>
+      <w:r>
+        <w:rPr>
+          <w:rFonts w:ascii="맑은 고딕" w:hAnsi="맑은 고딕" w:eastAsia="맑은 고딕"/>
+          <w:sz w:val="21"/>
+        </w:rPr>
+        <w:t xml:space="preserve">, 적용이 느리며, 관리할 것이 많아진다.</w:t>
       </w:r>
     </w:p>
     <w:p>
@@ -93,7 +190,21 @@
           <w:rFonts w:ascii="맑은 고딕" w:hAnsi="맑은 고딕" w:eastAsia="맑은 고딕"/>
           <w:sz w:val="21"/>
         </w:rPr>
-        <w:t>보충 로깅이 왜 필요한지 설명하고 `DBMS_LOGSTDBY.BUILD`의 부수 효과를 확인한다.</w:t>
+        <w:t xml:space="preserve">보충 로깅이 왜 필요한지 설명하고 </w:t>
+      </w:r>
+      <w:r>
+        <w:rPr>
+          <w:rFonts w:ascii="Consolas" w:hAnsi="Consolas" w:eastAsia="맑은 고딕"/>
+          <w:sz w:val="21"/>
+        </w:rPr>
+        <w:t xml:space="preserve">DBMS_LOGSTDBY.BUILD</w:t>
+      </w:r>
+      <w:r>
+        <w:rPr>
+          <w:rFonts w:ascii="맑은 고딕" w:hAnsi="맑은 고딕" w:eastAsia="맑은 고딕"/>
+          <w:sz w:val="21"/>
+        </w:rPr>
+        <w:t xml:space="preserve">의 부수 효과를 확인한다.</w:t>
       </w:r>
     </w:p>
     <w:p>
@@ -161,18 +272,64 @@
       <w:r>
         <w:rPr>
           <w:rFonts w:ascii="맑은 고딕" w:hAnsi="맑은 고딕" w:eastAsia="맑은 고딕"/>
-          <w:sz w:val="21"/>
-        </w:rPr>
-        <w:t>**Physical Standby(Redo Apply)** — 리두를 **블록 변경의 기록**으로 본다. "파일 5번의 블록 1234가 이렇게 바뀌었다"를 그대로 재현하며, 무엇을 하는 SQL이었는지는 관심이 없다.</w:t>
+          <w:b/>
+          <w:sz w:val="21"/>
+        </w:rPr>
+        <w:t xml:space="preserve">Physical Standby(Redo Apply)</w:t>
+      </w:r>
+      <w:r>
+        <w:rPr>
+          <w:rFonts w:ascii="맑은 고딕" w:hAnsi="맑은 고딕" w:eastAsia="맑은 고딕"/>
+          <w:sz w:val="21"/>
+        </w:rPr>
+        <w:t xml:space="preserve"> — 리두를 </w:t>
+      </w:r>
+      <w:r>
+        <w:rPr>
+          <w:rFonts w:ascii="맑은 고딕" w:hAnsi="맑은 고딕" w:eastAsia="맑은 고딕"/>
+          <w:b/>
+          <w:sz w:val="21"/>
+        </w:rPr>
+        <w:t xml:space="preserve">블록 변경의 기록</w:t>
+      </w:r>
+      <w:r>
+        <w:rPr>
+          <w:rFonts w:ascii="맑은 고딕" w:hAnsi="맑은 고딕" w:eastAsia="맑은 고딕"/>
+          <w:sz w:val="21"/>
+        </w:rPr>
+        <w:t xml:space="preserve">으로 본다. "파일 5번의 블록 1234가 이렇게 바뀌었다"를 그대로 재현하며, 무엇을 하는 SQL이었는지는 관심이 없다.</w:t>
       </w:r>
     </w:p>
     <w:p>
       <w:r>
         <w:rPr>
           <w:rFonts w:ascii="맑은 고딕" w:hAnsi="맑은 고딕" w:eastAsia="맑은 고딕"/>
-          <w:sz w:val="21"/>
-        </w:rPr>
-        <w:t>**Logical Standby(SQL Apply)** — 리두를 **논리적 변경의 기록**으로 본다. LogMiner로 "EMP의 사번 7788인 행의 SAL이 3000에서 3500으로 바뀌었다"를 복원하고 그에 해당하는 SQL을 실행한다.</w:t>
+          <w:b/>
+          <w:sz w:val="21"/>
+        </w:rPr>
+        <w:t xml:space="preserve">Logical Standby(SQL Apply)</w:t>
+      </w:r>
+      <w:r>
+        <w:rPr>
+          <w:rFonts w:ascii="맑은 고딕" w:hAnsi="맑은 고딕" w:eastAsia="맑은 고딕"/>
+          <w:sz w:val="21"/>
+        </w:rPr>
+        <w:t xml:space="preserve"> — 리두를 </w:t>
+      </w:r>
+      <w:r>
+        <w:rPr>
+          <w:rFonts w:ascii="맑은 고딕" w:hAnsi="맑은 고딕" w:eastAsia="맑은 고딕"/>
+          <w:b/>
+          <w:sz w:val="21"/>
+        </w:rPr>
+        <w:t xml:space="preserve">논리적 변경의 기록</w:t>
+      </w:r>
+      <w:r>
+        <w:rPr>
+          <w:rFonts w:ascii="맑은 고딕" w:hAnsi="맑은 고딕" w:eastAsia="맑은 고딕"/>
+          <w:sz w:val="21"/>
+        </w:rPr>
+        <w:t xml:space="preserve">으로 본다. LogMiner로 "EMP의 사번 7788인 행의 SAL이 3000에서 3500으로 바뀌었다"를 복원하고 그에 해당하는 SQL을 실행한다.</w:t>
       </w:r>
     </w:p>
     <w:tbl>
@@ -273,9 +430,10 @@
             <w:r>
               <w:rPr>
                 <w:rFonts w:ascii="맑은 고딕" w:hAnsi="맑은 고딕" w:eastAsia="맑은 고딕"/>
-                <w:sz w:val="19"/>
-              </w:rPr>
-              <w:t>**SQL 문**</w:t>
+                <w:b/>
+                <w:sz w:val="19"/>
+              </w:rPr>
+              <w:t xml:space="preserve">SQL 문</w:t>
             </w:r>
           </w:p>
         </w:tc>
@@ -317,9 +475,10 @@
             <w:r>
               <w:rPr>
                 <w:rFonts w:ascii="맑은 고딕" w:hAnsi="맑은 고딕" w:eastAsia="맑은 고딕"/>
-                <w:sz w:val="19"/>
-              </w:rPr>
-              <w:t>**LSP0 + 여러 종류의 슬레이브**</w:t>
+                <w:b/>
+                <w:sz w:val="19"/>
+              </w:rPr>
+              <w:t xml:space="preserve">LSP0 + 여러 종류의 슬레이브</w:t>
             </w:r>
           </w:p>
         </w:tc>
@@ -361,9 +520,10 @@
             <w:r>
               <w:rPr>
                 <w:rFonts w:ascii="맑은 고딕" w:hAnsi="맑은 고딕" w:eastAsia="맑은 고딕"/>
-                <w:sz w:val="19"/>
-              </w:rPr>
-              <w:t>**자유롭다**</w:t>
+                <w:b/>
+                <w:sz w:val="19"/>
+              </w:rPr>
+              <w:t xml:space="preserve">자유롭다</w:t>
             </w:r>
           </w:p>
         </w:tc>
@@ -405,9 +565,10 @@
             <w:r>
               <w:rPr>
                 <w:rFonts w:ascii="맑은 고딕" w:hAnsi="맑은 고딕" w:eastAsia="맑은 고딕"/>
-                <w:sz w:val="19"/>
-              </w:rPr>
-              <w:t>**바꿀 수 있다**</w:t>
+                <w:b/>
+                <w:sz w:val="19"/>
+              </w:rPr>
+              <w:t xml:space="preserve">바꿀 수 있다</w:t>
             </w:r>
           </w:p>
         </w:tc>
@@ -449,9 +610,10 @@
             <w:r>
               <w:rPr>
                 <w:rFonts w:ascii="맑은 고딕" w:hAnsi="맑은 고딕" w:eastAsia="맑은 고딕"/>
-                <w:sz w:val="19"/>
-              </w:rPr>
-              <w:t>**기본 기능**</w:t>
+                <w:b/>
+                <w:sz w:val="19"/>
+              </w:rPr>
+              <w:t xml:space="preserve">기본 기능</w:t>
             </w:r>
           </w:p>
         </w:tc>
@@ -493,9 +655,17 @@
             <w:r>
               <w:rPr>
                 <w:rFonts w:ascii="맑은 고딕" w:hAnsi="맑은 고딕" w:eastAsia="맑은 고딕"/>
-                <w:sz w:val="19"/>
-              </w:rPr>
-              <w:t>**가능** (보호되지 않는 객체)</w:t>
+                <w:b/>
+                <w:sz w:val="19"/>
+              </w:rPr>
+              <w:t xml:space="preserve">가능</w:t>
+            </w:r>
+            <w:r>
+              <w:rPr>
+                <w:rFonts w:ascii="맑은 고딕" w:hAnsi="맑은 고딕" w:eastAsia="맑은 고딕"/>
+                <w:sz w:val="19"/>
+              </w:rPr>
+              <w:t xml:space="preserve"> (보호되지 않는 객체)</w:t>
             </w:r>
           </w:p>
         </w:tc>
@@ -537,9 +707,10 @@
             <w:r>
               <w:rPr>
                 <w:rFonts w:ascii="맑은 고딕" w:hAnsi="맑은 고딕" w:eastAsia="맑은 고딕"/>
-                <w:sz w:val="19"/>
-              </w:rPr>
-              <w:t>**가능**</w:t>
+                <w:b/>
+                <w:sz w:val="19"/>
+              </w:rPr>
+              <w:t xml:space="preserve">가능</w:t>
             </w:r>
           </w:p>
         </w:tc>
@@ -581,9 +752,10 @@
             <w:r>
               <w:rPr>
                 <w:rFonts w:ascii="맑은 고딕" w:hAnsi="맑은 고딕" w:eastAsia="맑은 고딕"/>
-                <w:sz w:val="19"/>
-              </w:rPr>
-              <w:t>**가능**</w:t>
+                <w:b/>
+                <w:sz w:val="19"/>
+              </w:rPr>
+              <w:t xml:space="preserve">가능</w:t>
             </w:r>
           </w:p>
         </w:tc>
@@ -625,9 +797,17 @@
             <w:r>
               <w:rPr>
                 <w:rFonts w:ascii="맑은 고딕" w:hAnsi="맑은 고딕" w:eastAsia="맑은 고딕"/>
-                <w:sz w:val="19"/>
-              </w:rPr>
-              <w:t>**가능** (SKIP 규칙)</w:t>
+                <w:b/>
+                <w:sz w:val="19"/>
+              </w:rPr>
+              <w:t xml:space="preserve">가능</w:t>
+            </w:r>
+            <w:r>
+              <w:rPr>
+                <w:rFonts w:ascii="맑은 고딕" w:hAnsi="맑은 고딕" w:eastAsia="맑은 고딕"/>
+                <w:sz w:val="19"/>
+              </w:rPr>
+              <w:t xml:space="preserve"> (SKIP 규칙)</w:t>
             </w:r>
           </w:p>
         </w:tc>
@@ -669,9 +849,10 @@
             <w:r>
               <w:rPr>
                 <w:rFonts w:ascii="맑은 고딕" w:hAnsi="맑은 고딕" w:eastAsia="맑은 고딕"/>
-                <w:sz w:val="19"/>
-              </w:rPr>
-              <w:t>**제한 있음**</w:t>
+                <w:b/>
+                <w:sz w:val="19"/>
+              </w:rPr>
+              <w:t xml:space="preserve">제한 있음</w:t>
             </w:r>
           </w:p>
         </w:tc>
@@ -746,7 +927,22 @@
           <w:rFonts w:ascii="맑은 고딕" w:hAnsi="맑은 고딕" w:eastAsia="맑은 고딕"/>
           <w:sz w:val="21"/>
         </w:rPr>
-        <w:t>Logical Standby는 그 계산을 **다시 한다.** 리두에서 논리적 변경을 복원하고, SQL을 만들고, 파싱하고, 실행 계획을 세우고, 인덱스를 갱신한다. Primary가 여러 세션으로 병렬 처리한 것을 순서를 지켜 재현해야 하므로, Primary의 부하가 높으면 따라가지 못하는 일이 생긴다.</w:t>
+        <w:t xml:space="preserve">Logical Standby는 그 계산을 </w:t>
+      </w:r>
+      <w:r>
+        <w:rPr>
+          <w:rFonts w:ascii="맑은 고딕" w:hAnsi="맑은 고딕" w:eastAsia="맑은 고딕"/>
+          <w:b/>
+          <w:sz w:val="21"/>
+        </w:rPr>
+        <w:t xml:space="preserve">다시 한다.</w:t>
+      </w:r>
+      <w:r>
+        <w:rPr>
+          <w:rFonts w:ascii="맑은 고딕" w:hAnsi="맑은 고딕" w:eastAsia="맑은 고딕"/>
+          <w:sz w:val="21"/>
+        </w:rPr>
+        <w:t xml:space="preserve"> 리두에서 논리적 변경을 복원하고, SQL을 만들고, 파싱하고, 실행 계획을 세우고, 인덱스를 갱신한다. Primary가 여러 세션으로 병렬 처리한 것을 순서를 지켜 재현해야 하므로, Primary의 부하가 높으면 따라가지 못하는 일이 생긴다.</w:t>
       </w:r>
     </w:p>
     <w:tbl>
@@ -793,9 +989,47 @@
             <w:r>
               <w:rPr>
                 <w:rFonts w:ascii="맑은 고딕" w:hAnsi="맑은 고딕" w:eastAsia="맑은 고딕"/>
+                <w:b/>
                 <w:sz w:val="20"/>
               </w:rPr>
-              <w:t>**Logical Standby**는 Data Guard의 구성원이다. 리두를 받아 SQL로 적용하며 역할 전환의 대상이 되고 Broker로도 관리한다. **논리적 백업**은 시점 사본이라 계속 따라오지 않는다. **GoldenGate**는 별도 제품이며 자체 트레일 형식을 쓰고 이기종·양방향 복제까지 하지만 라이선스가 따로 필요하다.</w:t>
+              <w:t xml:space="preserve">Logical Standby</w:t>
+            </w:r>
+            <w:r>
+              <w:rPr>
+                <w:rFonts w:ascii="맑은 고딕" w:hAnsi="맑은 고딕" w:eastAsia="맑은 고딕"/>
+                <w:sz w:val="20"/>
+              </w:rPr>
+              <w:t xml:space="preserve">는 Data Guard의 구성원이다. 리두를 받아 SQL로 적용하며 역할 전환의 대상이 되고 Broker로도 관리한다. </w:t>
+            </w:r>
+            <w:r>
+              <w:rPr>
+                <w:rFonts w:ascii="맑은 고딕" w:hAnsi="맑은 고딕" w:eastAsia="맑은 고딕"/>
+                <w:b/>
+                <w:sz w:val="20"/>
+              </w:rPr>
+              <w:t xml:space="preserve">논리적 백업</w:t>
+            </w:r>
+            <w:r>
+              <w:rPr>
+                <w:rFonts w:ascii="맑은 고딕" w:hAnsi="맑은 고딕" w:eastAsia="맑은 고딕"/>
+                <w:sz w:val="20"/>
+              </w:rPr>
+              <w:t xml:space="preserve">은 시점 사본이라 계속 따라오지 않는다. </w:t>
+            </w:r>
+            <w:r>
+              <w:rPr>
+                <w:rFonts w:ascii="맑은 고딕" w:hAnsi="맑은 고딕" w:eastAsia="맑은 고딕"/>
+                <w:b/>
+                <w:sz w:val="20"/>
+              </w:rPr>
+              <w:t xml:space="preserve">GoldenGate</w:t>
+            </w:r>
+            <w:r>
+              <w:rPr>
+                <w:rFonts w:ascii="맑은 고딕" w:hAnsi="맑은 고딕" w:eastAsia="맑은 고딕"/>
+                <w:sz w:val="20"/>
+              </w:rPr>
+              <w:t xml:space="preserve">는 별도 제품이며 자체 트레일 형식을 쓰고 이기종·양방향 복제까지 하지만 라이선스가 따로 필요하다.</w:t>
             </w:r>
           </w:p>
           <w:p>
@@ -1004,10 +1238,34 @@
     <w:p>
       <w:r>
         <w:rPr>
-          <w:rFonts w:ascii="맑은 고딕" w:hAnsi="맑은 고딕" w:eastAsia="맑은 고딕"/>
-          <w:sz w:val="21"/>
-        </w:rPr>
-        <w:t>**`CDB`가 `YES`**라는 점을 기억해 둔다. 이 값이 뒤에서 중요해진다.</w:t>
+          <w:rFonts w:ascii="Consolas" w:hAnsi="Consolas" w:eastAsia="맑은 고딕"/>
+          <w:b/>
+          <w:sz w:val="21"/>
+        </w:rPr>
+        <w:t xml:space="preserve">CDB</w:t>
+      </w:r>
+      <w:r>
+        <w:rPr>
+          <w:rFonts w:ascii="맑은 고딕" w:hAnsi="맑은 고딕" w:eastAsia="맑은 고딕"/>
+          <w:b/>
+          <w:sz w:val="21"/>
+        </w:rPr>
+        <w:t xml:space="preserve">가 </w:t>
+      </w:r>
+      <w:r>
+        <w:rPr>
+          <w:rFonts w:ascii="Consolas" w:hAnsi="Consolas" w:eastAsia="맑은 고딕"/>
+          <w:b/>
+          <w:sz w:val="21"/>
+        </w:rPr>
+        <w:t xml:space="preserve">YES</w:t>
+      </w:r>
+      <w:r>
+        <w:rPr>
+          <w:rFonts w:ascii="맑은 고딕" w:hAnsi="맑은 고딕" w:eastAsia="맑은 고딕"/>
+          <w:sz w:val="21"/>
+        </w:rPr>
+        <w:t xml:space="preserve">라는 점을 기억해 둔다. 이 값이 뒤에서 중요해진다.</w:t>
       </w:r>
     </w:p>
     <w:p>
@@ -1033,16 +1291,53 @@
           <w:rFonts w:ascii="맑은 고딕" w:hAnsi="맑은 고딕" w:eastAsia="맑은 고딕"/>
           <w:sz w:val="21"/>
         </w:rPr>
-        <w:t>Primary가 `UPDATE emp SET sal=3500 WHERE empno=7788`을 실행하면 리두에는 "파일 5, 블록 1234, 오프셋 …의 값이 바뀌었다"가 기록된다. 블록 안의 위치는 알지만 **그 행이 논리적으로 무엇인지**는 없다. 같은 데이터가 Logical Standby에서는 다른 블록에 있을 수 있으므로 이 정보로는 SQL을 만들 수 없다.</w:t>
+        <w:t xml:space="preserve">Primary가 </w:t>
+      </w:r>
+      <w:r>
+        <w:rPr>
+          <w:rFonts w:ascii="Consolas" w:hAnsi="Consolas" w:eastAsia="맑은 고딕"/>
+          <w:sz w:val="21"/>
+        </w:rPr>
+        <w:t xml:space="preserve">UPDATE emp SET sal=3500 WHERE empno=7788</w:t>
+      </w:r>
+      <w:r>
+        <w:rPr>
+          <w:rFonts w:ascii="맑은 고딕" w:hAnsi="맑은 고딕" w:eastAsia="맑은 고딕"/>
+          <w:sz w:val="21"/>
+        </w:rPr>
+        <w:t xml:space="preserve">을 실행하면 리두에는 "파일 5, 블록 1234, 오프셋 …의 값이 바뀌었다"가 기록된다. 블록 안의 위치는 알지만 </w:t>
+      </w:r>
+      <w:r>
+        <w:rPr>
+          <w:rFonts w:ascii="맑은 고딕" w:hAnsi="맑은 고딕" w:eastAsia="맑은 고딕"/>
+          <w:b/>
+          <w:sz w:val="21"/>
+        </w:rPr>
+        <w:t xml:space="preserve">그 행이 논리적으로 무엇인지</w:t>
+      </w:r>
+      <w:r>
+        <w:rPr>
+          <w:rFonts w:ascii="맑은 고딕" w:hAnsi="맑은 고딕" w:eastAsia="맑은 고딕"/>
+          <w:sz w:val="21"/>
+        </w:rPr>
+        <w:t xml:space="preserve">는 없다. 같은 데이터가 Logical Standby에서는 다른 블록에 있을 수 있으므로 이 정보로는 SQL을 만들 수 없다.</w:t>
       </w:r>
     </w:p>
     <w:p>
       <w:r>
         <w:rPr>
           <w:rFonts w:ascii="맑은 고딕" w:hAnsi="맑은 고딕" w:eastAsia="맑은 고딕"/>
-          <w:sz w:val="21"/>
-        </w:rPr>
-        <w:t>**보충 로깅(Supplemental Logging)**은 그 빈틈을 메운다. 행을 식별할 수 있는 컬럼 값을 리두에 함께 기록한다.</w:t>
+          <w:b/>
+          <w:sz w:val="21"/>
+        </w:rPr>
+        <w:t xml:space="preserve">보충 로깅(Supplemental Logging)</w:t>
+      </w:r>
+      <w:r>
+        <w:rPr>
+          <w:rFonts w:ascii="맑은 고딕" w:hAnsi="맑은 고딕" w:eastAsia="맑은 고딕"/>
+          <w:sz w:val="21"/>
+        </w:rPr>
+        <w:t xml:space="preserve">은 그 빈틈을 메운다. 행을 식별할 수 있는 컬럼 값을 리두에 함께 기록한다.</w:t>
       </w:r>
     </w:p>
     <w:tbl>
@@ -1174,25 +1469,137 @@
           <w:rFonts w:ascii="맑은 고딕" w:hAnsi="맑은 고딕" w:eastAsia="맑은 고딕"/>
           <w:sz w:val="21"/>
         </w:rPr>
-        <w:t>전부 `NO`다. `FORCE_LOGGING`만 `YES`인데 이것은 4장에서 켜 둔 것이며 성격이 다르다.</w:t>
+        <w:t xml:space="preserve">전부 </w:t>
+      </w:r>
+      <w:r>
+        <w:rPr>
+          <w:rFonts w:ascii="Consolas" w:hAnsi="Consolas" w:eastAsia="맑은 고딕"/>
+          <w:sz w:val="21"/>
+        </w:rPr>
+        <w:t xml:space="preserve">NO</w:t>
+      </w:r>
+      <w:r>
+        <w:rPr>
+          <w:rFonts w:ascii="맑은 고딕" w:hAnsi="맑은 고딕" w:eastAsia="맑은 고딕"/>
+          <w:sz w:val="21"/>
+        </w:rPr>
+        <w:t xml:space="preserve">다. </w:t>
+      </w:r>
+      <w:r>
+        <w:rPr>
+          <w:rFonts w:ascii="Consolas" w:hAnsi="Consolas" w:eastAsia="맑은 고딕"/>
+          <w:sz w:val="21"/>
+        </w:rPr>
+        <w:t xml:space="preserve">FORCE_LOGGING</w:t>
+      </w:r>
+      <w:r>
+        <w:rPr>
+          <w:rFonts w:ascii="맑은 고딕" w:hAnsi="맑은 고딕" w:eastAsia="맑은 고딕"/>
+          <w:sz w:val="21"/>
+        </w:rPr>
+        <w:t xml:space="preserve">만 </w:t>
+      </w:r>
+      <w:r>
+        <w:rPr>
+          <w:rFonts w:ascii="Consolas" w:hAnsi="Consolas" w:eastAsia="맑은 고딕"/>
+          <w:sz w:val="21"/>
+        </w:rPr>
+        <w:t xml:space="preserve">YES</w:t>
+      </w:r>
+      <w:r>
+        <w:rPr>
+          <w:rFonts w:ascii="맑은 고딕" w:hAnsi="맑은 고딕" w:eastAsia="맑은 고딕"/>
+          <w:sz w:val="21"/>
+        </w:rPr>
+        <w:t xml:space="preserve">인데 이것은 4장에서 켜 둔 것이며 성격이 다르다.</w:t>
       </w:r>
     </w:p>
     <w:p>
       <w:r>
         <w:rPr>
-          <w:rFonts w:ascii="맑은 고딕" w:hAnsi="맑은 고딕" w:eastAsia="맑은 고딕"/>
-          <w:sz w:val="21"/>
-        </w:rPr>
-        <w:t>`MIN`은 행을 식별할 최소 정보, `PK`·`UI`·`FK`는 각각 기본 키·고유 인덱스·외래 키 컬럼을 항상 기록하는 설정이며 `ALL`은 모든 컬럼을 담아 가장 무겁다.</w:t>
+          <w:rFonts w:ascii="Consolas" w:hAnsi="Consolas" w:eastAsia="맑은 고딕"/>
+          <w:sz w:val="21"/>
+        </w:rPr>
+        <w:t xml:space="preserve">MIN</w:t>
+      </w:r>
+      <w:r>
+        <w:rPr>
+          <w:rFonts w:ascii="맑은 고딕" w:hAnsi="맑은 고딕" w:eastAsia="맑은 고딕"/>
+          <w:sz w:val="21"/>
+        </w:rPr>
+        <w:t xml:space="preserve">은 행을 식별할 최소 정보, </w:t>
+      </w:r>
+      <w:r>
+        <w:rPr>
+          <w:rFonts w:ascii="Consolas" w:hAnsi="Consolas" w:eastAsia="맑은 고딕"/>
+          <w:sz w:val="21"/>
+        </w:rPr>
+        <w:t xml:space="preserve">PK</w:t>
+      </w:r>
+      <w:r>
+        <w:rPr>
+          <w:rFonts w:ascii="맑은 고딕" w:hAnsi="맑은 고딕" w:eastAsia="맑은 고딕"/>
+          <w:sz w:val="21"/>
+        </w:rPr>
+        <w:t xml:space="preserve">·</w:t>
+      </w:r>
+      <w:r>
+        <w:rPr>
+          <w:rFonts w:ascii="Consolas" w:hAnsi="Consolas" w:eastAsia="맑은 고딕"/>
+          <w:sz w:val="21"/>
+        </w:rPr>
+        <w:t xml:space="preserve">UI</w:t>
+      </w:r>
+      <w:r>
+        <w:rPr>
+          <w:rFonts w:ascii="맑은 고딕" w:hAnsi="맑은 고딕" w:eastAsia="맑은 고딕"/>
+          <w:sz w:val="21"/>
+        </w:rPr>
+        <w:t xml:space="preserve">·</w:t>
+      </w:r>
+      <w:r>
+        <w:rPr>
+          <w:rFonts w:ascii="Consolas" w:hAnsi="Consolas" w:eastAsia="맑은 고딕"/>
+          <w:sz w:val="21"/>
+        </w:rPr>
+        <w:t xml:space="preserve">FK</w:t>
+      </w:r>
+      <w:r>
+        <w:rPr>
+          <w:rFonts w:ascii="맑은 고딕" w:hAnsi="맑은 고딕" w:eastAsia="맑은 고딕"/>
+          <w:sz w:val="21"/>
+        </w:rPr>
+        <w:t xml:space="preserve">는 각각 기본 키·고유 인덱스·외래 키 컬럼을 항상 기록하는 설정이며 </w:t>
+      </w:r>
+      <w:r>
+        <w:rPr>
+          <w:rFonts w:ascii="Consolas" w:hAnsi="Consolas" w:eastAsia="맑은 고딕"/>
+          <w:sz w:val="21"/>
+        </w:rPr>
+        <w:t xml:space="preserve">ALL</w:t>
+      </w:r>
+      <w:r>
+        <w:rPr>
+          <w:rFonts w:ascii="맑은 고딕" w:hAnsi="맑은 고딕" w:eastAsia="맑은 고딕"/>
+          <w:sz w:val="21"/>
+        </w:rPr>
+        <w:t xml:space="preserve">은 모든 컬럼을 담아 가장 무겁다.</w:t>
       </w:r>
     </w:p>
     <w:p>
       <w:r>
         <w:rPr>
-          <w:rFonts w:ascii="맑은 고딕" w:hAnsi="맑은 고딕" w:eastAsia="맑은 고딕"/>
-          <w:sz w:val="21"/>
-        </w:rPr>
-        <w:t>`FORCE_LOGGING`은 "리두를 남기느냐"의 문제이고 보충 로깅은 "리두에 무엇을 더 담느냐"의 문제다. 둘 다 필요하며 서로를 대신하지 못한다.</w:t>
+          <w:rFonts w:ascii="Consolas" w:hAnsi="Consolas" w:eastAsia="맑은 고딕"/>
+          <w:sz w:val="21"/>
+        </w:rPr>
+        <w:t xml:space="preserve">FORCE_LOGGING</w:t>
+      </w:r>
+      <w:r>
+        <w:rPr>
+          <w:rFonts w:ascii="맑은 고딕" w:hAnsi="맑은 고딕" w:eastAsia="맑은 고딕"/>
+          <w:sz w:val="21"/>
+        </w:rPr>
+        <w:t xml:space="preserve">은 "리두를 남기느냐"의 문제이고 보충 로깅은 "리두에 무엇을 더 담느냐"의 문제다. 둘 다 필요하며 서로를 대신하지 못한다.</w:t>
       </w:r>
     </w:p>
     <w:p>
@@ -1393,7 +1800,22 @@
           <w:rFonts w:ascii="맑은 고딕" w:hAnsi="맑은 고딕" w:eastAsia="맑은 고딕"/>
           <w:sz w:val="21"/>
         </w:rPr>
-        <w:t>실습 환경에는 걸리는 것이 없다. 사용자 데이터가 단순하기 때문이다. 운영 데이터베이스에서는 결과가 다를 수 있으며, **여기서 나온 테이블은 복제되지 않는다**는 것을 미리 알고 판단해야 한다.</w:t>
+        <w:t xml:space="preserve">실습 환경에는 걸리는 것이 없다. 사용자 데이터가 단순하기 때문이다. 운영 데이터베이스에서는 결과가 다를 수 있으며, </w:t>
+      </w:r>
+      <w:r>
+        <w:rPr>
+          <w:rFonts w:ascii="맑은 고딕" w:hAnsi="맑은 고딕" w:eastAsia="맑은 고딕"/>
+          <w:b/>
+          <w:sz w:val="21"/>
+        </w:rPr>
+        <w:t xml:space="preserve">여기서 나온 테이블은 복제되지 않는다</w:t>
+      </w:r>
+      <w:r>
+        <w:rPr>
+          <w:rFonts w:ascii="맑은 고딕" w:hAnsi="맑은 고딕" w:eastAsia="맑은 고딕"/>
+          <w:sz w:val="21"/>
+        </w:rPr>
+        <w:t xml:space="preserve">는 것을 미리 알고 판단해야 한다.</w:t>
       </w:r>
     </w:p>
     <w:p>
@@ -1402,7 +1824,78 @@
           <w:rFonts w:ascii="맑은 고딕" w:hAnsi="맑은 고딕" w:eastAsia="맑은 고딕"/>
           <w:sz w:val="21"/>
         </w:rPr>
-        <w:t>대표적으로 `BFILE`·`ROWID`·`UROWID`, 사용자 정의 타입과 컬렉션, 객체 관계형 뷰, `XMLType`의 일부 저장 방식, 압축 테이블의 일부 형태가 걸린다. 목록을 외우기보다 **뷰를 조회하는 습관**이 낫다. 버전마다 지원 범위가 달라지기 때문이다.</w:t>
+        <w:t xml:space="preserve">대표적으로 </w:t>
+      </w:r>
+      <w:r>
+        <w:rPr>
+          <w:rFonts w:ascii="Consolas" w:hAnsi="Consolas" w:eastAsia="맑은 고딕"/>
+          <w:sz w:val="21"/>
+        </w:rPr>
+        <w:t xml:space="preserve">BFILE</w:t>
+      </w:r>
+      <w:r>
+        <w:rPr>
+          <w:rFonts w:ascii="맑은 고딕" w:hAnsi="맑은 고딕" w:eastAsia="맑은 고딕"/>
+          <w:sz w:val="21"/>
+        </w:rPr>
+        <w:t xml:space="preserve">·</w:t>
+      </w:r>
+      <w:r>
+        <w:rPr>
+          <w:rFonts w:ascii="Consolas" w:hAnsi="Consolas" w:eastAsia="맑은 고딕"/>
+          <w:sz w:val="21"/>
+        </w:rPr>
+        <w:t xml:space="preserve">ROWID</w:t>
+      </w:r>
+      <w:r>
+        <w:rPr>
+          <w:rFonts w:ascii="맑은 고딕" w:hAnsi="맑은 고딕" w:eastAsia="맑은 고딕"/>
+          <w:sz w:val="21"/>
+        </w:rPr>
+        <w:t xml:space="preserve">·</w:t>
+      </w:r>
+      <w:r>
+        <w:rPr>
+          <w:rFonts w:ascii="Consolas" w:hAnsi="Consolas" w:eastAsia="맑은 고딕"/>
+          <w:sz w:val="21"/>
+        </w:rPr>
+        <w:t xml:space="preserve">UROWID</w:t>
+      </w:r>
+      <w:r>
+        <w:rPr>
+          <w:rFonts w:ascii="맑은 고딕" w:hAnsi="맑은 고딕" w:eastAsia="맑은 고딕"/>
+          <w:sz w:val="21"/>
+        </w:rPr>
+        <w:t xml:space="preserve">, 사용자 정의 타입과 컬렉션, 객체 관계형 뷰, </w:t>
+      </w:r>
+      <w:r>
+        <w:rPr>
+          <w:rFonts w:ascii="Consolas" w:hAnsi="Consolas" w:eastAsia="맑은 고딕"/>
+          <w:sz w:val="21"/>
+        </w:rPr>
+        <w:t xml:space="preserve">XMLType</w:t>
+      </w:r>
+      <w:r>
+        <w:rPr>
+          <w:rFonts w:ascii="맑은 고딕" w:hAnsi="맑은 고딕" w:eastAsia="맑은 고딕"/>
+          <w:sz w:val="21"/>
+        </w:rPr>
+        <w:t xml:space="preserve">의 일부 저장 방식, 압축 테이블의 일부 형태가 걸린다. 목록을 외우기보다 </w:t>
+      </w:r>
+      <w:r>
+        <w:rPr>
+          <w:rFonts w:ascii="맑은 고딕" w:hAnsi="맑은 고딕" w:eastAsia="맑은 고딕"/>
+          <w:b/>
+          <w:sz w:val="21"/>
+        </w:rPr>
+        <w:t xml:space="preserve">뷰를 조회하는 습관</w:t>
+      </w:r>
+      <w:r>
+        <w:rPr>
+          <w:rFonts w:ascii="맑은 고딕" w:hAnsi="맑은 고딕" w:eastAsia="맑은 고딕"/>
+          <w:sz w:val="21"/>
+        </w:rPr>
+        <w:t xml:space="preserve">이 낫다. 버전마다 지원 범위가 달라지기 때문이다.</w:t>
       </w:r>
     </w:p>
     <w:tbl>
@@ -1492,10 +1985,47 @@
     <w:p>
       <w:r>
         <w:rPr>
-          <w:rFonts w:ascii="맑은 고딕" w:hAnsi="맑은 고딕" w:eastAsia="맑은 고딕"/>
-          <w:sz w:val="21"/>
-        </w:rPr>
-        <w:t>`DBA_LOGSTDBY_NOT_UNIQUE`는 **고유 식별자가 없는 테이블**을 보여 준다. 복제는 되지만 오라클이 모든 컬럼을 비교해 행을 찾으므로 느려진다. **이 뷰에 많은 테이블이 나온다면 기본 키를 추가하는 것이 도입의 사전 작업**이 된다.</w:t>
+          <w:rFonts w:ascii="Consolas" w:hAnsi="Consolas" w:eastAsia="맑은 고딕"/>
+          <w:sz w:val="21"/>
+        </w:rPr>
+        <w:t xml:space="preserve">DBA_LOGSTDBY_NOT_UNIQUE</w:t>
+      </w:r>
+      <w:r>
+        <w:rPr>
+          <w:rFonts w:ascii="맑은 고딕" w:hAnsi="맑은 고딕" w:eastAsia="맑은 고딕"/>
+          <w:sz w:val="21"/>
+        </w:rPr>
+        <w:t xml:space="preserve">는 </w:t>
+      </w:r>
+      <w:r>
+        <w:rPr>
+          <w:rFonts w:ascii="맑은 고딕" w:hAnsi="맑은 고딕" w:eastAsia="맑은 고딕"/>
+          <w:b/>
+          <w:sz w:val="21"/>
+        </w:rPr>
+        <w:t xml:space="preserve">고유 식별자가 없는 테이블</w:t>
+      </w:r>
+      <w:r>
+        <w:rPr>
+          <w:rFonts w:ascii="맑은 고딕" w:hAnsi="맑은 고딕" w:eastAsia="맑은 고딕"/>
+          <w:sz w:val="21"/>
+        </w:rPr>
+        <w:t xml:space="preserve">을 보여 준다. 복제는 되지만 오라클이 모든 컬럼을 비교해 행을 찾으므로 느려진다. </w:t>
+      </w:r>
+      <w:r>
+        <w:rPr>
+          <w:rFonts w:ascii="맑은 고딕" w:hAnsi="맑은 고딕" w:eastAsia="맑은 고딕"/>
+          <w:b/>
+          <w:sz w:val="21"/>
+        </w:rPr>
+        <w:t xml:space="preserve">이 뷰에 많은 테이블이 나온다면 기본 키를 추가하는 것이 도입의 사전 작업</w:t>
+      </w:r>
+      <w:r>
+        <w:rPr>
+          <w:rFonts w:ascii="맑은 고딕" w:hAnsi="맑은 고딕" w:eastAsia="맑은 고딕"/>
+          <w:sz w:val="21"/>
+        </w:rPr>
+        <w:t xml:space="preserve">이 된다.</w:t>
       </w:r>
     </w:p>
     <w:p>
@@ -1772,9 +2302,59 @@
       <w:r>
         <w:rPr>
           <w:rFonts w:ascii="맑은 고딕" w:hAnsi="맑은 고딕" w:eastAsia="맑은 고딕"/>
-          <w:sz w:val="21"/>
-        </w:rPr>
-        <w:t>**35개의 기본 규칙**이 있고 대부분이 `INTERNAL SCHEMA`다. `SYS`, `SYSTEM` 같은 내부 스키마의 변경은 복제하지 않는다는 뜻이다.</w:t>
+          <w:b/>
+          <w:sz w:val="21"/>
+        </w:rPr>
+        <w:t xml:space="preserve">35개의 기본 규칙</w:t>
+      </w:r>
+      <w:r>
+        <w:rPr>
+          <w:rFonts w:ascii="맑은 고딕" w:hAnsi="맑은 고딕" w:eastAsia="맑은 고딕"/>
+          <w:sz w:val="21"/>
+        </w:rPr>
+        <w:t xml:space="preserve">이 있고 대부분이 </w:t>
+      </w:r>
+      <w:r>
+        <w:rPr>
+          <w:rFonts w:ascii="Consolas" w:hAnsi="Consolas" w:eastAsia="맑은 고딕"/>
+          <w:sz w:val="21"/>
+        </w:rPr>
+        <w:t xml:space="preserve">INTERNAL SCHEMA</w:t>
+      </w:r>
+      <w:r>
+        <w:rPr>
+          <w:rFonts w:ascii="맑은 고딕" w:hAnsi="맑은 고딕" w:eastAsia="맑은 고딕"/>
+          <w:sz w:val="21"/>
+        </w:rPr>
+        <w:t xml:space="preserve">다. </w:t>
+      </w:r>
+      <w:r>
+        <w:rPr>
+          <w:rFonts w:ascii="Consolas" w:hAnsi="Consolas" w:eastAsia="맑은 고딕"/>
+          <w:sz w:val="21"/>
+        </w:rPr>
+        <w:t xml:space="preserve">SYS</w:t>
+      </w:r>
+      <w:r>
+        <w:rPr>
+          <w:rFonts w:ascii="맑은 고딕" w:hAnsi="맑은 고딕" w:eastAsia="맑은 고딕"/>
+          <w:sz w:val="21"/>
+        </w:rPr>
+        <w:t xml:space="preserve">, </w:t>
+      </w:r>
+      <w:r>
+        <w:rPr>
+          <w:rFonts w:ascii="Consolas" w:hAnsi="Consolas" w:eastAsia="맑은 고딕"/>
+          <w:sz w:val="21"/>
+        </w:rPr>
+        <w:t xml:space="preserve">SYSTEM</w:t>
+      </w:r>
+      <w:r>
+        <w:rPr>
+          <w:rFonts w:ascii="맑은 고딕" w:hAnsi="맑은 고딕" w:eastAsia="맑은 고딕"/>
+          <w:sz w:val="21"/>
+        </w:rPr>
+        <w:t xml:space="preserve"> 같은 내부 스키마의 변경은 복제하지 않는다는 뜻이다.</w:t>
       </w:r>
     </w:p>
     <w:p>
@@ -1783,7 +2363,44 @@
           <w:rFonts w:ascii="맑은 고딕" w:hAnsi="맑은 고딕" w:eastAsia="맑은 고딕"/>
           <w:sz w:val="21"/>
         </w:rPr>
-        <w:t>이것이 실무에서 중요한 함의를 갖는다. **`SYSTEM` 스키마에 만든 테이블은 Logical Standby로 복제되지 않는다.** 지금까지의 실습에서 `system.ss_base` 같은 테이블을 자주 썼는데, Logical Standby 환경이라면 그 방식이 통하지 않는다.</w:t>
+        <w:t xml:space="preserve">이것이 실무에서 중요한 함의를 갖는다. </w:t>
+      </w:r>
+      <w:r>
+        <w:rPr>
+          <w:rFonts w:ascii="Consolas" w:hAnsi="Consolas" w:eastAsia="맑은 고딕"/>
+          <w:b/>
+          <w:sz w:val="21"/>
+        </w:rPr>
+        <w:t xml:space="preserve">SYSTEM</w:t>
+      </w:r>
+      <w:r>
+        <w:rPr>
+          <w:rFonts w:ascii="맑은 고딕" w:hAnsi="맑은 고딕" w:eastAsia="맑은 고딕"/>
+          <w:b/>
+          <w:sz w:val="21"/>
+        </w:rPr>
+        <w:t xml:space="preserve"> 스키마에 만든 테이블은 Logical Standby로 복제되지 않는다.</w:t>
+      </w:r>
+      <w:r>
+        <w:rPr>
+          <w:rFonts w:ascii="맑은 고딕" w:hAnsi="맑은 고딕" w:eastAsia="맑은 고딕"/>
+          <w:sz w:val="21"/>
+        </w:rPr>
+        <w:t xml:space="preserve"> 지금까지의 실습에서 </w:t>
+      </w:r>
+      <w:r>
+        <w:rPr>
+          <w:rFonts w:ascii="Consolas" w:hAnsi="Consolas" w:eastAsia="맑은 고딕"/>
+          <w:sz w:val="21"/>
+        </w:rPr>
+        <w:t xml:space="preserve">system.ss_base</w:t>
+      </w:r>
+      <w:r>
+        <w:rPr>
+          <w:rFonts w:ascii="맑은 고딕" w:hAnsi="맑은 고딕" w:eastAsia="맑은 고딕"/>
+          <w:sz w:val="21"/>
+        </w:rPr>
+        <w:t xml:space="preserve"> 같은 테이블을 자주 썼는데, Logical Standby 환경이라면 그 방식이 통하지 않는다.</w:t>
       </w:r>
     </w:p>
     <w:p>
@@ -1792,7 +2409,35 @@
           <w:rFonts w:ascii="맑은 고딕" w:hAnsi="맑은 고딕" w:eastAsia="맑은 고딕"/>
           <w:sz w:val="21"/>
         </w:rPr>
-        <w:t>규칙은 `DBMS_LOGSTDBY.SKIP`과 `UNSKIP`으로 더하고 뺄 수 있다. 이것이 "일부만 복제하기"를 구현하는 수단이다.</w:t>
+        <w:t xml:space="preserve">규칙은 </w:t>
+      </w:r>
+      <w:r>
+        <w:rPr>
+          <w:rFonts w:ascii="Consolas" w:hAnsi="Consolas" w:eastAsia="맑은 고딕"/>
+          <w:sz w:val="21"/>
+        </w:rPr>
+        <w:t xml:space="preserve">DBMS_LOGSTDBY.SKIP</w:t>
+      </w:r>
+      <w:r>
+        <w:rPr>
+          <w:rFonts w:ascii="맑은 고딕" w:hAnsi="맑은 고딕" w:eastAsia="맑은 고딕"/>
+          <w:sz w:val="21"/>
+        </w:rPr>
+        <w:t xml:space="preserve">과 </w:t>
+      </w:r>
+      <w:r>
+        <w:rPr>
+          <w:rFonts w:ascii="Consolas" w:hAnsi="Consolas" w:eastAsia="맑은 고딕"/>
+          <w:sz w:val="21"/>
+        </w:rPr>
+        <w:t xml:space="preserve">UNSKIP</w:t>
+      </w:r>
+      <w:r>
+        <w:rPr>
+          <w:rFonts w:ascii="맑은 고딕" w:hAnsi="맑은 고딕" w:eastAsia="맑은 고딕"/>
+          <w:sz w:val="21"/>
+        </w:rPr>
+        <w:t xml:space="preserve">으로 더하고 뺄 수 있다. 이것이 "일부만 복제하기"를 구현하는 수단이다.</w:t>
       </w:r>
     </w:p>
     <w:tbl>
@@ -1839,69 +2484,177 @@
             <w:r>
               <w:rPr>
                 <w:rFonts w:ascii="맑은 고딕" w:hAnsi="맑은 고딕" w:eastAsia="맑은 고딕"/>
+                <w:b/>
                 <w:sz w:val="20"/>
               </w:rPr>
-              <w:t>**① `DBA_LOGSTDBY_UNSUPPORTED`가 비어 있는가.** 나온 테이블은 복제되지 않는다.</w:t>
-            </w:r>
-          </w:p>
-          <w:p>
-            <w:pPr>
-              <w:spacing w:after="20"/>
-            </w:pPr>
+              <w:t xml:space="preserve">① </w:t>
+            </w:r>
+            <w:r>
+              <w:rPr>
+                <w:rFonts w:ascii="Consolas" w:hAnsi="Consolas" w:eastAsia="맑은 고딕"/>
+                <w:b/>
+                <w:sz w:val="20"/>
+              </w:rPr>
+              <w:t xml:space="preserve">DBA_LOGSTDBY_UNSUPPORTED</w:t>
+            </w:r>
+            <w:r>
+              <w:rPr>
+                <w:rFonts w:ascii="맑은 고딕" w:hAnsi="맑은 고딕" w:eastAsia="맑은 고딕"/>
+                <w:b/>
+                <w:sz w:val="20"/>
+              </w:rPr>
+              <w:t xml:space="preserve">가 비어 있는가.</w:t>
+            </w:r>
             <w:r>
               <w:rPr>
                 <w:rFonts w:ascii="맑은 고딕" w:hAnsi="맑은 고딕" w:eastAsia="맑은 고딕"/>
                 <w:sz w:val="20"/>
               </w:rPr>
-              <w:t>**② `DBA_LOGSTDBY_NOT_UNIQUE`가 비어 있는가.** 나온 테이블은 느려진다.</w:t>
+              <w:t xml:space="preserve"> 나온 테이블은 복제되지 않는다.</w:t>
             </w:r>
           </w:p>
           <w:p>
             <w:pPr>
               <w:spacing w:after="20"/>
             </w:pPr>
+            <w:r>
+              <w:rPr>
+                <w:rFonts w:ascii="맑은 고딕" w:hAnsi="맑은 고딕" w:eastAsia="맑은 고딕"/>
+                <w:b/>
+                <w:sz w:val="20"/>
+              </w:rPr>
+              <w:t xml:space="preserve">② </w:t>
+            </w:r>
+            <w:r>
+              <w:rPr>
+                <w:rFonts w:ascii="Consolas" w:hAnsi="Consolas" w:eastAsia="맑은 고딕"/>
+                <w:b/>
+                <w:sz w:val="20"/>
+              </w:rPr>
+              <w:t xml:space="preserve">DBA_LOGSTDBY_NOT_UNIQUE</w:t>
+            </w:r>
+            <w:r>
+              <w:rPr>
+                <w:rFonts w:ascii="맑은 고딕" w:hAnsi="맑은 고딕" w:eastAsia="맑은 고딕"/>
+                <w:b/>
+                <w:sz w:val="20"/>
+              </w:rPr>
+              <w:t xml:space="preserve">가 비어 있는가.</w:t>
+            </w:r>
             <w:r>
               <w:rPr>
                 <w:rFonts w:ascii="맑은 고딕" w:hAnsi="맑은 고딕" w:eastAsia="맑은 고딕"/>
                 <w:sz w:val="20"/>
               </w:rPr>
-              <w:t>**③ 복제 대상이 내부 스키마가 아닌가.** `SYS`·`SYSTEM`의 업무 객체는 복제되지 않는다.</w:t>
+              <w:t xml:space="preserve"> 나온 테이블은 느려진다.</w:t>
             </w:r>
           </w:p>
           <w:p>
             <w:pPr>
               <w:spacing w:after="20"/>
             </w:pPr>
+            <w:r>
+              <w:rPr>
+                <w:rFonts w:ascii="맑은 고딕" w:hAnsi="맑은 고딕" w:eastAsia="맑은 고딕"/>
+                <w:b/>
+                <w:sz w:val="20"/>
+              </w:rPr>
+              <w:t xml:space="preserve">③ 복제 대상이 내부 스키마가 아닌가.</w:t>
+            </w:r>
             <w:r>
               <w:rPr>
                 <w:rFonts w:ascii="맑은 고딕" w:hAnsi="맑은 고딕" w:eastAsia="맑은 고딕"/>
                 <w:sz w:val="20"/>
               </w:rPr>
-              <w:t>**④ 보충 로깅을 켤 수 있는가.** 리두 양이 늘어난다.</w:t>
-            </w:r>
-          </w:p>
-          <w:p>
-            <w:pPr>
-              <w:spacing w:after="20"/>
-            </w:pPr>
+              <w:t xml:space="preserve"> </w:t>
+            </w:r>
+            <w:r>
+              <w:rPr>
+                <w:rFonts w:ascii="Consolas" w:hAnsi="Consolas" w:eastAsia="맑은 고딕"/>
+                <w:sz w:val="20"/>
+              </w:rPr>
+              <w:t xml:space="preserve">SYS</w:t>
+            </w:r>
             <w:r>
               <w:rPr>
                 <w:rFonts w:ascii="맑은 고딕" w:hAnsi="맑은 고딕" w:eastAsia="맑은 고딕"/>
                 <w:sz w:val="20"/>
               </w:rPr>
-              <w:t>**⑤ 적용 지연을 감수할 수 있는가.** SQL Apply는 Redo Apply보다 느리다.</w:t>
-            </w:r>
-          </w:p>
-          <w:p>
-            <w:pPr>
-              <w:spacing w:after="20"/>
-            </w:pPr>
+              <w:t xml:space="preserve">·</w:t>
+            </w:r>
+            <w:r>
+              <w:rPr>
+                <w:rFonts w:ascii="Consolas" w:hAnsi="Consolas" w:eastAsia="맑은 고딕"/>
+                <w:sz w:val="20"/>
+              </w:rPr>
+              <w:t xml:space="preserve">SYSTEM</w:t>
+            </w:r>
             <w:r>
               <w:rPr>
                 <w:rFonts w:ascii="맑은 고딕" w:hAnsi="맑은 고딕" w:eastAsia="맑은 고딕"/>
                 <w:sz w:val="20"/>
               </w:rPr>
-              <w:t>**⑥ 되돌릴 수 없다는 것을 아는가.** 이것이 가장 무겁다. 다음 절에서 다룬다.</w:t>
+              <w:t xml:space="preserve">의 업무 객체는 복제되지 않는다.</w:t>
+            </w:r>
+          </w:p>
+          <w:p>
+            <w:pPr>
+              <w:spacing w:after="20"/>
+            </w:pPr>
+            <w:r>
+              <w:rPr>
+                <w:rFonts w:ascii="맑은 고딕" w:hAnsi="맑은 고딕" w:eastAsia="맑은 고딕"/>
+                <w:b/>
+                <w:sz w:val="20"/>
+              </w:rPr>
+              <w:t xml:space="preserve">④ 보충 로깅을 켤 수 있는가.</w:t>
+            </w:r>
+            <w:r>
+              <w:rPr>
+                <w:rFonts w:ascii="맑은 고딕" w:hAnsi="맑은 고딕" w:eastAsia="맑은 고딕"/>
+                <w:sz w:val="20"/>
+              </w:rPr>
+              <w:t xml:space="preserve"> 리두 양이 늘어난다.</w:t>
+            </w:r>
+          </w:p>
+          <w:p>
+            <w:pPr>
+              <w:spacing w:after="20"/>
+            </w:pPr>
+            <w:r>
+              <w:rPr>
+                <w:rFonts w:ascii="맑은 고딕" w:hAnsi="맑은 고딕" w:eastAsia="맑은 고딕"/>
+                <w:b/>
+                <w:sz w:val="20"/>
+              </w:rPr>
+              <w:t xml:space="preserve">⑤ 적용 지연을 감수할 수 있는가.</w:t>
+            </w:r>
+            <w:r>
+              <w:rPr>
+                <w:rFonts w:ascii="맑은 고딕" w:hAnsi="맑은 고딕" w:eastAsia="맑은 고딕"/>
+                <w:sz w:val="20"/>
+              </w:rPr>
+              <w:t xml:space="preserve"> SQL Apply는 Redo Apply보다 느리다.</w:t>
+            </w:r>
+          </w:p>
+          <w:p>
+            <w:pPr>
+              <w:spacing w:after="20"/>
+            </w:pPr>
+            <w:r>
+              <w:rPr>
+                <w:rFonts w:ascii="맑은 고딕" w:hAnsi="맑은 고딕" w:eastAsia="맑은 고딕"/>
+                <w:b/>
+                <w:sz w:val="20"/>
+              </w:rPr>
+              <w:t xml:space="preserve">⑥ 되돌릴 수 없다는 것을 아는가.</w:t>
+            </w:r>
+            <w:r>
+              <w:rPr>
+                <w:rFonts w:ascii="맑은 고딕" w:hAnsi="맑은 고딕" w:eastAsia="맑은 고딕"/>
+                <w:sz w:val="20"/>
+              </w:rPr>
+              <w:t xml:space="preserve"> 이것이 가장 무겁다. 다음 절에서 다룬다.</w:t>
             </w:r>
           </w:p>
         </w:tc>
@@ -1929,9 +2682,45 @@
       <w:r>
         <w:rPr>
           <w:rFonts w:ascii="맑은 고딕" w:hAnsi="맑은 고딕" w:eastAsia="맑은 고딕"/>
-          <w:sz w:val="21"/>
-        </w:rPr>
-        <w:t>**Logical Standby는 다르다.** `ALTER DATABASE RECOVER TO LOGICAL STANDBY`를 실행하면 되돌아갈 방법이 없다. `CONVERT TO PHYSICAL STANDBY` 같은 명령이 없다.</w:t>
+          <w:b/>
+          <w:sz w:val="21"/>
+        </w:rPr>
+        <w:t xml:space="preserve">Logical Standby는 다르다.</w:t>
+      </w:r>
+      <w:r>
+        <w:rPr>
+          <w:rFonts w:ascii="맑은 고딕" w:hAnsi="맑은 고딕" w:eastAsia="맑은 고딕"/>
+          <w:sz w:val="21"/>
+        </w:rPr>
+        <w:t xml:space="preserve"> </w:t>
+      </w:r>
+      <w:r>
+        <w:rPr>
+          <w:rFonts w:ascii="Consolas" w:hAnsi="Consolas" w:eastAsia="맑은 고딕"/>
+          <w:sz w:val="21"/>
+        </w:rPr>
+        <w:t xml:space="preserve">ALTER DATABASE RECOVER TO LOGICAL STANDBY</w:t>
+      </w:r>
+      <w:r>
+        <w:rPr>
+          <w:rFonts w:ascii="맑은 고딕" w:hAnsi="맑은 고딕" w:eastAsia="맑은 고딕"/>
+          <w:sz w:val="21"/>
+        </w:rPr>
+        <w:t xml:space="preserve">를 실행하면 되돌아갈 방법이 없다. </w:t>
+      </w:r>
+      <w:r>
+        <w:rPr>
+          <w:rFonts w:ascii="Consolas" w:hAnsi="Consolas" w:eastAsia="맑은 고딕"/>
+          <w:sz w:val="21"/>
+        </w:rPr>
+        <w:t xml:space="preserve">CONVERT TO PHYSICAL STANDBY</w:t>
+      </w:r>
+      <w:r>
+        <w:rPr>
+          <w:rFonts w:ascii="맑은 고딕" w:hAnsi="맑은 고딕" w:eastAsia="맑은 고딕"/>
+          <w:sz w:val="21"/>
+        </w:rPr>
+        <w:t xml:space="preserve"> 같은 명령이 없다.</w:t>
       </w:r>
     </w:p>
     <w:tbl>
@@ -2018,9 +2807,10 @@
             <w:r>
               <w:rPr>
                 <w:rFonts w:ascii="맑은 고딕" w:hAnsi="맑은 고딕" w:eastAsia="맑은 고딕"/>
-                <w:sz w:val="19"/>
-              </w:rPr>
-              <w:t>**가능**</w:t>
+                <w:b/>
+                <w:sz w:val="19"/>
+              </w:rPr>
+              <w:t xml:space="preserve">가능</w:t>
             </w:r>
           </w:p>
         </w:tc>
@@ -2062,9 +2852,10 @@
             <w:r>
               <w:rPr>
                 <w:rFonts w:ascii="맑은 고딕" w:hAnsi="맑은 고딕" w:eastAsia="맑은 고딕"/>
-                <w:sz w:val="19"/>
-              </w:rPr>
-              <w:t>**가능**</w:t>
+                <w:b/>
+                <w:sz w:val="19"/>
+              </w:rPr>
+              <w:t xml:space="preserve">가능</w:t>
             </w:r>
           </w:p>
         </w:tc>
@@ -2094,7 +2885,15 @@
                 <w:rFonts w:ascii="맑은 고딕" w:hAnsi="맑은 고딕" w:eastAsia="맑은 고딕"/>
                 <w:sz w:val="19"/>
               </w:rPr>
-              <w:t>Physical → **Logical**</w:t>
+              <w:t xml:space="preserve">Physical → </w:t>
+            </w:r>
+            <w:r>
+              <w:rPr>
+                <w:rFonts w:ascii="맑은 고딕" w:hAnsi="맑은 고딕" w:eastAsia="맑은 고딕"/>
+                <w:b/>
+                <w:sz w:val="19"/>
+              </w:rPr>
+              <w:t xml:space="preserve">Logical</w:t>
             </w:r>
           </w:p>
         </w:tc>
@@ -2106,9 +2905,10 @@
             <w:r>
               <w:rPr>
                 <w:rFonts w:ascii="맑은 고딕" w:hAnsi="맑은 고딕" w:eastAsia="맑은 고딕"/>
-                <w:sz w:val="19"/>
-              </w:rPr>
-              <w:t>**불가능**</w:t>
+                <w:b/>
+                <w:sz w:val="19"/>
+              </w:rPr>
+              <w:t xml:space="preserve">불가능</w:t>
             </w:r>
           </w:p>
         </w:tc>
@@ -2150,9 +2950,10 @@
             <w:r>
               <w:rPr>
                 <w:rFonts w:ascii="맑은 고딕" w:hAnsi="맑은 고딕" w:eastAsia="맑은 고딕"/>
-                <w:sz w:val="19"/>
-              </w:rPr>
-              <w:t>**불가능**</w:t>
+                <w:b/>
+                <w:sz w:val="19"/>
+              </w:rPr>
+              <w:t xml:space="preserve">불가능</w:t>
             </w:r>
           </w:p>
         </w:tc>
@@ -2179,7 +2980,22 @@
           <w:rFonts w:ascii="맑은 고딕" w:hAnsi="맑은 고딕" w:eastAsia="맑은 고딕"/>
           <w:sz w:val="21"/>
         </w:rPr>
-        <w:t>이유는 전환이 하는 일에 있다. Logical Standby는 컨트롤 파일 유형만 바꾸는 것이 아니라 **딕셔너리를 새로 만들고 SCN 체계를 자기 것으로 갖는다.** Primary와의 물리적 동일성이 그 시점에 끊긴다. 한 번 끊어진 동일성은 명령으로 복구되지 않는다.</w:t>
+        <w:t xml:space="preserve">이유는 전환이 하는 일에 있다. Logical Standby는 컨트롤 파일 유형만 바꾸는 것이 아니라 </w:t>
+      </w:r>
+      <w:r>
+        <w:rPr>
+          <w:rFonts w:ascii="맑은 고딕" w:hAnsi="맑은 고딕" w:eastAsia="맑은 고딕"/>
+          <w:b/>
+          <w:sz w:val="21"/>
+        </w:rPr>
+        <w:t xml:space="preserve">딕셔너리를 새로 만들고 SCN 체계를 자기 것으로 갖는다.</w:t>
+      </w:r>
+      <w:r>
+        <w:rPr>
+          <w:rFonts w:ascii="맑은 고딕" w:hAnsi="맑은 고딕" w:eastAsia="맑은 고딕"/>
+          <w:sz w:val="21"/>
+        </w:rPr>
+        <w:t xml:space="preserve"> Primary와의 물리적 동일성이 그 시점에 끊긴다. 한 번 끊어진 동일성은 명령으로 복구되지 않는다.</w:t>
       </w:r>
     </w:p>
     <w:p>
@@ -2188,7 +3004,22 @@
           <w:rFonts w:ascii="맑은 고딕" w:hAnsi="맑은 고딕" w:eastAsia="맑은 고딕"/>
           <w:sz w:val="21"/>
         </w:rPr>
-        <w:t>Physical Standby가 다시 필요해지면 **5장이나 6장의 절차로 처음부터 만들어야 한다.** RMAN DUPLICATE를 다시 돌린다는 뜻이다.</w:t>
+        <w:t xml:space="preserve">Physical Standby가 다시 필요해지면 </w:t>
+      </w:r>
+      <w:r>
+        <w:rPr>
+          <w:rFonts w:ascii="맑은 고딕" w:hAnsi="맑은 고딕" w:eastAsia="맑은 고딕"/>
+          <w:b/>
+          <w:sz w:val="21"/>
+        </w:rPr>
+        <w:t xml:space="preserve">5장이나 6장의 절차로 처음부터 만들어야 한다.</w:t>
+      </w:r>
+      <w:r>
+        <w:rPr>
+          <w:rFonts w:ascii="맑은 고딕" w:hAnsi="맑은 고딕" w:eastAsia="맑은 고딕"/>
+          <w:sz w:val="21"/>
+        </w:rPr>
+        <w:t xml:space="preserve"> RMAN DUPLICATE를 다시 돌린다는 뜻이다.</w:t>
       </w:r>
     </w:p>
     <w:tbl>
@@ -2237,31 +3068,119 @@
                 <w:rFonts w:ascii="맑은 고딕" w:hAnsi="맑은 고딕" w:eastAsia="맑은 고딕"/>
                 <w:sz w:val="20"/>
               </w:rPr>
-              <w:t>그래서 이 장의 실측을 시작하기 전에 두 노드의 **VM 스냅샷 `pre-logical`**을 만들었다. 실행 중인 상태로 찍었으므로 되돌리면 메모리 상태까지 그대로 온다. 기존 `adg-configured`는 5장 시점이라 되돌리면 6장부터 다시 해야 하지만 `pre-logical`은 11장을 마친 상태다.</w:t>
-            </w:r>
-          </w:p>
-          <w:p>
-            <w:pPr>
-              <w:spacing w:after="20"/>
-            </w:pPr>
+              <w:t xml:space="preserve">그래서 이 장의 실측을 시작하기 전에 두 노드의 </w:t>
+            </w:r>
+            <w:r>
+              <w:rPr>
+                <w:rFonts w:ascii="맑은 고딕" w:hAnsi="맑은 고딕" w:eastAsia="맑은 고딕"/>
+                <w:b/>
+                <w:sz w:val="20"/>
+              </w:rPr>
+              <w:t xml:space="preserve">VM 스냅샷 </w:t>
+            </w:r>
+            <w:r>
+              <w:rPr>
+                <w:rFonts w:ascii="Consolas" w:hAnsi="Consolas" w:eastAsia="맑은 고딕"/>
+                <w:b/>
+                <w:sz w:val="20"/>
+              </w:rPr>
+              <w:t xml:space="preserve">pre-logical</w:t>
+            </w:r>
             <w:r>
               <w:rPr>
                 <w:rFonts w:ascii="맑은 고딕" w:hAnsi="맑은 고딕" w:eastAsia="맑은 고딕"/>
                 <w:sz w:val="20"/>
               </w:rPr>
-              <w:t>**되돌릴 수 없는 작업 앞에서는 되돌릴 수 있는 지점을 먼저 만든다.** 11장에서 오라클이 `CONVERT TO SNAPSHOT STANDBY`를 설계한 방식과 같은 원칙이며, 도구가 해 주지 않을 때는 사람이 한다.</w:t>
-            </w:r>
-          </w:p>
-          <w:p>
-            <w:pPr>
-              <w:spacing w:after="20"/>
-            </w:pPr>
+              <w:t xml:space="preserve">을 만들었다. 실행 중인 상태로 찍었으므로 되돌리면 메모리 상태까지 그대로 온다. 기존 </w:t>
+            </w:r>
+            <w:r>
+              <w:rPr>
+                <w:rFonts w:ascii="Consolas" w:hAnsi="Consolas" w:eastAsia="맑은 고딕"/>
+                <w:sz w:val="20"/>
+              </w:rPr>
+              <w:t xml:space="preserve">adg-configured</w:t>
+            </w:r>
             <w:r>
               <w:rPr>
                 <w:rFonts w:ascii="맑은 고딕" w:hAnsi="맑은 고딕" w:eastAsia="맑은 고딕"/>
                 <w:sz w:val="20"/>
               </w:rPr>
-              <w:t>운영이라면 스냅샷 대신 Physical Standby를 **하나 더** 두고 하나만 Logical로 바꾸며, 전환 전 RMAN 백업을 확보하고 재구축 소요 시간을 미리 측정해 둔다.</w:t>
+              <w:t xml:space="preserve">는 5장 시점이라 되돌리면 6장부터 다시 해야 하지만 </w:t>
+            </w:r>
+            <w:r>
+              <w:rPr>
+                <w:rFonts w:ascii="Consolas" w:hAnsi="Consolas" w:eastAsia="맑은 고딕"/>
+                <w:sz w:val="20"/>
+              </w:rPr>
+              <w:t xml:space="preserve">pre-logical</w:t>
+            </w:r>
+            <w:r>
+              <w:rPr>
+                <w:rFonts w:ascii="맑은 고딕" w:hAnsi="맑은 고딕" w:eastAsia="맑은 고딕"/>
+                <w:sz w:val="20"/>
+              </w:rPr>
+              <w:t xml:space="preserve">은 11장을 마친 상태다.</w:t>
+            </w:r>
+          </w:p>
+          <w:p>
+            <w:pPr>
+              <w:spacing w:after="20"/>
+            </w:pPr>
+            <w:r>
+              <w:rPr>
+                <w:rFonts w:ascii="맑은 고딕" w:hAnsi="맑은 고딕" w:eastAsia="맑은 고딕"/>
+                <w:b/>
+                <w:sz w:val="20"/>
+              </w:rPr>
+              <w:t xml:space="preserve">되돌릴 수 없는 작업 앞에서는 되돌릴 수 있는 지점을 먼저 만든다.</w:t>
+            </w:r>
+            <w:r>
+              <w:rPr>
+                <w:rFonts w:ascii="맑은 고딕" w:hAnsi="맑은 고딕" w:eastAsia="맑은 고딕"/>
+                <w:sz w:val="20"/>
+              </w:rPr>
+              <w:t xml:space="preserve"> 11장에서 오라클이 </w:t>
+            </w:r>
+            <w:r>
+              <w:rPr>
+                <w:rFonts w:ascii="Consolas" w:hAnsi="Consolas" w:eastAsia="맑은 고딕"/>
+                <w:sz w:val="20"/>
+              </w:rPr>
+              <w:t xml:space="preserve">CONVERT TO SNAPSHOT STANDBY</w:t>
+            </w:r>
+            <w:r>
+              <w:rPr>
+                <w:rFonts w:ascii="맑은 고딕" w:hAnsi="맑은 고딕" w:eastAsia="맑은 고딕"/>
+                <w:sz w:val="20"/>
+              </w:rPr>
+              <w:t xml:space="preserve">를 설계한 방식과 같은 원칙이며, 도구가 해 주지 않을 때는 사람이 한다.</w:t>
+            </w:r>
+          </w:p>
+          <w:p>
+            <w:pPr>
+              <w:spacing w:after="20"/>
+            </w:pPr>
+            <w:r>
+              <w:rPr>
+                <w:rFonts w:ascii="맑은 고딕" w:hAnsi="맑은 고딕" w:eastAsia="맑은 고딕"/>
+                <w:sz w:val="20"/>
+              </w:rPr>
+              <w:t xml:space="preserve">운영이라면 스냅샷 대신 Physical Standby를 </w:t>
+            </w:r>
+            <w:r>
+              <w:rPr>
+                <w:rFonts w:ascii="맑은 고딕" w:hAnsi="맑은 고딕" w:eastAsia="맑은 고딕"/>
+                <w:b/>
+                <w:sz w:val="20"/>
+              </w:rPr>
+              <w:t xml:space="preserve">하나 더</w:t>
+            </w:r>
+            <w:r>
+              <w:rPr>
+                <w:rFonts w:ascii="맑은 고딕" w:hAnsi="맑은 고딕" w:eastAsia="맑은 고딕"/>
+                <w:sz w:val="20"/>
+              </w:rPr>
+              <w:t xml:space="preserve"> 두고 하나만 Logical로 바꾸며, 전환 전 RMAN 백업을 확보하고 재구축 소요 시간을 미리 측정해 둔다.</w:t>
             </w:r>
           </w:p>
         </w:tc>
@@ -2290,7 +3209,58 @@
           <w:rFonts w:ascii="맑은 고딕" w:hAnsi="맑은 고딕" w:eastAsia="맑은 고딕"/>
           <w:sz w:val="21"/>
         </w:rPr>
-        <w:t>SQL Apply는 리두를 해석해야 한다. 리두에는 객체 번호와 컬럼 번호만 들어 있으므로 "객체 12345는 `LGU.T1`이고 3번 컬럼은 `TAG`"라는 대응표가 필요하다. 그 표가 **LogMiner 딕셔너리**이며, Primary가 만들어 **리두에 실어 보낸다.**</w:t>
+        <w:t xml:space="preserve">SQL Apply는 리두를 해석해야 한다. 리두에는 객체 번호와 컬럼 번호만 들어 있으므로 "객체 12345는 </w:t>
+      </w:r>
+      <w:r>
+        <w:rPr>
+          <w:rFonts w:ascii="Consolas" w:hAnsi="Consolas" w:eastAsia="맑은 고딕"/>
+          <w:sz w:val="21"/>
+        </w:rPr>
+        <w:t xml:space="preserve">LGU.T1</w:t>
+      </w:r>
+      <w:r>
+        <w:rPr>
+          <w:rFonts w:ascii="맑은 고딕" w:hAnsi="맑은 고딕" w:eastAsia="맑은 고딕"/>
+          <w:sz w:val="21"/>
+        </w:rPr>
+        <w:t xml:space="preserve">이고 3번 컬럼은 </w:t>
+      </w:r>
+      <w:r>
+        <w:rPr>
+          <w:rFonts w:ascii="Consolas" w:hAnsi="Consolas" w:eastAsia="맑은 고딕"/>
+          <w:sz w:val="21"/>
+        </w:rPr>
+        <w:t xml:space="preserve">TAG</w:t>
+      </w:r>
+      <w:r>
+        <w:rPr>
+          <w:rFonts w:ascii="맑은 고딕" w:hAnsi="맑은 고딕" w:eastAsia="맑은 고딕"/>
+          <w:sz w:val="21"/>
+        </w:rPr>
+        <w:t xml:space="preserve">"라는 대응표가 필요하다. 그 표가 </w:t>
+      </w:r>
+      <w:r>
+        <w:rPr>
+          <w:rFonts w:ascii="맑은 고딕" w:hAnsi="맑은 고딕" w:eastAsia="맑은 고딕"/>
+          <w:b/>
+          <w:sz w:val="21"/>
+        </w:rPr>
+        <w:t xml:space="preserve">LogMiner 딕셔너리</w:t>
+      </w:r>
+      <w:r>
+        <w:rPr>
+          <w:rFonts w:ascii="맑은 고딕" w:hAnsi="맑은 고딕" w:eastAsia="맑은 고딕"/>
+          <w:sz w:val="21"/>
+        </w:rPr>
+        <w:t xml:space="preserve">이며, Primary가 만들어 </w:t>
+      </w:r>
+      <w:r>
+        <w:rPr>
+          <w:rFonts w:ascii="맑은 고딕" w:hAnsi="맑은 고딕" w:eastAsia="맑은 고딕"/>
+          <w:b/>
+          <w:sz w:val="21"/>
+        </w:rPr>
+        <w:t xml:space="preserve">리두에 실어 보낸다.</w:t>
       </w:r>
     </w:p>
     <w:tbl>
@@ -2499,19 +3469,126 @@
     <w:p>
       <w:r>
         <w:rPr>
-          <w:rFonts w:ascii="맑은 고딕" w:hAnsi="맑은 고딕" w:eastAsia="맑은 고딕"/>
-          <w:sz w:val="21"/>
-        </w:rPr>
-        <w:t>**`BUILD`가 보충 로깅을 켰다.** 우리가 `ALTER DATABASE ADD SUPPLEMENTAL LOG DATA`를 실행한 적이 없는데 값이 바뀌었다.</w:t>
+          <w:rFonts w:ascii="Consolas" w:hAnsi="Consolas" w:eastAsia="맑은 고딕"/>
+          <w:b/>
+          <w:sz w:val="21"/>
+        </w:rPr>
+        <w:t xml:space="preserve">BUILD</w:t>
+      </w:r>
+      <w:r>
+        <w:rPr>
+          <w:rFonts w:ascii="맑은 고딕" w:hAnsi="맑은 고딕" w:eastAsia="맑은 고딕"/>
+          <w:b/>
+          <w:sz w:val="21"/>
+        </w:rPr>
+        <w:t xml:space="preserve">가 보충 로깅을 켰다.</w:t>
+      </w:r>
+      <w:r>
+        <w:rPr>
+          <w:rFonts w:ascii="맑은 고딕" w:hAnsi="맑은 고딕" w:eastAsia="맑은 고딕"/>
+          <w:sz w:val="21"/>
+        </w:rPr>
+        <w:t xml:space="preserve"> 우리가 </w:t>
+      </w:r>
+      <w:r>
+        <w:rPr>
+          <w:rFonts w:ascii="Consolas" w:hAnsi="Consolas" w:eastAsia="맑은 고딕"/>
+          <w:sz w:val="21"/>
+        </w:rPr>
+        <w:t xml:space="preserve">ALTER DATABASE ADD SUPPLEMENTAL LOG DATA</w:t>
+      </w:r>
+      <w:r>
+        <w:rPr>
+          <w:rFonts w:ascii="맑은 고딕" w:hAnsi="맑은 고딕" w:eastAsia="맑은 고딕"/>
+          <w:sz w:val="21"/>
+        </w:rPr>
+        <w:t xml:space="preserve">를 실행한 적이 없는데 값이 바뀌었다.</w:t>
       </w:r>
     </w:p>
     <w:p>
       <w:r>
         <w:rPr>
-          <w:rFonts w:ascii="맑은 고딕" w:hAnsi="맑은 고딕" w:eastAsia="맑은 고딕"/>
-          <w:sz w:val="21"/>
-        </w:rPr>
-        <w:t>`MIN`이 `IMPLICIT`인 것에 주목한다. `YES`가 아니라 `IMPLICIT`이다. "직접 켜지는 않았지만 다른 설정 때문에 켜진 것과 같은 상태"라는 뜻이다. `PK`와 `UI`가 켜졌으므로 최소 보충 로깅은 자동으로 성립한다.</w:t>
+          <w:rFonts w:ascii="Consolas" w:hAnsi="Consolas" w:eastAsia="맑은 고딕"/>
+          <w:sz w:val="21"/>
+        </w:rPr>
+        <w:t xml:space="preserve">MIN</w:t>
+      </w:r>
+      <w:r>
+        <w:rPr>
+          <w:rFonts w:ascii="맑은 고딕" w:hAnsi="맑은 고딕" w:eastAsia="맑은 고딕"/>
+          <w:sz w:val="21"/>
+        </w:rPr>
+        <w:t xml:space="preserve">이 </w:t>
+      </w:r>
+      <w:r>
+        <w:rPr>
+          <w:rFonts w:ascii="Consolas" w:hAnsi="Consolas" w:eastAsia="맑은 고딕"/>
+          <w:sz w:val="21"/>
+        </w:rPr>
+        <w:t xml:space="preserve">IMPLICIT</w:t>
+      </w:r>
+      <w:r>
+        <w:rPr>
+          <w:rFonts w:ascii="맑은 고딕" w:hAnsi="맑은 고딕" w:eastAsia="맑은 고딕"/>
+          <w:sz w:val="21"/>
+        </w:rPr>
+        <w:t xml:space="preserve">인 것에 주목한다. </w:t>
+      </w:r>
+      <w:r>
+        <w:rPr>
+          <w:rFonts w:ascii="Consolas" w:hAnsi="Consolas" w:eastAsia="맑은 고딕"/>
+          <w:sz w:val="21"/>
+        </w:rPr>
+        <w:t xml:space="preserve">YES</w:t>
+      </w:r>
+      <w:r>
+        <w:rPr>
+          <w:rFonts w:ascii="맑은 고딕" w:hAnsi="맑은 고딕" w:eastAsia="맑은 고딕"/>
+          <w:sz w:val="21"/>
+        </w:rPr>
+        <w:t xml:space="preserve">가 아니라 </w:t>
+      </w:r>
+      <w:r>
+        <w:rPr>
+          <w:rFonts w:ascii="Consolas" w:hAnsi="Consolas" w:eastAsia="맑은 고딕"/>
+          <w:sz w:val="21"/>
+        </w:rPr>
+        <w:t xml:space="preserve">IMPLICIT</w:t>
+      </w:r>
+      <w:r>
+        <w:rPr>
+          <w:rFonts w:ascii="맑은 고딕" w:hAnsi="맑은 고딕" w:eastAsia="맑은 고딕"/>
+          <w:sz w:val="21"/>
+        </w:rPr>
+        <w:t xml:space="preserve">이다. "직접 켜지는 않았지만 다른 설정 때문에 켜진 것과 같은 상태"라는 뜻이다. </w:t>
+      </w:r>
+      <w:r>
+        <w:rPr>
+          <w:rFonts w:ascii="Consolas" w:hAnsi="Consolas" w:eastAsia="맑은 고딕"/>
+          <w:sz w:val="21"/>
+        </w:rPr>
+        <w:t xml:space="preserve">PK</w:t>
+      </w:r>
+      <w:r>
+        <w:rPr>
+          <w:rFonts w:ascii="맑은 고딕" w:hAnsi="맑은 고딕" w:eastAsia="맑은 고딕"/>
+          <w:sz w:val="21"/>
+        </w:rPr>
+        <w:t xml:space="preserve">와 </w:t>
+      </w:r>
+      <w:r>
+        <w:rPr>
+          <w:rFonts w:ascii="Consolas" w:hAnsi="Consolas" w:eastAsia="맑은 고딕"/>
+          <w:sz w:val="21"/>
+        </w:rPr>
+        <w:t xml:space="preserve">UI</w:t>
+      </w:r>
+      <w:r>
+        <w:rPr>
+          <w:rFonts w:ascii="맑은 고딕" w:hAnsi="맑은 고딕" w:eastAsia="맑은 고딕"/>
+          <w:sz w:val="21"/>
+        </w:rPr>
+        <w:t xml:space="preserve">가 켜졌으므로 최소 보충 로깅은 자동으로 성립한다.</w:t>
       </w:r>
     </w:p>
     <w:p>
@@ -2714,10 +3791,86 @@
     <w:p>
       <w:r>
         <w:rPr>
-          <w:rFonts w:ascii="맑은 고딕" w:hAnsi="맑은 고딕" w:eastAsia="맑은 고딕"/>
-          <w:sz w:val="21"/>
-        </w:rPr>
-        <w:t>`SYSTEM` 스키마에 `LOGMNR`로 시작하는 객체가 329개 생겼고, 딕셔너리의 시작과 끝을 담은 아카이브가 표시된다. **`V$ARCHIVED_LOG`에 `DICTIONARY_BEGIN`·`DICTIONARY_END` 열이 있다**는 것이 뒤에서 진단할 때 쓰인다.</w:t>
+          <w:rFonts w:ascii="Consolas" w:hAnsi="Consolas" w:eastAsia="맑은 고딕"/>
+          <w:sz w:val="21"/>
+        </w:rPr>
+        <w:t xml:space="preserve">SYSTEM</w:t>
+      </w:r>
+      <w:r>
+        <w:rPr>
+          <w:rFonts w:ascii="맑은 고딕" w:hAnsi="맑은 고딕" w:eastAsia="맑은 고딕"/>
+          <w:sz w:val="21"/>
+        </w:rPr>
+        <w:t xml:space="preserve"> 스키마에 </w:t>
+      </w:r>
+      <w:r>
+        <w:rPr>
+          <w:rFonts w:ascii="Consolas" w:hAnsi="Consolas" w:eastAsia="맑은 고딕"/>
+          <w:sz w:val="21"/>
+        </w:rPr>
+        <w:t xml:space="preserve">LOGMNR</w:t>
+      </w:r>
+      <w:r>
+        <w:rPr>
+          <w:rFonts w:ascii="맑은 고딕" w:hAnsi="맑은 고딕" w:eastAsia="맑은 고딕"/>
+          <w:sz w:val="21"/>
+        </w:rPr>
+        <w:t xml:space="preserve">로 시작하는 객체가 329개 생겼고, 딕셔너리의 시작과 끝을 담은 아카이브가 표시된다. </w:t>
+      </w:r>
+      <w:r>
+        <w:rPr>
+          <w:rFonts w:ascii="Consolas" w:hAnsi="Consolas" w:eastAsia="맑은 고딕"/>
+          <w:b/>
+          <w:sz w:val="21"/>
+        </w:rPr>
+        <w:t xml:space="preserve">V$ARCHIVED_LOG</w:t>
+      </w:r>
+      <w:r>
+        <w:rPr>
+          <w:rFonts w:ascii="맑은 고딕" w:hAnsi="맑은 고딕" w:eastAsia="맑은 고딕"/>
+          <w:b/>
+          <w:sz w:val="21"/>
+        </w:rPr>
+        <w:t xml:space="preserve">에 </w:t>
+      </w:r>
+      <w:r>
+        <w:rPr>
+          <w:rFonts w:ascii="Consolas" w:hAnsi="Consolas" w:eastAsia="맑은 고딕"/>
+          <w:b/>
+          <w:sz w:val="21"/>
+        </w:rPr>
+        <w:t xml:space="preserve">DICTIONARY_BEGIN</w:t>
+      </w:r>
+      <w:r>
+        <w:rPr>
+          <w:rFonts w:ascii="맑은 고딕" w:hAnsi="맑은 고딕" w:eastAsia="맑은 고딕"/>
+          <w:b/>
+          <w:sz w:val="21"/>
+        </w:rPr>
+        <w:t xml:space="preserve">·</w:t>
+      </w:r>
+      <w:r>
+        <w:rPr>
+          <w:rFonts w:ascii="Consolas" w:hAnsi="Consolas" w:eastAsia="맑은 고딕"/>
+          <w:b/>
+          <w:sz w:val="21"/>
+        </w:rPr>
+        <w:t xml:space="preserve">DICTIONARY_END</w:t>
+      </w:r>
+      <w:r>
+        <w:rPr>
+          <w:rFonts w:ascii="맑은 고딕" w:hAnsi="맑은 고딕" w:eastAsia="맑은 고딕"/>
+          <w:b/>
+          <w:sz w:val="21"/>
+        </w:rPr>
+        <w:t xml:space="preserve"> 열이 있다</w:t>
+      </w:r>
+      <w:r>
+        <w:rPr>
+          <w:rFonts w:ascii="맑은 고딕" w:hAnsi="맑은 고딕" w:eastAsia="맑은 고딕"/>
+          <w:sz w:val="21"/>
+        </w:rPr>
+        <w:t xml:space="preserve">는 것이 뒤에서 진단할 때 쓰인다.</w:t>
       </w:r>
     </w:p>
     <w:tbl>
@@ -2754,19 +3907,49 @@
                 <w:rFonts w:ascii="맑은 고딕" w:hAnsi="맑은 고딕" w:eastAsia="맑은 고딕"/>
                 <w:sz w:val="20"/>
               </w:rPr>
-              <w:t>Standby는 아직 읽기 전용이라 자기 딕셔너리를 직접 만들 수 없다. 그래서 **Primary가 자기 딕셔너리를 리두에 통째로 실어 보내고** Standby가 그것을 받아 세운다. 전환 명령이 하는 일의 절반이 이것이다.</w:t>
-            </w:r>
-          </w:p>
-          <w:p>
-            <w:pPr>
-              <w:spacing w:after="20"/>
-            </w:pPr>
+              <w:t xml:space="preserve">Standby는 아직 읽기 전용이라 자기 딕셔너리를 직접 만들 수 없다. 그래서 </w:t>
+            </w:r>
+            <w:r>
+              <w:rPr>
+                <w:rFonts w:ascii="맑은 고딕" w:hAnsi="맑은 고딕" w:eastAsia="맑은 고딕"/>
+                <w:b/>
+                <w:sz w:val="20"/>
+              </w:rPr>
+              <w:t xml:space="preserve">Primary가 자기 딕셔너리를 리두에 통째로 실어 보내고</w:t>
+            </w:r>
             <w:r>
               <w:rPr>
                 <w:rFonts w:ascii="맑은 고딕" w:hAnsi="맑은 고딕" w:eastAsia="맑은 고딕"/>
                 <w:sz w:val="20"/>
               </w:rPr>
-              <w:t>이 구조가 뒤에서 만날 함정의 원인이 된다. 딕셔너리는 **리두 스트림의 특정 지점**에 들어 있으므로 Standby가 이미 지나쳐 버리면 찾을 수 없다.</w:t>
+              <w:t xml:space="preserve"> Standby가 그것을 받아 세운다. 전환 명령이 하는 일의 절반이 이것이다.</w:t>
+            </w:r>
+          </w:p>
+          <w:p>
+            <w:pPr>
+              <w:spacing w:after="20"/>
+            </w:pPr>
+            <w:r>
+              <w:rPr>
+                <w:rFonts w:ascii="맑은 고딕" w:hAnsi="맑은 고딕" w:eastAsia="맑은 고딕"/>
+                <w:sz w:val="20"/>
+              </w:rPr>
+              <w:t xml:space="preserve">이 구조가 뒤에서 만날 함정의 원인이 된다. 딕셔너리는 </w:t>
+            </w:r>
+            <w:r>
+              <w:rPr>
+                <w:rFonts w:ascii="맑은 고딕" w:hAnsi="맑은 고딕" w:eastAsia="맑은 고딕"/>
+                <w:b/>
+                <w:sz w:val="20"/>
+              </w:rPr>
+              <w:t xml:space="preserve">리두 스트림의 특정 지점</w:t>
+            </w:r>
+            <w:r>
+              <w:rPr>
+                <w:rFonts w:ascii="맑은 고딕" w:hAnsi="맑은 고딕" w:eastAsia="맑은 고딕"/>
+                <w:sz w:val="20"/>
+              </w:rPr>
+              <w:t xml:space="preserve">에 들어 있으므로 Standby가 이미 지나쳐 버리면 찾을 수 없다.</w:t>
             </w:r>
           </w:p>
         </w:tc>
@@ -2797,9 +3980,31 @@
       <w:r>
         <w:rPr>
           <w:rFonts w:ascii="맑은 고딕" w:hAnsi="맑은 고딕" w:eastAsia="맑은 고딕"/>
-          <w:sz w:val="21"/>
-        </w:rPr>
-        <w:t>**①** Standby에서 `RECOVER MANAGED STANDBY DATABASE CANCEL` — 적용을 멈춘다.</w:t>
+          <w:b/>
+          <w:sz w:val="21"/>
+        </w:rPr>
+        <w:t xml:space="preserve">①</w:t>
+      </w:r>
+      <w:r>
+        <w:rPr>
+          <w:rFonts w:ascii="맑은 고딕" w:hAnsi="맑은 고딕" w:eastAsia="맑은 고딕"/>
+          <w:sz w:val="21"/>
+        </w:rPr>
+        <w:t xml:space="preserve"> Standby에서 </w:t>
+      </w:r>
+      <w:r>
+        <w:rPr>
+          <w:rFonts w:ascii="Consolas" w:hAnsi="Consolas" w:eastAsia="맑은 고딕"/>
+          <w:sz w:val="21"/>
+        </w:rPr>
+        <w:t xml:space="preserve">RECOVER MANAGED STANDBY DATABASE CANCEL</w:t>
+      </w:r>
+      <w:r>
+        <w:rPr>
+          <w:rFonts w:ascii="맑은 고딕" w:hAnsi="맑은 고딕" w:eastAsia="맑은 고딕"/>
+          <w:sz w:val="21"/>
+        </w:rPr>
+        <w:t xml:space="preserve"> — 적용을 멈춘다.</w:t>
       </w:r>
     </w:p>
     <w:p>
@@ -2809,9 +4014,31 @@
       <w:r>
         <w:rPr>
           <w:rFonts w:ascii="맑은 고딕" w:hAnsi="맑은 고딕" w:eastAsia="맑은 고딕"/>
-          <w:sz w:val="21"/>
-        </w:rPr>
-        <w:t>**②** Primary에서 `DBMS_LOGSTDBY.BUILD` — 딕셔너리를 만든다.</w:t>
+          <w:b/>
+          <w:sz w:val="21"/>
+        </w:rPr>
+        <w:t xml:space="preserve">②</w:t>
+      </w:r>
+      <w:r>
+        <w:rPr>
+          <w:rFonts w:ascii="맑은 고딕" w:hAnsi="맑은 고딕" w:eastAsia="맑은 고딕"/>
+          <w:sz w:val="21"/>
+        </w:rPr>
+        <w:t xml:space="preserve"> Primary에서 </w:t>
+      </w:r>
+      <w:r>
+        <w:rPr>
+          <w:rFonts w:ascii="Consolas" w:hAnsi="Consolas" w:eastAsia="맑은 고딕"/>
+          <w:sz w:val="21"/>
+        </w:rPr>
+        <w:t xml:space="preserve">DBMS_LOGSTDBY.BUILD</w:t>
+      </w:r>
+      <w:r>
+        <w:rPr>
+          <w:rFonts w:ascii="맑은 고딕" w:hAnsi="맑은 고딕" w:eastAsia="맑은 고딕"/>
+          <w:sz w:val="21"/>
+        </w:rPr>
+        <w:t xml:space="preserve"> — 딕셔너리를 만든다.</w:t>
       </w:r>
     </w:p>
     <w:p>
@@ -2821,9 +4048,31 @@
       <w:r>
         <w:rPr>
           <w:rFonts w:ascii="맑은 고딕" w:hAnsi="맑은 고딕" w:eastAsia="맑은 고딕"/>
-          <w:sz w:val="21"/>
-        </w:rPr>
-        <w:t>**③** Standby에서 `RECOVER TO LOGICAL STANDBY` — 전환한다.</w:t>
+          <w:b/>
+          <w:sz w:val="21"/>
+        </w:rPr>
+        <w:t xml:space="preserve">③</w:t>
+      </w:r>
+      <w:r>
+        <w:rPr>
+          <w:rFonts w:ascii="맑은 고딕" w:hAnsi="맑은 고딕" w:eastAsia="맑은 고딕"/>
+          <w:sz w:val="21"/>
+        </w:rPr>
+        <w:t xml:space="preserve"> Standby에서 </w:t>
+      </w:r>
+      <w:r>
+        <w:rPr>
+          <w:rFonts w:ascii="Consolas" w:hAnsi="Consolas" w:eastAsia="맑은 고딕"/>
+          <w:sz w:val="21"/>
+        </w:rPr>
+        <w:t xml:space="preserve">RECOVER TO LOGICAL STANDBY</w:t>
+      </w:r>
+      <w:r>
+        <w:rPr>
+          <w:rFonts w:ascii="맑은 고딕" w:hAnsi="맑은 고딕" w:eastAsia="맑은 고딕"/>
+          <w:sz w:val="21"/>
+        </w:rPr>
+        <w:t xml:space="preserve"> — 전환한다.</w:t>
       </w:r>
     </w:p>
     <w:p>
@@ -2832,7 +4081,15 @@
           <w:rFonts w:ascii="맑은 고딕" w:hAnsi="맑은 고딕" w:eastAsia="맑은 고딕"/>
           <w:sz w:val="21"/>
         </w:rPr>
-        <w:t>실습에서는 ②를 먼저 하고 ①을 나중에 했다. 그랬더니 ③이 **끝나지 않았다.**</w:t>
+        <w:t xml:space="preserve">실습에서는 ②를 먼저 하고 ①을 나중에 했다. 그랬더니 ③이 </w:t>
+      </w:r>
+      <w:r>
+        <w:rPr>
+          <w:rFonts w:ascii="맑은 고딕" w:hAnsi="맑은 고딕" w:eastAsia="맑은 고딕"/>
+          <w:b/>
+          <w:sz w:val="21"/>
+        </w:rPr>
+        <w:t xml:space="preserve">끝나지 않았다.</w:t>
       </w:r>
     </w:p>
     <w:tbl>
@@ -2990,9 +4247,17 @@
       <w:r>
         <w:rPr>
           <w:rFonts w:ascii="맑은 고딕" w:hAnsi="맑은 고딕" w:eastAsia="맑은 고딕"/>
-          <w:sz w:val="21"/>
-        </w:rPr>
-        <w:t>**시퀀스 47을 기다리고 있다.** 그런데 Primary가 조용하면 47번 리두가 생기지 않으므로 영원히 기다린다.</w:t>
+          <w:b/>
+          <w:sz w:val="21"/>
+        </w:rPr>
+        <w:t xml:space="preserve">시퀀스 47을 기다리고 있다.</w:t>
+      </w:r>
+      <w:r>
+        <w:rPr>
+          <w:rFonts w:ascii="맑은 고딕" w:hAnsi="맑은 고딕" w:eastAsia="맑은 고딕"/>
+          <w:sz w:val="21"/>
+        </w:rPr>
+        <w:t xml:space="preserve"> 그런데 Primary가 조용하면 47번 리두가 생기지 않으므로 영원히 기다린다.</w:t>
       </w:r>
     </w:p>
     <w:p>
@@ -3001,7 +4266,36 @@
           <w:rFonts w:ascii="맑은 고딕" w:hAnsi="맑은 고딕" w:eastAsia="맑은 고딕"/>
           <w:sz w:val="21"/>
         </w:rPr>
-        <w:t>원인은 순서다. `BUILD`를 먼저 했을 때 MRP가 아직 돌고 있었고, **MRP가 딕셔너리가 들어 있는 리두를 이미 적용해 지나가 버렸다.** 전환 명령은 자기가 시작한 지점부터 앞으로 나아가며 딕셔너리를 찾는데, 그것은 뒤에 있다.</w:t>
+        <w:t xml:space="preserve">원인은 순서다. </w:t>
+      </w:r>
+      <w:r>
+        <w:rPr>
+          <w:rFonts w:ascii="Consolas" w:hAnsi="Consolas" w:eastAsia="맑은 고딕"/>
+          <w:sz w:val="21"/>
+        </w:rPr>
+        <w:t xml:space="preserve">BUILD</w:t>
+      </w:r>
+      <w:r>
+        <w:rPr>
+          <w:rFonts w:ascii="맑은 고딕" w:hAnsi="맑은 고딕" w:eastAsia="맑은 고딕"/>
+          <w:sz w:val="21"/>
+        </w:rPr>
+        <w:t xml:space="preserve">를 먼저 했을 때 MRP가 아직 돌고 있었고, </w:t>
+      </w:r>
+      <w:r>
+        <w:rPr>
+          <w:rFonts w:ascii="맑은 고딕" w:hAnsi="맑은 고딕" w:eastAsia="맑은 고딕"/>
+          <w:b/>
+          <w:sz w:val="21"/>
+        </w:rPr>
+        <w:t xml:space="preserve">MRP가 딕셔너리가 들어 있는 리두를 이미 적용해 지나가 버렸다.</w:t>
+      </w:r>
+      <w:r>
+        <w:rPr>
+          <w:rFonts w:ascii="맑은 고딕" w:hAnsi="맑은 고딕" w:eastAsia="맑은 고딕"/>
+          <w:sz w:val="21"/>
+        </w:rPr>
+        <w:t xml:space="preserve"> 전환 명령은 자기가 시작한 지점부터 앞으로 나아가며 딕셔너리를 찾는데, 그것은 뒤에 있다.</w:t>
       </w:r>
     </w:p>
     <w:p>
@@ -3010,7 +4304,50 @@
           <w:rFonts w:ascii="맑은 고딕" w:hAnsi="맑은 고딕" w:eastAsia="맑은 고딕"/>
           <w:sz w:val="21"/>
         </w:rPr>
-        <w:t>해결은 **딕셔너리를 다시 만드는 것**이다. 전환 명령을 그대로 둔 채 Primary에서 `DBMS_LOGSTDBY.BUILD`를 다시 실행하고 로그를 몇 번 전환하면, 기다리던 명령이 새 딕셔너리를 만나 `Database altered.`로 끝난다.</w:t>
+        <w:t xml:space="preserve">해결은 </w:t>
+      </w:r>
+      <w:r>
+        <w:rPr>
+          <w:rFonts w:ascii="맑은 고딕" w:hAnsi="맑은 고딕" w:eastAsia="맑은 고딕"/>
+          <w:b/>
+          <w:sz w:val="21"/>
+        </w:rPr>
+        <w:t xml:space="preserve">딕셔너리를 다시 만드는 것</w:t>
+      </w:r>
+      <w:r>
+        <w:rPr>
+          <w:rFonts w:ascii="맑은 고딕" w:hAnsi="맑은 고딕" w:eastAsia="맑은 고딕"/>
+          <w:sz w:val="21"/>
+        </w:rPr>
+        <w:t xml:space="preserve">이다. 전환 명령을 그대로 둔 채 Primary에서 </w:t>
+      </w:r>
+      <w:r>
+        <w:rPr>
+          <w:rFonts w:ascii="Consolas" w:hAnsi="Consolas" w:eastAsia="맑은 고딕"/>
+          <w:sz w:val="21"/>
+        </w:rPr>
+        <w:t xml:space="preserve">DBMS_LOGSTDBY.BUILD</w:t>
+      </w:r>
+      <w:r>
+        <w:rPr>
+          <w:rFonts w:ascii="맑은 고딕" w:hAnsi="맑은 고딕" w:eastAsia="맑은 고딕"/>
+          <w:sz w:val="21"/>
+        </w:rPr>
+        <w:t xml:space="preserve">를 다시 실행하고 로그를 몇 번 전환하면, 기다리던 명령이 새 딕셔너리를 만나 </w:t>
+      </w:r>
+      <w:r>
+        <w:rPr>
+          <w:rFonts w:ascii="Consolas" w:hAnsi="Consolas" w:eastAsia="맑은 고딕"/>
+          <w:sz w:val="21"/>
+        </w:rPr>
+        <w:t xml:space="preserve">Database altered.</w:t>
+      </w:r>
+      <w:r>
+        <w:rPr>
+          <w:rFonts w:ascii="맑은 고딕" w:hAnsi="맑은 고딕" w:eastAsia="맑은 고딕"/>
+          <w:sz w:val="21"/>
+        </w:rPr>
+        <w:t xml:space="preserve">로 끝난다.</w:t>
       </w:r>
     </w:p>
     <w:tbl>
@@ -3045,57 +4382,164 @@
             <w:r>
               <w:rPr>
                 <w:rFonts w:ascii="맑은 고딕" w:hAnsi="맑은 고딕" w:eastAsia="맑은 고딕"/>
+                <w:b/>
                 <w:sz w:val="20"/>
               </w:rPr>
-              <w:t>**① 순서를 지킨다.** 적용을 먼저 멈추고 그다음 `BUILD`한다.</w:t>
-            </w:r>
-          </w:p>
-          <w:p>
-            <w:pPr>
-              <w:spacing w:after="20"/>
-            </w:pPr>
+              <w:t xml:space="preserve">① 순서를 지킨다.</w:t>
+            </w:r>
             <w:r>
               <w:rPr>
                 <w:rFonts w:ascii="맑은 고딕" w:hAnsi="맑은 고딕" w:eastAsia="맑은 고딕"/>
                 <w:sz w:val="20"/>
               </w:rPr>
-              <w:t>**② `BUILD` 후 로그를 전환한다.** 딕셔너리가 아카이브에 담겨 넘어가야 한다.</w:t>
-            </w:r>
-          </w:p>
-          <w:p>
-            <w:pPr>
-              <w:spacing w:after="20"/>
-            </w:pPr>
+              <w:t xml:space="preserve"> 적용을 먼저 멈추고 그다음 </w:t>
+            </w:r>
+            <w:r>
+              <w:rPr>
+                <w:rFonts w:ascii="Consolas" w:hAnsi="Consolas" w:eastAsia="맑은 고딕"/>
+                <w:sz w:val="20"/>
+              </w:rPr>
+              <w:t xml:space="preserve">BUILD</w:t>
+            </w:r>
             <w:r>
               <w:rPr>
                 <w:rFonts w:ascii="맑은 고딕" w:hAnsi="맑은 고딕" w:eastAsia="맑은 고딕"/>
                 <w:sz w:val="20"/>
               </w:rPr>
-              <w:t>**③ 오래 걸려도 놀라지 않는다.** 알림 로그로 진행 상황을 본다.</w:t>
+              <w:t xml:space="preserve">한다.</w:t>
             </w:r>
           </w:p>
           <w:p>
             <w:pPr>
               <w:spacing w:after="20"/>
             </w:pPr>
+            <w:r>
+              <w:rPr>
+                <w:rFonts w:ascii="맑은 고딕" w:hAnsi="맑은 고딕" w:eastAsia="맑은 고딕"/>
+                <w:b/>
+                <w:sz w:val="20"/>
+              </w:rPr>
+              <w:t xml:space="preserve">② </w:t>
+            </w:r>
+            <w:r>
+              <w:rPr>
+                <w:rFonts w:ascii="Consolas" w:hAnsi="Consolas" w:eastAsia="맑은 고딕"/>
+                <w:b/>
+                <w:sz w:val="20"/>
+              </w:rPr>
+              <w:t xml:space="preserve">BUILD</w:t>
+            </w:r>
+            <w:r>
+              <w:rPr>
+                <w:rFonts w:ascii="맑은 고딕" w:hAnsi="맑은 고딕" w:eastAsia="맑은 고딕"/>
+                <w:b/>
+                <w:sz w:val="20"/>
+              </w:rPr>
+              <w:t xml:space="preserve"> 후 로그를 전환한다.</w:t>
+            </w:r>
             <w:r>
               <w:rPr>
                 <w:rFonts w:ascii="맑은 고딕" w:hAnsi="맑은 고딕" w:eastAsia="맑은 고딕"/>
                 <w:sz w:val="20"/>
               </w:rPr>
-              <w:t>**④ 무엇을 기다리는지 확인한다.** `Media Recovery Waiting for T-1.S-nn`이 보이면 Primary에서 `ALTER SYSTEM ARCHIVE LOG CURRENT`를 몇 번 실행한다.</w:t>
+              <w:t xml:space="preserve"> 딕셔너리가 아카이브에 담겨 넘어가야 한다.</w:t>
             </w:r>
           </w:p>
           <w:p>
             <w:pPr>
               <w:spacing w:after="20"/>
             </w:pPr>
+            <w:r>
+              <w:rPr>
+                <w:rFonts w:ascii="맑은 고딕" w:hAnsi="맑은 고딕" w:eastAsia="맑은 고딕"/>
+                <w:b/>
+                <w:sz w:val="20"/>
+              </w:rPr>
+              <w:t xml:space="preserve">③ 오래 걸려도 놀라지 않는다.</w:t>
+            </w:r>
             <w:r>
               <w:rPr>
                 <w:rFonts w:ascii="맑은 고딕" w:hAnsi="맑은 고딕" w:eastAsia="맑은 고딕"/>
                 <w:sz w:val="20"/>
               </w:rPr>
-              <w:t>**⑤ 그래도 진행이 없으면 `BUILD`를 다시 한다.**</w:t>
+              <w:t xml:space="preserve"> 알림 로그로 진행 상황을 본다.</w:t>
+            </w:r>
+          </w:p>
+          <w:p>
+            <w:pPr>
+              <w:spacing w:after="20"/>
+            </w:pPr>
+            <w:r>
+              <w:rPr>
+                <w:rFonts w:ascii="맑은 고딕" w:hAnsi="맑은 고딕" w:eastAsia="맑은 고딕"/>
+                <w:b/>
+                <w:sz w:val="20"/>
+              </w:rPr>
+              <w:t xml:space="preserve">④ 무엇을 기다리는지 확인한다.</w:t>
+            </w:r>
+            <w:r>
+              <w:rPr>
+                <w:rFonts w:ascii="맑은 고딕" w:hAnsi="맑은 고딕" w:eastAsia="맑은 고딕"/>
+                <w:sz w:val="20"/>
+              </w:rPr>
+              <w:t xml:space="preserve"> </w:t>
+            </w:r>
+            <w:r>
+              <w:rPr>
+                <w:rFonts w:ascii="Consolas" w:hAnsi="Consolas" w:eastAsia="맑은 고딕"/>
+                <w:sz w:val="20"/>
+              </w:rPr>
+              <w:t xml:space="preserve">Media Recovery Waiting for T-1.S-nn</w:t>
+            </w:r>
+            <w:r>
+              <w:rPr>
+                <w:rFonts w:ascii="맑은 고딕" w:hAnsi="맑은 고딕" w:eastAsia="맑은 고딕"/>
+                <w:sz w:val="20"/>
+              </w:rPr>
+              <w:t xml:space="preserve">이 보이면 Primary에서 </w:t>
+            </w:r>
+            <w:r>
+              <w:rPr>
+                <w:rFonts w:ascii="Consolas" w:hAnsi="Consolas" w:eastAsia="맑은 고딕"/>
+                <w:sz w:val="20"/>
+              </w:rPr>
+              <w:t xml:space="preserve">ALTER SYSTEM ARCHIVE LOG CURRENT</w:t>
+            </w:r>
+            <w:r>
+              <w:rPr>
+                <w:rFonts w:ascii="맑은 고딕" w:hAnsi="맑은 고딕" w:eastAsia="맑은 고딕"/>
+                <w:sz w:val="20"/>
+              </w:rPr>
+              <w:t xml:space="preserve">를 몇 번 실행한다.</w:t>
+            </w:r>
+          </w:p>
+          <w:p>
+            <w:pPr>
+              <w:spacing w:after="20"/>
+            </w:pPr>
+            <w:r>
+              <w:rPr>
+                <w:rFonts w:ascii="맑은 고딕" w:hAnsi="맑은 고딕" w:eastAsia="맑은 고딕"/>
+                <w:b/>
+                <w:sz w:val="20"/>
+              </w:rPr>
+              <w:t xml:space="preserve">⑤ 그래도 진행이 없으면 </w:t>
+            </w:r>
+            <w:r>
+              <w:rPr>
+                <w:rFonts w:ascii="Consolas" w:hAnsi="Consolas" w:eastAsia="맑은 고딕"/>
+                <w:b/>
+                <w:sz w:val="20"/>
+              </w:rPr>
+              <w:t xml:space="preserve">BUILD</w:t>
+            </w:r>
+            <w:r>
+              <w:rPr>
+                <w:rFonts w:ascii="맑은 고딕" w:hAnsi="맑은 고딕" w:eastAsia="맑은 고딕"/>
+                <w:b/>
+                <w:sz w:val="20"/>
+              </w:rPr>
+              <w:t xml:space="preserve">를 다시 한다.</w:t>
             </w:r>
           </w:p>
         </w:tc>
@@ -3209,7 +4653,65 @@
           <w:rFonts w:ascii="맑은 고딕" w:hAnsi="맑은 고딕" w:eastAsia="맑은 고딕"/>
           <w:sz w:val="21"/>
         </w:rPr>
-        <w:t>실습에서 ①을 먼저 시도했다가 **ORA-02084: database name is missing a component**를 만났다. `boston_lg`가 9자였기 때문이다. `DB_NAME`은 **8자 이하**여야 한다.</w:t>
+        <w:t xml:space="preserve">실습에서 ①을 먼저 시도했다가 </w:t>
+      </w:r>
+      <w:r>
+        <w:rPr>
+          <w:rFonts w:ascii="맑은 고딕" w:hAnsi="맑은 고딕" w:eastAsia="맑은 고딕"/>
+          <w:b/>
+          <w:sz w:val="21"/>
+        </w:rPr>
+        <w:t xml:space="preserve">ORA-02084: database name is missing a component</w:t>
+      </w:r>
+      <w:r>
+        <w:rPr>
+          <w:rFonts w:ascii="맑은 고딕" w:hAnsi="맑은 고딕" w:eastAsia="맑은 고딕"/>
+          <w:sz w:val="21"/>
+        </w:rPr>
+        <w:t xml:space="preserve">를 만났다. </w:t>
+      </w:r>
+      <w:r>
+        <w:rPr>
+          <w:rFonts w:ascii="Consolas" w:hAnsi="Consolas" w:eastAsia="맑은 고딕"/>
+          <w:sz w:val="21"/>
+        </w:rPr>
+        <w:t xml:space="preserve">boston_lg</w:t>
+      </w:r>
+      <w:r>
+        <w:rPr>
+          <w:rFonts w:ascii="맑은 고딕" w:hAnsi="맑은 고딕" w:eastAsia="맑은 고딕"/>
+          <w:sz w:val="21"/>
+        </w:rPr>
+        <w:t xml:space="preserve">가 9자였기 때문이다. </w:t>
+      </w:r>
+      <w:r>
+        <w:rPr>
+          <w:rFonts w:ascii="Consolas" w:hAnsi="Consolas" w:eastAsia="맑은 고딕"/>
+          <w:sz w:val="21"/>
+        </w:rPr>
+        <w:t xml:space="preserve">DB_NAME</w:t>
+      </w:r>
+      <w:r>
+        <w:rPr>
+          <w:rFonts w:ascii="맑은 고딕" w:hAnsi="맑은 고딕" w:eastAsia="맑은 고딕"/>
+          <w:sz w:val="21"/>
+        </w:rPr>
+        <w:t xml:space="preserve">은 </w:t>
+      </w:r>
+      <w:r>
+        <w:rPr>
+          <w:rFonts w:ascii="맑은 고딕" w:hAnsi="맑은 고딕" w:eastAsia="맑은 고딕"/>
+          <w:b/>
+          <w:sz w:val="21"/>
+        </w:rPr>
+        <w:t xml:space="preserve">8자 이하</w:t>
+      </w:r>
+      <w:r>
+        <w:rPr>
+          <w:rFonts w:ascii="맑은 고딕" w:hAnsi="맑은 고딕" w:eastAsia="맑은 고딕"/>
+          <w:sz w:val="21"/>
+        </w:rPr>
+        <w:t xml:space="preserve">여야 한다.</w:t>
       </w:r>
     </w:p>
     <w:p>
@@ -3367,9 +4869,10 @@
             <w:r>
               <w:rPr>
                 <w:rFonts w:ascii="맑은 고딕" w:hAnsi="맑은 고딕" w:eastAsia="맑은 고딕"/>
-                <w:sz w:val="19"/>
-              </w:rPr>
-              <w:t>**불가능**</w:t>
+                <w:b/>
+                <w:sz w:val="19"/>
+              </w:rPr>
+              <w:t xml:space="preserve">불가능</w:t>
             </w:r>
           </w:p>
         </w:tc>
@@ -3396,10 +4899,10 @@
           <w:p>
             <w:r>
               <w:rPr>
-                <w:rFonts w:ascii="맑은 고딕" w:hAnsi="맑은 고딕" w:eastAsia="맑은 고딕"/>
-                <w:sz w:val="19"/>
-              </w:rPr>
-              <w:t>`KEEP IDENTITY`</w:t>
+                <w:rFonts w:ascii="Consolas" w:hAnsi="Consolas" w:eastAsia="맑은 고딕"/>
+                <w:sz w:val="19"/>
+              </w:rPr>
+              <w:t xml:space="preserve">KEEP IDENTITY</w:t>
             </w:r>
           </w:p>
         </w:tc>
@@ -3439,9 +4942,10 @@
             <w:r>
               <w:rPr>
                 <w:rFonts w:ascii="맑은 고딕" w:hAnsi="맑은 고딕" w:eastAsia="맑은 고딕"/>
-                <w:sz w:val="19"/>
-              </w:rPr>
-              <w:t>**가능**</w:t>
+                <w:b/>
+                <w:sz w:val="19"/>
+              </w:rPr>
+              <w:t xml:space="preserve">가능</w:t>
             </w:r>
           </w:p>
         </w:tc>
@@ -3465,10 +4969,26 @@
     <w:p>
       <w:r>
         <w:rPr>
-          <w:rFonts w:ascii="맑은 고딕" w:hAnsi="맑은 고딕" w:eastAsia="맑은 고딕"/>
-          <w:sz w:val="21"/>
-        </w:rPr>
-        <w:t>**`KEEP IDENTITY`를 쓰면 Data Guard 구성에 남는다.** 나중에 Switchover 대상이 될 수 있고 Broker로 관리할 수도 있다. 이름을 바꾸면 그 관계가 끊어지고 그냥 별개의 데이터베이스가 된다.</w:t>
+          <w:rFonts w:ascii="Consolas" w:hAnsi="Consolas" w:eastAsia="맑은 고딕"/>
+          <w:b/>
+          <w:sz w:val="21"/>
+        </w:rPr>
+        <w:t xml:space="preserve">KEEP IDENTITY</w:t>
+      </w:r>
+      <w:r>
+        <w:rPr>
+          <w:rFonts w:ascii="맑은 고딕" w:hAnsi="맑은 고딕" w:eastAsia="맑은 고딕"/>
+          <w:b/>
+          <w:sz w:val="21"/>
+        </w:rPr>
+        <w:t xml:space="preserve">를 쓰면 Data Guard 구성에 남는다.</w:t>
+      </w:r>
+      <w:r>
+        <w:rPr>
+          <w:rFonts w:ascii="맑은 고딕" w:hAnsi="맑은 고딕" w:eastAsia="맑은 고딕"/>
+          <w:sz w:val="21"/>
+        </w:rPr>
+        <w:t xml:space="preserve"> 나중에 Switchover 대상이 될 수 있고 Broker로 관리할 수도 있다. 이름을 바꾸면 그 관계가 끊어지고 그냥 별개의 데이터베이스가 된다.</w:t>
       </w:r>
     </w:p>
     <w:p>
@@ -3477,7 +4997,21 @@
           <w:rFonts w:ascii="맑은 고딕" w:hAnsi="맑은 고딕" w:eastAsia="맑은 고딕"/>
           <w:sz w:val="21"/>
         </w:rPr>
-        <w:t>실습에서는 `KEEP IDENTITY`를 썼다.</w:t>
+        <w:t xml:space="preserve">실습에서는 </w:t>
+      </w:r>
+      <w:r>
+        <w:rPr>
+          <w:rFonts w:ascii="Consolas" w:hAnsi="Consolas" w:eastAsia="맑은 고딕"/>
+          <w:sz w:val="21"/>
+        </w:rPr>
+        <w:t xml:space="preserve">KEEP IDENTITY</w:t>
+      </w:r>
+      <w:r>
+        <w:rPr>
+          <w:rFonts w:ascii="맑은 고딕" w:hAnsi="맑은 고딕" w:eastAsia="맑은 고딕"/>
+          <w:sz w:val="21"/>
+        </w:rPr>
+        <w:t xml:space="preserve">를 썼다.</w:t>
       </w:r>
     </w:p>
     <w:p>
@@ -3646,10 +5180,25 @@
           <w:p>
             <w:r>
               <w:rPr>
+                <w:rFonts w:ascii="Consolas" w:hAnsi="Consolas" w:eastAsia="맑은 고딕"/>
+                <w:sz w:val="19"/>
+              </w:rPr>
+              <w:t xml:space="preserve">DATABASE_ROLE</w:t>
+            </w:r>
+            <w:r>
+              <w:rPr>
                 <w:rFonts w:ascii="맑은 고딕" w:hAnsi="맑은 고딕" w:eastAsia="맑은 고딕"/>
                 <w:sz w:val="19"/>
               </w:rPr>
-              <w:t>`DATABASE_ROLE` = **LOGICAL STANDBY**</w:t>
+              <w:t xml:space="preserve"> = </w:t>
+            </w:r>
+            <w:r>
+              <w:rPr>
+                <w:rFonts w:ascii="맑은 고딕" w:hAnsi="맑은 고딕" w:eastAsia="맑은 고딕"/>
+                <w:b/>
+                <w:sz w:val="19"/>
+              </w:rPr>
+              <w:t xml:space="preserve">LOGICAL STANDBY</w:t>
             </w:r>
           </w:p>
         </w:tc>
@@ -3676,10 +5225,25 @@
           <w:p>
             <w:r>
               <w:rPr>
+                <w:rFonts w:ascii="Consolas" w:hAnsi="Consolas" w:eastAsia="맑은 고딕"/>
+                <w:sz w:val="19"/>
+              </w:rPr>
+              <w:t xml:space="preserve">CONTROLFILE_TYPE</w:t>
+            </w:r>
+            <w:r>
+              <w:rPr>
                 <w:rFonts w:ascii="맑은 고딕" w:hAnsi="맑은 고딕" w:eastAsia="맑은 고딕"/>
                 <w:sz w:val="19"/>
               </w:rPr>
-              <w:t>`CONTROLFILE_TYPE` = **CURRENT**</w:t>
+              <w:t xml:space="preserve"> = </w:t>
+            </w:r>
+            <w:r>
+              <w:rPr>
+                <w:rFonts w:ascii="맑은 고딕" w:hAnsi="맑은 고딕" w:eastAsia="맑은 고딕"/>
+                <w:b/>
+                <w:sz w:val="19"/>
+              </w:rPr>
+              <w:t xml:space="preserve">CURRENT</w:t>
             </w:r>
           </w:p>
         </w:tc>
@@ -3706,10 +5270,25 @@
           <w:p>
             <w:r>
               <w:rPr>
+                <w:rFonts w:ascii="Consolas" w:hAnsi="Consolas" w:eastAsia="맑은 고딕"/>
+                <w:sz w:val="19"/>
+              </w:rPr>
+              <w:t xml:space="preserve">CDB</w:t>
+            </w:r>
+            <w:r>
+              <w:rPr>
                 <w:rFonts w:ascii="맑은 고딕" w:hAnsi="맑은 고딕" w:eastAsia="맑은 고딕"/>
                 <w:sz w:val="19"/>
               </w:rPr>
-              <w:t>`CDB` = **YES**</w:t>
+              <w:t xml:space="preserve"> = </w:t>
+            </w:r>
+            <w:r>
+              <w:rPr>
+                <w:rFonts w:ascii="맑은 고딕" w:hAnsi="맑은 고딕" w:eastAsia="맑은 고딕"/>
+                <w:b/>
+                <w:sz w:val="19"/>
+              </w:rPr>
+              <w:t xml:space="preserve">YES</w:t>
             </w:r>
           </w:p>
         </w:tc>
@@ -3736,10 +5315,25 @@
           <w:p>
             <w:r>
               <w:rPr>
+                <w:rFonts w:ascii="Consolas" w:hAnsi="Consolas" w:eastAsia="맑은 고딕"/>
+                <w:sz w:val="19"/>
+              </w:rPr>
+              <w:t xml:space="preserve">GUARD_STATUS</w:t>
+            </w:r>
+            <w:r>
+              <w:rPr>
                 <w:rFonts w:ascii="맑은 고딕" w:hAnsi="맑은 고딕" w:eastAsia="맑은 고딕"/>
                 <w:sz w:val="19"/>
               </w:rPr>
-              <w:t>`GUARD_STATUS` = **ALL**</w:t>
+              <w:t xml:space="preserve"> = </w:t>
+            </w:r>
+            <w:r>
+              <w:rPr>
+                <w:rFonts w:ascii="맑은 고딕" w:hAnsi="맑은 고딕" w:eastAsia="맑은 고딕"/>
+                <w:b/>
+                <w:sz w:val="19"/>
+              </w:rPr>
+              <w:t xml:space="preserve">ALL</w:t>
             </w:r>
           </w:p>
         </w:tc>
@@ -3763,28 +5357,102 @@
     <w:p>
       <w:r>
         <w:rPr>
-          <w:rFonts w:ascii="맑은 고딕" w:hAnsi="맑은 고딕" w:eastAsia="맑은 고딕"/>
-          <w:sz w:val="21"/>
-        </w:rPr>
-        <w:t>**`CDB`가 `YES`인 채로 전환이 성공했다.** 12.3에서 이 값을 기억해 두라고 한 이유다. Multitenant 환경에서 Logical Standby를 쓸 수 있는지는 흔한 질문인데, 실측이 답을 준다.</w:t>
+          <w:rFonts w:ascii="Consolas" w:hAnsi="Consolas" w:eastAsia="맑은 고딕"/>
+          <w:b/>
+          <w:sz w:val="21"/>
+        </w:rPr>
+        <w:t xml:space="preserve">CDB</w:t>
+      </w:r>
+      <w:r>
+        <w:rPr>
+          <w:rFonts w:ascii="맑은 고딕" w:hAnsi="맑은 고딕" w:eastAsia="맑은 고딕"/>
+          <w:b/>
+          <w:sz w:val="21"/>
+        </w:rPr>
+        <w:t xml:space="preserve">가 </w:t>
+      </w:r>
+      <w:r>
+        <w:rPr>
+          <w:rFonts w:ascii="Consolas" w:hAnsi="Consolas" w:eastAsia="맑은 고딕"/>
+          <w:b/>
+          <w:sz w:val="21"/>
+        </w:rPr>
+        <w:t xml:space="preserve">YES</w:t>
+      </w:r>
+      <w:r>
+        <w:rPr>
+          <w:rFonts w:ascii="맑은 고딕" w:hAnsi="맑은 고딕" w:eastAsia="맑은 고딕"/>
+          <w:b/>
+          <w:sz w:val="21"/>
+        </w:rPr>
+        <w:t xml:space="preserve">인 채로 전환이 성공했다.</w:t>
+      </w:r>
+      <w:r>
+        <w:rPr>
+          <w:rFonts w:ascii="맑은 고딕" w:hAnsi="맑은 고딕" w:eastAsia="맑은 고딕"/>
+          <w:sz w:val="21"/>
+        </w:rPr>
+        <w:t xml:space="preserve"> 12.3에서 이 값을 기억해 두라고 한 이유다. Multitenant 환경에서 Logical Standby를 쓸 수 있는지는 흔한 질문인데, 실측이 답을 준다.</w:t>
       </w:r>
     </w:p>
     <w:p>
       <w:r>
         <w:rPr>
-          <w:rFonts w:ascii="맑은 고딕" w:hAnsi="맑은 고딕" w:eastAsia="맑은 고딕"/>
-          <w:sz w:val="21"/>
-        </w:rPr>
-        <w:t>`GUARD_STATUS`는 Primary에서 조회하면 `NONE`이다. Logical Standby에서만 켜져 있으며 12.7에서 자세히 다룬다.</w:t>
+          <w:rFonts w:ascii="Consolas" w:hAnsi="Consolas" w:eastAsia="맑은 고딕"/>
+          <w:sz w:val="21"/>
+        </w:rPr>
+        <w:t xml:space="preserve">GUARD_STATUS</w:t>
+      </w:r>
+      <w:r>
+        <w:rPr>
+          <w:rFonts w:ascii="맑은 고딕" w:hAnsi="맑은 고딕" w:eastAsia="맑은 고딕"/>
+          <w:sz w:val="21"/>
+        </w:rPr>
+        <w:t xml:space="preserve">는 Primary에서 조회하면 </w:t>
+      </w:r>
+      <w:r>
+        <w:rPr>
+          <w:rFonts w:ascii="Consolas" w:hAnsi="Consolas" w:eastAsia="맑은 고딕"/>
+          <w:sz w:val="21"/>
+        </w:rPr>
+        <w:t xml:space="preserve">NONE</w:t>
+      </w:r>
+      <w:r>
+        <w:rPr>
+          <w:rFonts w:ascii="맑은 고딕" w:hAnsi="맑은 고딕" w:eastAsia="맑은 고딕"/>
+          <w:sz w:val="21"/>
+        </w:rPr>
+        <w:t xml:space="preserve">이다. Logical Standby에서만 켜져 있으며 12.7에서 자세히 다룬다.</w:t>
       </w:r>
     </w:p>
     <w:p>
       <w:r>
         <w:rPr>
-          <w:rFonts w:ascii="맑은 고딕" w:hAnsi="맑은 고딕" w:eastAsia="맑은 고딕"/>
-          <w:sz w:val="21"/>
-        </w:rPr>
-        <w:t>`CONTROLFILE_TYPE`이 `CURRENT`이므로 예상되는 결과가 하나 있다.</w:t>
+          <w:rFonts w:ascii="Consolas" w:hAnsi="Consolas" w:eastAsia="맑은 고딕"/>
+          <w:sz w:val="21"/>
+        </w:rPr>
+        <w:t xml:space="preserve">CONTROLFILE_TYPE</w:t>
+      </w:r>
+      <w:r>
+        <w:rPr>
+          <w:rFonts w:ascii="맑은 고딕" w:hAnsi="맑은 고딕" w:eastAsia="맑은 고딕"/>
+          <w:sz w:val="21"/>
+        </w:rPr>
+        <w:t xml:space="preserve">이 </w:t>
+      </w:r>
+      <w:r>
+        <w:rPr>
+          <w:rFonts w:ascii="Consolas" w:hAnsi="Consolas" w:eastAsia="맑은 고딕"/>
+          <w:sz w:val="21"/>
+        </w:rPr>
+        <w:t xml:space="preserve">CURRENT</w:t>
+      </w:r>
+      <w:r>
+        <w:rPr>
+          <w:rFonts w:ascii="맑은 고딕" w:hAnsi="맑은 고딕" w:eastAsia="맑은 고딕"/>
+          <w:sz w:val="21"/>
+        </w:rPr>
+        <w:t xml:space="preserve">이므로 예상되는 결과가 하나 있다.</w:t>
       </w:r>
     </w:p>
     <w:tbl>
@@ -3888,9 +5556,25 @@
       <w:r>
         <w:rPr>
           <w:rFonts w:ascii="맑은 고딕" w:hAnsi="맑은 고딕" w:eastAsia="맑은 고딕"/>
-          <w:sz w:val="21"/>
-        </w:rPr>
-        <w:t>**ORA-01665.** 1장(Primary), 10장(Far Sync), 11장(Snapshot Standby)에 이어 네 번째다. 규칙은 그대로다. **MRP를 띄울 수 있는 것은 Standby 컨트롤 파일뿐이다.**</w:t>
+          <w:b/>
+          <w:sz w:val="21"/>
+        </w:rPr>
+        <w:t xml:space="preserve">ORA-01665.</w:t>
+      </w:r>
+      <w:r>
+        <w:rPr>
+          <w:rFonts w:ascii="맑은 고딕" w:hAnsi="맑은 고딕" w:eastAsia="맑은 고딕"/>
+          <w:sz w:val="21"/>
+        </w:rPr>
+        <w:t xml:space="preserve"> 1장(Primary), 10장(Far Sync), 11장(Snapshot Standby)에 이어 네 번째다. 규칙은 그대로다. </w:t>
+      </w:r>
+      <w:r>
+        <w:rPr>
+          <w:rFonts w:ascii="맑은 고딕" w:hAnsi="맑은 고딕" w:eastAsia="맑은 고딕"/>
+          <w:b/>
+          <w:sz w:val="21"/>
+        </w:rPr>
+        <w:t xml:space="preserve">MRP를 띄울 수 있는 것은 Standby 컨트롤 파일뿐이다.</w:t>
       </w:r>
     </w:p>
     <w:p>
@@ -4057,10 +5741,69 @@
     <w:p>
       <w:r>
         <w:rPr>
-          <w:rFonts w:ascii="맑은 고딕" w:hAnsi="맑은 고딕" w:eastAsia="맑은 고딕"/>
-          <w:sz w:val="21"/>
-        </w:rPr>
-        <w:t>**`READ WRITE`다.** `OPEN READ ONLY`가 아니라 그냥 `OPEN`이다. 11장의 Snapshot Standby와 같은 모습이지만 성격은 다르다. Snapshot은 잠시 빌려 쓰는 것이었고 Logical Standby는 **평상시 상태**가 이것이다.</w:t>
+          <w:rFonts w:ascii="Consolas" w:hAnsi="Consolas" w:eastAsia="맑은 고딕"/>
+          <w:b/>
+          <w:sz w:val="21"/>
+        </w:rPr>
+        <w:t xml:space="preserve">READ WRITE</w:t>
+      </w:r>
+      <w:r>
+        <w:rPr>
+          <w:rFonts w:ascii="맑은 고딕" w:hAnsi="맑은 고딕" w:eastAsia="맑은 고딕"/>
+          <w:b/>
+          <w:sz w:val="21"/>
+        </w:rPr>
+        <w:t xml:space="preserve">다.</w:t>
+      </w:r>
+      <w:r>
+        <w:rPr>
+          <w:rFonts w:ascii="맑은 고딕" w:hAnsi="맑은 고딕" w:eastAsia="맑은 고딕"/>
+          <w:sz w:val="21"/>
+        </w:rPr>
+        <w:t xml:space="preserve"> </w:t>
+      </w:r>
+      <w:r>
+        <w:rPr>
+          <w:rFonts w:ascii="Consolas" w:hAnsi="Consolas" w:eastAsia="맑은 고딕"/>
+          <w:sz w:val="21"/>
+        </w:rPr>
+        <w:t xml:space="preserve">OPEN READ ONLY</w:t>
+      </w:r>
+      <w:r>
+        <w:rPr>
+          <w:rFonts w:ascii="맑은 고딕" w:hAnsi="맑은 고딕" w:eastAsia="맑은 고딕"/>
+          <w:sz w:val="21"/>
+        </w:rPr>
+        <w:t xml:space="preserve">가 아니라 그냥 </w:t>
+      </w:r>
+      <w:r>
+        <w:rPr>
+          <w:rFonts w:ascii="Consolas" w:hAnsi="Consolas" w:eastAsia="맑은 고딕"/>
+          <w:sz w:val="21"/>
+        </w:rPr>
+        <w:t xml:space="preserve">OPEN</w:t>
+      </w:r>
+      <w:r>
+        <w:rPr>
+          <w:rFonts w:ascii="맑은 고딕" w:hAnsi="맑은 고딕" w:eastAsia="맑은 고딕"/>
+          <w:sz w:val="21"/>
+        </w:rPr>
+        <w:t xml:space="preserve">이다. 11장의 Snapshot Standby와 같은 모습이지만 성격은 다르다. Snapshot은 잠시 빌려 쓰는 것이었고 Logical Standby는 </w:t>
+      </w:r>
+      <w:r>
+        <w:rPr>
+          <w:rFonts w:ascii="맑은 고딕" w:hAnsi="맑은 고딕" w:eastAsia="맑은 고딕"/>
+          <w:b/>
+          <w:sz w:val="21"/>
+        </w:rPr>
+        <w:t xml:space="preserve">평상시 상태</w:t>
+      </w:r>
+      <w:r>
+        <w:rPr>
+          <w:rFonts w:ascii="맑은 고딕" w:hAnsi="맑은 고딕" w:eastAsia="맑은 고딕"/>
+          <w:sz w:val="21"/>
+        </w:rPr>
+        <w:t xml:space="preserve">가 이것이다.</w:t>
       </w:r>
     </w:p>
     <w:p>
@@ -4069,7 +5812,35 @@
           <w:rFonts w:ascii="맑은 고딕" w:hAnsi="맑은 고딕" w:eastAsia="맑은 고딕"/>
           <w:sz w:val="21"/>
         </w:rPr>
-        <w:t>PDB는 여전히 `MOUNTED`로 남으므로 `ALTER PLUGGABLE DATABASE chicago_pdb1 OPEN`으로 따로 연다.</w:t>
+        <w:t xml:space="preserve">PDB는 여전히 </w:t>
+      </w:r>
+      <w:r>
+        <w:rPr>
+          <w:rFonts w:ascii="Consolas" w:hAnsi="Consolas" w:eastAsia="맑은 고딕"/>
+          <w:sz w:val="21"/>
+        </w:rPr>
+        <w:t xml:space="preserve">MOUNTED</w:t>
+      </w:r>
+      <w:r>
+        <w:rPr>
+          <w:rFonts w:ascii="맑은 고딕" w:hAnsi="맑은 고딕" w:eastAsia="맑은 고딕"/>
+          <w:sz w:val="21"/>
+        </w:rPr>
+        <w:t xml:space="preserve">로 남으므로 </w:t>
+      </w:r>
+      <w:r>
+        <w:rPr>
+          <w:rFonts w:ascii="Consolas" w:hAnsi="Consolas" w:eastAsia="맑은 고딕"/>
+          <w:sz w:val="21"/>
+        </w:rPr>
+        <w:t xml:space="preserve">ALTER PLUGGABLE DATABASE chicago_pdb1 OPEN</w:t>
+      </w:r>
+      <w:r>
+        <w:rPr>
+          <w:rFonts w:ascii="맑은 고딕" w:hAnsi="맑은 고딕" w:eastAsia="맑은 고딕"/>
+          <w:sz w:val="21"/>
+        </w:rPr>
+        <w:t xml:space="preserve">으로 따로 연다.</w:t>
       </w:r>
     </w:p>
     <w:p>
@@ -4142,10 +5913,31 @@
     <w:p>
       <w:r>
         <w:rPr>
-          <w:rFonts w:ascii="맑은 고딕" w:hAnsi="맑은 고딕" w:eastAsia="맑은 고딕"/>
-          <w:sz w:val="21"/>
-        </w:rPr>
-        <w:t>`IMMEDIATE`는 실시간 적용을 뜻한다. 7장의 `USING CURRENT LOGFILE`에 해당하며, SRL에 도착하는 리두를 아카이브를 기다리지 않고 바로 처리한다.</w:t>
+          <w:rFonts w:ascii="Consolas" w:hAnsi="Consolas" w:eastAsia="맑은 고딕"/>
+          <w:sz w:val="21"/>
+        </w:rPr>
+        <w:t xml:space="preserve">IMMEDIATE</w:t>
+      </w:r>
+      <w:r>
+        <w:rPr>
+          <w:rFonts w:ascii="맑은 고딕" w:hAnsi="맑은 고딕" w:eastAsia="맑은 고딕"/>
+          <w:sz w:val="21"/>
+        </w:rPr>
+        <w:t xml:space="preserve">는 실시간 적용을 뜻한다. 7장의 </w:t>
+      </w:r>
+      <w:r>
+        <w:rPr>
+          <w:rFonts w:ascii="Consolas" w:hAnsi="Consolas" w:eastAsia="맑은 고딕"/>
+          <w:sz w:val="21"/>
+        </w:rPr>
+        <w:t xml:space="preserve">USING CURRENT LOGFILE</w:t>
+      </w:r>
+      <w:r>
+        <w:rPr>
+          <w:rFonts w:ascii="맑은 고딕" w:hAnsi="맑은 고딕" w:eastAsia="맑은 고딕"/>
+          <w:sz w:val="21"/>
+        </w:rPr>
+        <w:t xml:space="preserve">에 해당하며, SRL에 도착하는 리두를 아카이브를 기다리지 않고 바로 처리한다.</w:t>
       </w:r>
     </w:p>
     <w:p>
@@ -4227,9 +6019,45 @@
       <w:r>
         <w:rPr>
           <w:rFonts w:ascii="맑은 고딕" w:hAnsi="맑은 고딕" w:eastAsia="맑은 고딕"/>
-          <w:sz w:val="21"/>
-        </w:rPr>
-        <w:t>**ORA-16111**은 오류처럼 보이지만 상태 메시지다. "로그 마이닝과 적용을 준비하는 중"이라는 뜻이다. `V$LOGSTDBY_PROCESS`의 `STATUS` 열은 오류 번호 형식으로 상태를 표현한다.</w:t>
+          <w:b/>
+          <w:sz w:val="21"/>
+        </w:rPr>
+        <w:t xml:space="preserve">ORA-16111</w:t>
+      </w:r>
+      <w:r>
+        <w:rPr>
+          <w:rFonts w:ascii="맑은 고딕" w:hAnsi="맑은 고딕" w:eastAsia="맑은 고딕"/>
+          <w:sz w:val="21"/>
+        </w:rPr>
+        <w:t xml:space="preserve">은 오류처럼 보이지만 상태 메시지다. "로그 마이닝과 적용을 준비하는 중"이라는 뜻이다. </w:t>
+      </w:r>
+      <w:r>
+        <w:rPr>
+          <w:rFonts w:ascii="Consolas" w:hAnsi="Consolas" w:eastAsia="맑은 고딕"/>
+          <w:sz w:val="21"/>
+        </w:rPr>
+        <w:t xml:space="preserve">V$LOGSTDBY_PROCESS</w:t>
+      </w:r>
+      <w:r>
+        <w:rPr>
+          <w:rFonts w:ascii="맑은 고딕" w:hAnsi="맑은 고딕" w:eastAsia="맑은 고딕"/>
+          <w:sz w:val="21"/>
+        </w:rPr>
+        <w:t xml:space="preserve">의 </w:t>
+      </w:r>
+      <w:r>
+        <w:rPr>
+          <w:rFonts w:ascii="Consolas" w:hAnsi="Consolas" w:eastAsia="맑은 고딕"/>
+          <w:sz w:val="21"/>
+        </w:rPr>
+        <w:t xml:space="preserve">STATUS</w:t>
+      </w:r>
+      <w:r>
+        <w:rPr>
+          <w:rFonts w:ascii="맑은 고딕" w:hAnsi="맑은 고딕" w:eastAsia="맑은 고딕"/>
+          <w:sz w:val="21"/>
+        </w:rPr>
+        <w:t xml:space="preserve"> 열은 오류 번호 형식으로 상태를 표현한다.</w:t>
       </w:r>
     </w:p>
     <w:p>
@@ -4504,9 +6332,10 @@
             <w:r>
               <w:rPr>
                 <w:rFonts w:ascii="맑은 고딕" w:hAnsi="맑은 고딕" w:eastAsia="맑은 고딕"/>
-                <w:sz w:val="19"/>
-              </w:rPr>
-              <w:t>**READER**</w:t>
+                <w:b/>
+                <w:sz w:val="19"/>
+              </w:rPr>
+              <w:t xml:space="preserve">READER</w:t>
             </w:r>
           </w:p>
         </w:tc>
@@ -4534,9 +6363,10 @@
             <w:r>
               <w:rPr>
                 <w:rFonts w:ascii="맑은 고딕" w:hAnsi="맑은 고딕" w:eastAsia="맑은 고딕"/>
-                <w:sz w:val="19"/>
-              </w:rPr>
-              <w:t>**PREPARER**</w:t>
+                <w:b/>
+                <w:sz w:val="19"/>
+              </w:rPr>
+              <w:t xml:space="preserve">PREPARER</w:t>
             </w:r>
           </w:p>
         </w:tc>
@@ -4564,9 +6394,10 @@
             <w:r>
               <w:rPr>
                 <w:rFonts w:ascii="맑은 고딕" w:hAnsi="맑은 고딕" w:eastAsia="맑은 고딕"/>
-                <w:sz w:val="19"/>
-              </w:rPr>
-              <w:t>**BUILDER**</w:t>
+                <w:b/>
+                <w:sz w:val="19"/>
+              </w:rPr>
+              <w:t xml:space="preserve">BUILDER</w:t>
             </w:r>
           </w:p>
         </w:tc>
@@ -4594,9 +6425,10 @@
             <w:r>
               <w:rPr>
                 <w:rFonts w:ascii="맑은 고딕" w:hAnsi="맑은 고딕" w:eastAsia="맑은 고딕"/>
-                <w:sz w:val="19"/>
-              </w:rPr>
-              <w:t>**ANALYZER**</w:t>
+                <w:b/>
+                <w:sz w:val="19"/>
+              </w:rPr>
+              <w:t xml:space="preserve">ANALYZER</w:t>
             </w:r>
           </w:p>
         </w:tc>
@@ -4624,9 +6456,10 @@
             <w:r>
               <w:rPr>
                 <w:rFonts w:ascii="맑은 고딕" w:hAnsi="맑은 고딕" w:eastAsia="맑은 고딕"/>
-                <w:sz w:val="19"/>
-              </w:rPr>
-              <w:t>**COORDINATOR**</w:t>
+                <w:b/>
+                <w:sz w:val="19"/>
+              </w:rPr>
+              <w:t xml:space="preserve">COORDINATOR</w:t>
             </w:r>
           </w:p>
         </w:tc>
@@ -4654,9 +6487,10 @@
             <w:r>
               <w:rPr>
                 <w:rFonts w:ascii="맑은 고딕" w:hAnsi="맑은 고딕" w:eastAsia="맑은 고딕"/>
-                <w:sz w:val="19"/>
-              </w:rPr>
-              <w:t>**APPLIER**</w:t>
+                <w:b/>
+                <w:sz w:val="19"/>
+              </w:rPr>
+              <w:t xml:space="preserve">APPLIER</w:t>
             </w:r>
           </w:p>
         </w:tc>
@@ -4683,7 +6517,50 @@
           <w:rFonts w:ascii="맑은 고딕" w:hAnsi="맑은 고딕" w:eastAsia="맑은 고딕"/>
           <w:sz w:val="21"/>
         </w:rPr>
-        <w:t>MRP0 하나가 병렬 슬레이브를 거느리던 Redo Apply와 구조가 다르다. **각 단계가 전용 프로세스로 나뉘어 있다.** 이 구조가 SQL Apply를 유연하게 만들고 동시에 무겁게 만든다. `ORA-16116`은 할 일이 없다는 뜻이고 `ORA-16242`는 READER가 로그를 처리 중이라는 뜻이다. 둘 다 정상이다.</w:t>
+        <w:t xml:space="preserve">MRP0 하나가 병렬 슬레이브를 거느리던 Redo Apply와 구조가 다르다. </w:t>
+      </w:r>
+      <w:r>
+        <w:rPr>
+          <w:rFonts w:ascii="맑은 고딕" w:hAnsi="맑은 고딕" w:eastAsia="맑은 고딕"/>
+          <w:b/>
+          <w:sz w:val="21"/>
+        </w:rPr>
+        <w:t xml:space="preserve">각 단계가 전용 프로세스로 나뉘어 있다.</w:t>
+      </w:r>
+      <w:r>
+        <w:rPr>
+          <w:rFonts w:ascii="맑은 고딕" w:hAnsi="맑은 고딕" w:eastAsia="맑은 고딕"/>
+          <w:sz w:val="21"/>
+        </w:rPr>
+        <w:t xml:space="preserve"> 이 구조가 SQL Apply를 유연하게 만들고 동시에 무겁게 만든다. </w:t>
+      </w:r>
+      <w:r>
+        <w:rPr>
+          <w:rFonts w:ascii="Consolas" w:hAnsi="Consolas" w:eastAsia="맑은 고딕"/>
+          <w:sz w:val="21"/>
+        </w:rPr>
+        <w:t xml:space="preserve">ORA-16116</w:t>
+      </w:r>
+      <w:r>
+        <w:rPr>
+          <w:rFonts w:ascii="맑은 고딕" w:hAnsi="맑은 고딕" w:eastAsia="맑은 고딕"/>
+          <w:sz w:val="21"/>
+        </w:rPr>
+        <w:t xml:space="preserve">은 할 일이 없다는 뜻이고 </w:t>
+      </w:r>
+      <w:r>
+        <w:rPr>
+          <w:rFonts w:ascii="Consolas" w:hAnsi="Consolas" w:eastAsia="맑은 고딕"/>
+          <w:sz w:val="21"/>
+        </w:rPr>
+        <w:t xml:space="preserve">ORA-16242</w:t>
+      </w:r>
+      <w:r>
+        <w:rPr>
+          <w:rFonts w:ascii="맑은 고딕" w:hAnsi="맑은 고딕" w:eastAsia="맑은 고딕"/>
+          <w:sz w:val="21"/>
+        </w:rPr>
+        <w:t xml:space="preserve">는 READER가 로그를 처리 중이라는 뜻이다. 둘 다 정상이다.</w:t>
       </w:r>
     </w:p>
     <w:tbl>
@@ -4773,10 +6650,96 @@
     <w:p>
       <w:r>
         <w:rPr>
-          <w:rFonts w:ascii="맑은 고딕" w:hAnsi="맑은 고딕" w:eastAsia="맑은 고딕"/>
-          <w:sz w:val="21"/>
-        </w:rPr>
-        <w:t>`REALTIME_APPLY`가 `Y`이고 `STATE`가 `IDLE`이다. **`IDLE`은 "적용할 것이 없다"는 뜻이지 "멈췄다"가 아니다.** 멈춘 상태는 `SQL APPLY NOT ON`으로 표시된다.</w:t>
+          <w:rFonts w:ascii="Consolas" w:hAnsi="Consolas" w:eastAsia="맑은 고딕"/>
+          <w:sz w:val="21"/>
+        </w:rPr>
+        <w:t xml:space="preserve">REALTIME_APPLY</w:t>
+      </w:r>
+      <w:r>
+        <w:rPr>
+          <w:rFonts w:ascii="맑은 고딕" w:hAnsi="맑은 고딕" w:eastAsia="맑은 고딕"/>
+          <w:sz w:val="21"/>
+        </w:rPr>
+        <w:t xml:space="preserve">가 </w:t>
+      </w:r>
+      <w:r>
+        <w:rPr>
+          <w:rFonts w:ascii="Consolas" w:hAnsi="Consolas" w:eastAsia="맑은 고딕"/>
+          <w:sz w:val="21"/>
+        </w:rPr>
+        <w:t xml:space="preserve">Y</w:t>
+      </w:r>
+      <w:r>
+        <w:rPr>
+          <w:rFonts w:ascii="맑은 고딕" w:hAnsi="맑은 고딕" w:eastAsia="맑은 고딕"/>
+          <w:sz w:val="21"/>
+        </w:rPr>
+        <w:t xml:space="preserve">이고 </w:t>
+      </w:r>
+      <w:r>
+        <w:rPr>
+          <w:rFonts w:ascii="Consolas" w:hAnsi="Consolas" w:eastAsia="맑은 고딕"/>
+          <w:sz w:val="21"/>
+        </w:rPr>
+        <w:t xml:space="preserve">STATE</w:t>
+      </w:r>
+      <w:r>
+        <w:rPr>
+          <w:rFonts w:ascii="맑은 고딕" w:hAnsi="맑은 고딕" w:eastAsia="맑은 고딕"/>
+          <w:sz w:val="21"/>
+        </w:rPr>
+        <w:t xml:space="preserve">가 </w:t>
+      </w:r>
+      <w:r>
+        <w:rPr>
+          <w:rFonts w:ascii="Consolas" w:hAnsi="Consolas" w:eastAsia="맑은 고딕"/>
+          <w:sz w:val="21"/>
+        </w:rPr>
+        <w:t xml:space="preserve">IDLE</w:t>
+      </w:r>
+      <w:r>
+        <w:rPr>
+          <w:rFonts w:ascii="맑은 고딕" w:hAnsi="맑은 고딕" w:eastAsia="맑은 고딕"/>
+          <w:sz w:val="21"/>
+        </w:rPr>
+        <w:t xml:space="preserve">이다. </w:t>
+      </w:r>
+      <w:r>
+        <w:rPr>
+          <w:rFonts w:ascii="Consolas" w:hAnsi="Consolas" w:eastAsia="맑은 고딕"/>
+          <w:b/>
+          <w:sz w:val="21"/>
+        </w:rPr>
+        <w:t xml:space="preserve">IDLE</w:t>
+      </w:r>
+      <w:r>
+        <w:rPr>
+          <w:rFonts w:ascii="맑은 고딕" w:hAnsi="맑은 고딕" w:eastAsia="맑은 고딕"/>
+          <w:b/>
+          <w:sz w:val="21"/>
+        </w:rPr>
+        <w:t xml:space="preserve">은 "적용할 것이 없다"는 뜻이지 "멈췄다"가 아니다.</w:t>
+      </w:r>
+      <w:r>
+        <w:rPr>
+          <w:rFonts w:ascii="맑은 고딕" w:hAnsi="맑은 고딕" w:eastAsia="맑은 고딕"/>
+          <w:sz w:val="21"/>
+        </w:rPr>
+        <w:t xml:space="preserve"> 멈춘 상태는 </w:t>
+      </w:r>
+      <w:r>
+        <w:rPr>
+          <w:rFonts w:ascii="Consolas" w:hAnsi="Consolas" w:eastAsia="맑은 고딕"/>
+          <w:sz w:val="21"/>
+        </w:rPr>
+        <w:t xml:space="preserve">SQL APPLY NOT ON</w:t>
+      </w:r>
+      <w:r>
+        <w:rPr>
+          <w:rFonts w:ascii="맑은 고딕" w:hAnsi="맑은 고딕" w:eastAsia="맑은 고딕"/>
+          <w:sz w:val="21"/>
+        </w:rPr>
+        <w:t xml:space="preserve">으로 표시된다.</w:t>
       </w:r>
     </w:p>
     <w:p>
@@ -4887,10 +6850,60 @@
     <w:p>
       <w:r>
         <w:rPr>
-          <w:rFonts w:ascii="맑은 고딕" w:hAnsi="맑은 고딕" w:eastAsia="맑은 고딕"/>
-          <w:sz w:val="21"/>
-        </w:rPr>
-        <w:t>`NEWEST_SCN`은 받은 리두의 끝이고 `APPLIED_SCN`은 적용을 마친 지점이다. 두 값의 차이가 밀린 양이다. 이 뷰에 없는 `RESTART_SCN`을 찾으면 **ORA-00904**가 난다. 8장·10장에서 만난 것과 같은 종류의 혼동이다.</w:t>
+          <w:rFonts w:ascii="Consolas" w:hAnsi="Consolas" w:eastAsia="맑은 고딕"/>
+          <w:sz w:val="21"/>
+        </w:rPr>
+        <w:t xml:space="preserve">NEWEST_SCN</w:t>
+      </w:r>
+      <w:r>
+        <w:rPr>
+          <w:rFonts w:ascii="맑은 고딕" w:hAnsi="맑은 고딕" w:eastAsia="맑은 고딕"/>
+          <w:sz w:val="21"/>
+        </w:rPr>
+        <w:t xml:space="preserve">은 받은 리두의 끝이고 </w:t>
+      </w:r>
+      <w:r>
+        <w:rPr>
+          <w:rFonts w:ascii="Consolas" w:hAnsi="Consolas" w:eastAsia="맑은 고딕"/>
+          <w:sz w:val="21"/>
+        </w:rPr>
+        <w:t xml:space="preserve">APPLIED_SCN</w:t>
+      </w:r>
+      <w:r>
+        <w:rPr>
+          <w:rFonts w:ascii="맑은 고딕" w:hAnsi="맑은 고딕" w:eastAsia="맑은 고딕"/>
+          <w:sz w:val="21"/>
+        </w:rPr>
+        <w:t xml:space="preserve">은 적용을 마친 지점이다. 두 값의 차이가 밀린 양이다. 이 뷰에 없는 </w:t>
+      </w:r>
+      <w:r>
+        <w:rPr>
+          <w:rFonts w:ascii="Consolas" w:hAnsi="Consolas" w:eastAsia="맑은 고딕"/>
+          <w:sz w:val="21"/>
+        </w:rPr>
+        <w:t xml:space="preserve">RESTART_SCN</w:t>
+      </w:r>
+      <w:r>
+        <w:rPr>
+          <w:rFonts w:ascii="맑은 고딕" w:hAnsi="맑은 고딕" w:eastAsia="맑은 고딕"/>
+          <w:sz w:val="21"/>
+        </w:rPr>
+        <w:t xml:space="preserve">을 찾으면 </w:t>
+      </w:r>
+      <w:r>
+        <w:rPr>
+          <w:rFonts w:ascii="맑은 고딕" w:hAnsi="맑은 고딕" w:eastAsia="맑은 고딕"/>
+          <w:b/>
+          <w:sz w:val="21"/>
+        </w:rPr>
+        <w:t xml:space="preserve">ORA-00904</w:t>
+      </w:r>
+      <w:r>
+        <w:rPr>
+          <w:rFonts w:ascii="맑은 고딕" w:hAnsi="맑은 고딕" w:eastAsia="맑은 고딕"/>
+          <w:sz w:val="21"/>
+        </w:rPr>
+        <w:t xml:space="preserve">가 난다. 8장·10장에서 만난 것과 같은 종류의 혼동이다.</w:t>
       </w:r>
     </w:p>
     <w:tbl>
@@ -5045,10 +7058,31 @@
     <w:p>
       <w:r>
         <w:rPr>
-          <w:rFonts w:ascii="맑은 고딕" w:hAnsi="맑은 고딕" w:eastAsia="맑은 고딕"/>
-          <w:sz w:val="21"/>
-        </w:rPr>
-        <w:t>`preserve commit order = TRUE`와 `transaction consistency = FULL`이 정확성을 보장한다. Primary에서 커밋된 순서를 그대로 지키므로 병렬로 적용하면서도 결과가 어긋나지 않는다.</w:t>
+          <w:rFonts w:ascii="Consolas" w:hAnsi="Consolas" w:eastAsia="맑은 고딕"/>
+          <w:sz w:val="21"/>
+        </w:rPr>
+        <w:t xml:space="preserve">preserve commit order = TRUE</w:t>
+      </w:r>
+      <w:r>
+        <w:rPr>
+          <w:rFonts w:ascii="맑은 고딕" w:hAnsi="맑은 고딕" w:eastAsia="맑은 고딕"/>
+          <w:sz w:val="21"/>
+        </w:rPr>
+        <w:t xml:space="preserve">와 </w:t>
+      </w:r>
+      <w:r>
+        <w:rPr>
+          <w:rFonts w:ascii="Consolas" w:hAnsi="Consolas" w:eastAsia="맑은 고딕"/>
+          <w:sz w:val="21"/>
+        </w:rPr>
+        <w:t xml:space="preserve">transaction consistency = FULL</w:t>
+      </w:r>
+      <w:r>
+        <w:rPr>
+          <w:rFonts w:ascii="맑은 고딕" w:hAnsi="맑은 고딕" w:eastAsia="맑은 고딕"/>
+          <w:sz w:val="21"/>
+        </w:rPr>
+        <w:t xml:space="preserve">이 정확성을 보장한다. Primary에서 커밋된 순서를 그대로 지키므로 병렬로 적용하면서도 결과가 어긋나지 않는다.</w:t>
       </w:r>
     </w:p>
     <w:p>
@@ -5065,7 +7099,22 @@
           <w:rFonts w:ascii="맑은 고딕" w:hAnsi="맑은 고딕" w:eastAsia="맑은 고딕"/>
           <w:sz w:val="21"/>
         </w:rPr>
-        <w:t>실제로 확인한다. **일반 스키마**를 써야 한다는 점이 중요하다.</w:t>
+        <w:t xml:space="preserve">실제로 확인한다. </w:t>
+      </w:r>
+      <w:r>
+        <w:rPr>
+          <w:rFonts w:ascii="맑은 고딕" w:hAnsi="맑은 고딕" w:eastAsia="맑은 고딕"/>
+          <w:b/>
+          <w:sz w:val="21"/>
+        </w:rPr>
+        <w:t xml:space="preserve">일반 스키마</w:t>
+      </w:r>
+      <w:r>
+        <w:rPr>
+          <w:rFonts w:ascii="맑은 고딕" w:hAnsi="맑은 고딕" w:eastAsia="맑은 고딕"/>
+          <w:sz w:val="21"/>
+        </w:rPr>
+        <w:t xml:space="preserve">를 써야 한다는 점이 중요하다.</w:t>
       </w:r>
     </w:p>
     <w:tbl>
@@ -5247,9 +7296,31 @@
       <w:r>
         <w:rPr>
           <w:rFonts w:ascii="맑은 고딕" w:hAnsi="맑은 고딕" w:eastAsia="맑은 고딕"/>
-          <w:sz w:val="21"/>
-        </w:rPr>
-        <w:t>**사용자 생성, 권한 부여, 테이블 생성, 데이터 삽입이 모두 복제됐다.** DDL과 DML이 함께 넘어온다. 이제 `SYSTEM` 스키마로 같은 일을 해 본다.</w:t>
+          <w:b/>
+          <w:sz w:val="21"/>
+        </w:rPr>
+        <w:t xml:space="preserve">사용자 생성, 권한 부여, 테이블 생성, 데이터 삽입이 모두 복제됐다.</w:t>
+      </w:r>
+      <w:r>
+        <w:rPr>
+          <w:rFonts w:ascii="맑은 고딕" w:hAnsi="맑은 고딕" w:eastAsia="맑은 고딕"/>
+          <w:sz w:val="21"/>
+        </w:rPr>
+        <w:t xml:space="preserve"> DDL과 DML이 함께 넘어온다. 이제 </w:t>
+      </w:r>
+      <w:r>
+        <w:rPr>
+          <w:rFonts w:ascii="Consolas" w:hAnsi="Consolas" w:eastAsia="맑은 고딕"/>
+          <w:sz w:val="21"/>
+        </w:rPr>
+        <w:t xml:space="preserve">SYSTEM</w:t>
+      </w:r>
+      <w:r>
+        <w:rPr>
+          <w:rFonts w:ascii="맑은 고딕" w:hAnsi="맑은 고딕" w:eastAsia="맑은 고딕"/>
+          <w:sz w:val="21"/>
+        </w:rPr>
+        <w:t xml:space="preserve"> 스키마로 같은 일을 해 본다.</w:t>
       </w:r>
     </w:p>
     <w:tbl>
@@ -5418,9 +7489,76 @@
       <w:r>
         <w:rPr>
           <w:rFonts w:ascii="맑은 고딕" w:hAnsi="맑은 고딕" w:eastAsia="맑은 고딕"/>
-          <w:sz w:val="21"/>
-        </w:rPr>
-        <w:t>**복제되지 않았다.** 12.3.4의 `INTERNAL SCHEMA` 스킵 규칙이 작동한 것이다. 이것이 Logical Standby 환경에서 가장 먼저 부딪히는 실무 문제다. 지금까지의 실습에서 `system.ss_base` 같은 테이블을 편의상 자주 썼는데 여기서는 그 습관이 통하지 않는다. **업무 객체를 `SYSTEM`에 두지 않는다**는 원칙이 실질적인 의미를 갖는다.</w:t>
+          <w:b/>
+          <w:sz w:val="21"/>
+        </w:rPr>
+        <w:t xml:space="preserve">복제되지 않았다.</w:t>
+      </w:r>
+      <w:r>
+        <w:rPr>
+          <w:rFonts w:ascii="맑은 고딕" w:hAnsi="맑은 고딕" w:eastAsia="맑은 고딕"/>
+          <w:sz w:val="21"/>
+        </w:rPr>
+        <w:t xml:space="preserve"> 12.3.4의 </w:t>
+      </w:r>
+      <w:r>
+        <w:rPr>
+          <w:rFonts w:ascii="Consolas" w:hAnsi="Consolas" w:eastAsia="맑은 고딕"/>
+          <w:sz w:val="21"/>
+        </w:rPr>
+        <w:t xml:space="preserve">INTERNAL SCHEMA</w:t>
+      </w:r>
+      <w:r>
+        <w:rPr>
+          <w:rFonts w:ascii="맑은 고딕" w:hAnsi="맑은 고딕" w:eastAsia="맑은 고딕"/>
+          <w:sz w:val="21"/>
+        </w:rPr>
+        <w:t xml:space="preserve"> 스킵 규칙이 작동한 것이다. 이것이 Logical Standby 환경에서 가장 먼저 부딪히는 실무 문제다. 지금까지의 실습에서 </w:t>
+      </w:r>
+      <w:r>
+        <w:rPr>
+          <w:rFonts w:ascii="Consolas" w:hAnsi="Consolas" w:eastAsia="맑은 고딕"/>
+          <w:sz w:val="21"/>
+        </w:rPr>
+        <w:t xml:space="preserve">system.ss_base</w:t>
+      </w:r>
+      <w:r>
+        <w:rPr>
+          <w:rFonts w:ascii="맑은 고딕" w:hAnsi="맑은 고딕" w:eastAsia="맑은 고딕"/>
+          <w:sz w:val="21"/>
+        </w:rPr>
+        <w:t xml:space="preserve"> 같은 테이블을 편의상 자주 썼는데 여기서는 그 습관이 통하지 않는다. </w:t>
+      </w:r>
+      <w:r>
+        <w:rPr>
+          <w:rFonts w:ascii="맑은 고딕" w:hAnsi="맑은 고딕" w:eastAsia="맑은 고딕"/>
+          <w:b/>
+          <w:sz w:val="21"/>
+        </w:rPr>
+        <w:t xml:space="preserve">업무 객체를 </w:t>
+      </w:r>
+      <w:r>
+        <w:rPr>
+          <w:rFonts w:ascii="Consolas" w:hAnsi="Consolas" w:eastAsia="맑은 고딕"/>
+          <w:b/>
+          <w:sz w:val="21"/>
+        </w:rPr>
+        <w:t xml:space="preserve">SYSTEM</w:t>
+      </w:r>
+      <w:r>
+        <w:rPr>
+          <w:rFonts w:ascii="맑은 고딕" w:hAnsi="맑은 고딕" w:eastAsia="맑은 고딕"/>
+          <w:b/>
+          <w:sz w:val="21"/>
+        </w:rPr>
+        <w:t xml:space="preserve">에 두지 않는다</w:t>
+      </w:r>
+      <w:r>
+        <w:rPr>
+          <w:rFonts w:ascii="맑은 고딕" w:hAnsi="맑은 고딕" w:eastAsia="맑은 고딕"/>
+          <w:sz w:val="21"/>
+        </w:rPr>
+        <w:t xml:space="preserve">는 원칙이 실질적인 의미를 갖는다.</w:t>
       </w:r>
     </w:p>
     <w:p>
@@ -5452,9 +7590,17 @@
       <w:r>
         <w:rPr>
           <w:rFonts w:ascii="맑은 고딕" w:hAnsi="맑은 고딕" w:eastAsia="맑은 고딕"/>
-          <w:sz w:val="21"/>
-        </w:rPr>
-        <w:t>**데이터베이스 가드(Database Guard)**가 그것을 막는다. 전환과 함께 자동으로 켜진다.</w:t>
+          <w:b/>
+          <w:sz w:val="21"/>
+        </w:rPr>
+        <w:t xml:space="preserve">데이터베이스 가드(Database Guard)</w:t>
+      </w:r>
+      <w:r>
+        <w:rPr>
+          <w:rFonts w:ascii="맑은 고딕" w:hAnsi="맑은 고딕" w:eastAsia="맑은 고딕"/>
+          <w:sz w:val="21"/>
+        </w:rPr>
+        <w:t xml:space="preserve">가 그것을 막는다. 전환과 함께 자동으로 켜진다.</w:t>
       </w:r>
     </w:p>
     <w:tbl>
@@ -5548,9 +7694,31 @@
       <w:r>
         <w:rPr>
           <w:rFonts w:ascii="맑은 고딕" w:hAnsi="맑은 고딕" w:eastAsia="맑은 고딕"/>
-          <w:sz w:val="21"/>
-        </w:rPr>
-        <w:t>**LGU** — Primary에서 복제된 테이블 `lgu.t1`의 소유자</w:t>
+          <w:b/>
+          <w:sz w:val="21"/>
+        </w:rPr>
+        <w:t xml:space="preserve">LGU</w:t>
+      </w:r>
+      <w:r>
+        <w:rPr>
+          <w:rFonts w:ascii="맑은 고딕" w:hAnsi="맑은 고딕" w:eastAsia="맑은 고딕"/>
+          <w:sz w:val="21"/>
+        </w:rPr>
+        <w:t xml:space="preserve"> — Primary에서 복제된 테이블 </w:t>
+      </w:r>
+      <w:r>
+        <w:rPr>
+          <w:rFonts w:ascii="Consolas" w:hAnsi="Consolas" w:eastAsia="맑은 고딕"/>
+          <w:sz w:val="21"/>
+        </w:rPr>
+        <w:t xml:space="preserve">lgu.t1</w:t>
+      </w:r>
+      <w:r>
+        <w:rPr>
+          <w:rFonts w:ascii="맑은 고딕" w:hAnsi="맑은 고딕" w:eastAsia="맑은 고딕"/>
+          <w:sz w:val="21"/>
+        </w:rPr>
+        <w:t xml:space="preserve">의 소유자</w:t>
       </w:r>
     </w:p>
     <w:p>
@@ -5560,9 +7728,31 @@
       <w:r>
         <w:rPr>
           <w:rFonts w:ascii="맑은 고딕" w:hAnsi="맑은 고딕" w:eastAsia="맑은 고딕"/>
-          <w:sz w:val="21"/>
-        </w:rPr>
-        <w:t>**RPT** — Logical Standby에서만 만든 테이블 `rpt.own`의 소유자</w:t>
+          <w:b/>
+          <w:sz w:val="21"/>
+        </w:rPr>
+        <w:t xml:space="preserve">RPT</w:t>
+      </w:r>
+      <w:r>
+        <w:rPr>
+          <w:rFonts w:ascii="맑은 고딕" w:hAnsi="맑은 고딕" w:eastAsia="맑은 고딕"/>
+          <w:sz w:val="21"/>
+        </w:rPr>
+        <w:t xml:space="preserve"> — Logical Standby에서만 만든 테이블 </w:t>
+      </w:r>
+      <w:r>
+        <w:rPr>
+          <w:rFonts w:ascii="Consolas" w:hAnsi="Consolas" w:eastAsia="맑은 고딕"/>
+          <w:sz w:val="21"/>
+        </w:rPr>
+        <w:t xml:space="preserve">rpt.own</w:t>
+      </w:r>
+      <w:r>
+        <w:rPr>
+          <w:rFonts w:ascii="맑은 고딕" w:hAnsi="맑은 고딕" w:eastAsia="맑은 고딕"/>
+          <w:sz w:val="21"/>
+        </w:rPr>
+        <w:t xml:space="preserve">의 소유자</w:t>
       </w:r>
     </w:p>
     <w:p>
@@ -5572,9 +7762,17 @@
       <w:r>
         <w:rPr>
           <w:rFonts w:ascii="맑은 고딕" w:hAnsi="맑은 고딕" w:eastAsia="맑은 고딕"/>
-          <w:sz w:val="21"/>
-        </w:rPr>
-        <w:t>**SYS** — 관리자</w:t>
+          <w:b/>
+          <w:sz w:val="21"/>
+        </w:rPr>
+        <w:t xml:space="preserve">SYS</w:t>
+      </w:r>
+      <w:r>
+        <w:rPr>
+          <w:rFonts w:ascii="맑은 고딕" w:hAnsi="맑은 고딕" w:eastAsia="맑은 고딕"/>
+          <w:sz w:val="21"/>
+        </w:rPr>
+        <w:t xml:space="preserve"> — 관리자</w:t>
       </w:r>
     </w:p>
     <w:tbl>
@@ -5663,10 +7861,10 @@
           <w:p>
             <w:r>
               <w:rPr>
-                <w:rFonts w:ascii="맑은 고딕" w:hAnsi="맑은 고딕" w:eastAsia="맑은 고딕"/>
-                <w:sz w:val="19"/>
-              </w:rPr>
-              <w:t>`NONE`</w:t>
+                <w:rFonts w:ascii="Consolas" w:hAnsi="Consolas" w:eastAsia="맑은 고딕"/>
+                <w:sz w:val="19"/>
+              </w:rPr>
+              <w:t xml:space="preserve">NONE</w:t>
             </w:r>
           </w:p>
         </w:tc>
@@ -5721,10 +7919,10 @@
           <w:p>
             <w:r>
               <w:rPr>
-                <w:rFonts w:ascii="맑은 고딕" w:hAnsi="맑은 고딕" w:eastAsia="맑은 고딕"/>
-                <w:sz w:val="19"/>
-              </w:rPr>
-              <w:t>`STANDBY`</w:t>
+                <w:rFonts w:ascii="Consolas" w:hAnsi="Consolas" w:eastAsia="맑은 고딕"/>
+                <w:sz w:val="19"/>
+              </w:rPr>
+              <w:t xml:space="preserve">STANDBY</w:t>
             </w:r>
           </w:p>
         </w:tc>
@@ -5736,9 +7934,10 @@
             <w:r>
               <w:rPr>
                 <w:rFonts w:ascii="맑은 고딕" w:hAnsi="맑은 고딕" w:eastAsia="맑은 고딕"/>
-                <w:sz w:val="19"/>
-              </w:rPr>
-              <w:t>**ORA-16224**</w:t>
+                <w:b/>
+                <w:sz w:val="19"/>
+              </w:rPr>
+              <w:t xml:space="preserve">ORA-16224</w:t>
             </w:r>
           </w:p>
         </w:tc>
@@ -5750,9 +7949,10 @@
             <w:r>
               <w:rPr>
                 <w:rFonts w:ascii="맑은 고딕" w:hAnsi="맑은 고딕" w:eastAsia="맑은 고딕"/>
-                <w:sz w:val="19"/>
-              </w:rPr>
-              <w:t>**ORA-16224**</w:t>
+                <w:b/>
+                <w:sz w:val="19"/>
+              </w:rPr>
+              <w:t xml:space="preserve">ORA-16224</w:t>
             </w:r>
           </w:p>
         </w:tc>
@@ -5764,9 +7964,10 @@
             <w:r>
               <w:rPr>
                 <w:rFonts w:ascii="맑은 고딕" w:hAnsi="맑은 고딕" w:eastAsia="맑은 고딕"/>
-                <w:sz w:val="19"/>
-              </w:rPr>
-              <w:t>**허용**</w:t>
+                <w:b/>
+                <w:sz w:val="19"/>
+              </w:rPr>
+              <w:t xml:space="preserve">허용</w:t>
             </w:r>
           </w:p>
         </w:tc>
@@ -5779,10 +7980,10 @@
           <w:p>
             <w:r>
               <w:rPr>
-                <w:rFonts w:ascii="맑은 고딕" w:hAnsi="맑은 고딕" w:eastAsia="맑은 고딕"/>
-                <w:sz w:val="19"/>
-              </w:rPr>
-              <w:t>`ALL`</w:t>
+                <w:rFonts w:ascii="Consolas" w:hAnsi="Consolas" w:eastAsia="맑은 고딕"/>
+                <w:sz w:val="19"/>
+              </w:rPr>
+              <w:t xml:space="preserve">ALL</w:t>
             </w:r>
           </w:p>
         </w:tc>
@@ -5794,9 +7995,10 @@
             <w:r>
               <w:rPr>
                 <w:rFonts w:ascii="맑은 고딕" w:hAnsi="맑은 고딕" w:eastAsia="맑은 고딕"/>
-                <w:sz w:val="19"/>
-              </w:rPr>
-              <w:t>**ORA-16224**</w:t>
+                <w:b/>
+                <w:sz w:val="19"/>
+              </w:rPr>
+              <w:t xml:space="preserve">ORA-16224</w:t>
             </w:r>
           </w:p>
         </w:tc>
@@ -5808,9 +8010,10 @@
             <w:r>
               <w:rPr>
                 <w:rFonts w:ascii="맑은 고딕" w:hAnsi="맑은 고딕" w:eastAsia="맑은 고딕"/>
-                <w:sz w:val="19"/>
-              </w:rPr>
-              <w:t>**ORA-16224**</w:t>
+                <w:b/>
+                <w:sz w:val="19"/>
+              </w:rPr>
+              <w:t xml:space="preserve">ORA-16224</w:t>
             </w:r>
           </w:p>
         </w:tc>
@@ -5822,9 +8025,10 @@
             <w:r>
               <w:rPr>
                 <w:rFonts w:ascii="맑은 고딕" w:hAnsi="맑은 고딕" w:eastAsia="맑은 고딕"/>
-                <w:sz w:val="19"/>
-              </w:rPr>
-              <w:t>**허용**</w:t>
+                <w:b/>
+                <w:sz w:val="19"/>
+              </w:rPr>
+              <w:t xml:space="preserve">허용</w:t>
             </w:r>
           </w:p>
         </w:tc>
@@ -5967,18 +8171,146 @@
       <w:r>
         <w:rPr>
           <w:rFonts w:ascii="맑은 고딕" w:hAnsi="맑은 고딕" w:eastAsia="맑은 고딕"/>
-          <w:sz w:val="21"/>
-        </w:rPr>
-        <w:t>**① `STANDBY`와 `ALL`이 같게 동작했다.** 문서상 `STANDBY`는 SQL Apply가 관리하는 객체만 보호하고 `ALL`은 전부 보호한다. 그런데 실습에서는 `STANDBY`에서도 `RPT`가 자기 테이블에 쓰지 못했다. 환경과 객체의 성격에 따라 달라질 수 있으므로 **문서의 설명을 그대로 믿기보다 자기 환경에서 확인하는 편이 안전하다.**</w:t>
+          <w:b/>
+          <w:sz w:val="21"/>
+        </w:rPr>
+        <w:t xml:space="preserve">① </w:t>
+      </w:r>
+      <w:r>
+        <w:rPr>
+          <w:rFonts w:ascii="Consolas" w:hAnsi="Consolas" w:eastAsia="맑은 고딕"/>
+          <w:b/>
+          <w:sz w:val="21"/>
+        </w:rPr>
+        <w:t xml:space="preserve">STANDBY</w:t>
+      </w:r>
+      <w:r>
+        <w:rPr>
+          <w:rFonts w:ascii="맑은 고딕" w:hAnsi="맑은 고딕" w:eastAsia="맑은 고딕"/>
+          <w:b/>
+          <w:sz w:val="21"/>
+        </w:rPr>
+        <w:t xml:space="preserve">와 </w:t>
+      </w:r>
+      <w:r>
+        <w:rPr>
+          <w:rFonts w:ascii="Consolas" w:hAnsi="Consolas" w:eastAsia="맑은 고딕"/>
+          <w:b/>
+          <w:sz w:val="21"/>
+        </w:rPr>
+        <w:t xml:space="preserve">ALL</w:t>
+      </w:r>
+      <w:r>
+        <w:rPr>
+          <w:rFonts w:ascii="맑은 고딕" w:hAnsi="맑은 고딕" w:eastAsia="맑은 고딕"/>
+          <w:b/>
+          <w:sz w:val="21"/>
+        </w:rPr>
+        <w:t xml:space="preserve">이 같게 동작했다.</w:t>
+      </w:r>
+      <w:r>
+        <w:rPr>
+          <w:rFonts w:ascii="맑은 고딕" w:hAnsi="맑은 고딕" w:eastAsia="맑은 고딕"/>
+          <w:sz w:val="21"/>
+        </w:rPr>
+        <w:t xml:space="preserve"> 문서상 </w:t>
+      </w:r>
+      <w:r>
+        <w:rPr>
+          <w:rFonts w:ascii="Consolas" w:hAnsi="Consolas" w:eastAsia="맑은 고딕"/>
+          <w:sz w:val="21"/>
+        </w:rPr>
+        <w:t xml:space="preserve">STANDBY</w:t>
+      </w:r>
+      <w:r>
+        <w:rPr>
+          <w:rFonts w:ascii="맑은 고딕" w:hAnsi="맑은 고딕" w:eastAsia="맑은 고딕"/>
+          <w:sz w:val="21"/>
+        </w:rPr>
+        <w:t xml:space="preserve">는 SQL Apply가 관리하는 객체만 보호하고 </w:t>
+      </w:r>
+      <w:r>
+        <w:rPr>
+          <w:rFonts w:ascii="Consolas" w:hAnsi="Consolas" w:eastAsia="맑은 고딕"/>
+          <w:sz w:val="21"/>
+        </w:rPr>
+        <w:t xml:space="preserve">ALL</w:t>
+      </w:r>
+      <w:r>
+        <w:rPr>
+          <w:rFonts w:ascii="맑은 고딕" w:hAnsi="맑은 고딕" w:eastAsia="맑은 고딕"/>
+          <w:sz w:val="21"/>
+        </w:rPr>
+        <w:t xml:space="preserve">은 전부 보호한다. 그런데 실습에서는 </w:t>
+      </w:r>
+      <w:r>
+        <w:rPr>
+          <w:rFonts w:ascii="Consolas" w:hAnsi="Consolas" w:eastAsia="맑은 고딕"/>
+          <w:sz w:val="21"/>
+        </w:rPr>
+        <w:t xml:space="preserve">STANDBY</w:t>
+      </w:r>
+      <w:r>
+        <w:rPr>
+          <w:rFonts w:ascii="맑은 고딕" w:hAnsi="맑은 고딕" w:eastAsia="맑은 고딕"/>
+          <w:sz w:val="21"/>
+        </w:rPr>
+        <w:t xml:space="preserve">에서도 </w:t>
+      </w:r>
+      <w:r>
+        <w:rPr>
+          <w:rFonts w:ascii="Consolas" w:hAnsi="Consolas" w:eastAsia="맑은 고딕"/>
+          <w:sz w:val="21"/>
+        </w:rPr>
+        <w:t xml:space="preserve">RPT</w:t>
+      </w:r>
+      <w:r>
+        <w:rPr>
+          <w:rFonts w:ascii="맑은 고딕" w:hAnsi="맑은 고딕" w:eastAsia="맑은 고딕"/>
+          <w:sz w:val="21"/>
+        </w:rPr>
+        <w:t xml:space="preserve">가 자기 테이블에 쓰지 못했다. 환경과 객체의 성격에 따라 달라질 수 있으므로 </w:t>
+      </w:r>
+      <w:r>
+        <w:rPr>
+          <w:rFonts w:ascii="맑은 고딕" w:hAnsi="맑은 고딕" w:eastAsia="맑은 고딕"/>
+          <w:b/>
+          <w:sz w:val="21"/>
+        </w:rPr>
+        <w:t xml:space="preserve">문서의 설명을 그대로 믿기보다 자기 환경에서 확인하는 편이 안전하다.</w:t>
       </w:r>
     </w:p>
     <w:p>
       <w:r>
         <w:rPr>
           <w:rFonts w:ascii="맑은 고딕" w:hAnsi="맑은 고딕" w:eastAsia="맑은 고딕"/>
-          <w:sz w:val="21"/>
-        </w:rPr>
-        <w:t>**② `SYS`는 세 값 모두에서 통과했다.** 이것이 가장 중요하다.</w:t>
+          <w:b/>
+          <w:sz w:val="21"/>
+        </w:rPr>
+        <w:t xml:space="preserve">② </w:t>
+      </w:r>
+      <w:r>
+        <w:rPr>
+          <w:rFonts w:ascii="Consolas" w:hAnsi="Consolas" w:eastAsia="맑은 고딕"/>
+          <w:b/>
+          <w:sz w:val="21"/>
+        </w:rPr>
+        <w:t xml:space="preserve">SYS</w:t>
+      </w:r>
+      <w:r>
+        <w:rPr>
+          <w:rFonts w:ascii="맑은 고딕" w:hAnsi="맑은 고딕" w:eastAsia="맑은 고딕"/>
+          <w:b/>
+          <w:sz w:val="21"/>
+        </w:rPr>
+        <w:t xml:space="preserve">는 세 값 모두에서 통과했다.</w:t>
+      </w:r>
+      <w:r>
+        <w:rPr>
+          <w:rFonts w:ascii="맑은 고딕" w:hAnsi="맑은 고딕" w:eastAsia="맑은 고딕"/>
+          <w:sz w:val="21"/>
+        </w:rPr>
+        <w:t xml:space="preserve"> 이것이 가장 중요하다.</w:t>
       </w:r>
     </w:p>
     <w:p>
@@ -6190,9 +8522,33 @@
       <w:r>
         <w:rPr>
           <w:rFonts w:ascii="맑은 고딕" w:hAnsi="맑은 고딕" w:eastAsia="맑은 고딕"/>
-          <w:sz w:val="21"/>
-        </w:rPr>
-        <w:t>**가드가 `ALL`인데 SYS는 데이터도 고치고 구조도 바꿨다.** 오류도 경고도 없다.</w:t>
+          <w:b/>
+          <w:sz w:val="21"/>
+        </w:rPr>
+        <w:t xml:space="preserve">가드가 </w:t>
+      </w:r>
+      <w:r>
+        <w:rPr>
+          <w:rFonts w:ascii="Consolas" w:hAnsi="Consolas" w:eastAsia="맑은 고딕"/>
+          <w:b/>
+          <w:sz w:val="21"/>
+        </w:rPr>
+        <w:t xml:space="preserve">ALL</w:t>
+      </w:r>
+      <w:r>
+        <w:rPr>
+          <w:rFonts w:ascii="맑은 고딕" w:hAnsi="맑은 고딕" w:eastAsia="맑은 고딕"/>
+          <w:b/>
+          <w:sz w:val="21"/>
+        </w:rPr>
+        <w:t xml:space="preserve">인데 SYS는 데이터도 고치고 구조도 바꿨다.</w:t>
+      </w:r>
+      <w:r>
+        <w:rPr>
+          <w:rFonts w:ascii="맑은 고딕" w:hAnsi="맑은 고딕" w:eastAsia="맑은 고딕"/>
+          <w:sz w:val="21"/>
+        </w:rPr>
+        <w:t xml:space="preserve"> 오류도 경고도 없다.</w:t>
       </w:r>
     </w:p>
     <w:p>
@@ -6344,9 +8700,17 @@
       <w:r>
         <w:rPr>
           <w:rFonts w:ascii="맑은 고딕" w:hAnsi="맑은 고딕" w:eastAsia="맑은 고딕"/>
-          <w:sz w:val="21"/>
-        </w:rPr>
-        <w:t>**ORA-26676**이 핵심이다. Primary에서 온 변경 레코드(LCR)는 컬럼이 2개인데 Standby의 테이블은 3개다. SQL Apply가 어느 컬럼에 무엇을 넣어야 할지 알 수 없어 멈췄다.</w:t>
+          <w:b/>
+          <w:sz w:val="21"/>
+        </w:rPr>
+        <w:t xml:space="preserve">ORA-26676</w:t>
+      </w:r>
+      <w:r>
+        <w:rPr>
+          <w:rFonts w:ascii="맑은 고딕" w:hAnsi="맑은 고딕" w:eastAsia="맑은 고딕"/>
+          <w:sz w:val="21"/>
+        </w:rPr>
+        <w:t xml:space="preserve">이 핵심이다. Primary에서 온 변경 레코드(LCR)는 컬럼이 2개인데 Standby의 테이블은 3개다. SQL Apply가 어느 컬럼에 무엇을 넣어야 할지 알 수 없어 멈췄다.</w:t>
       </w:r>
     </w:p>
     <w:tbl>
@@ -6437,9 +8801,31 @@
       <w:r>
         <w:rPr>
           <w:rFonts w:ascii="맑은 고딕" w:hAnsi="맑은 고딕" w:eastAsia="맑은 고딕"/>
-          <w:sz w:val="21"/>
-        </w:rPr>
-        <w:t>**복제가 죽었다.** `ORA-16222`는 자동 재시도를 뜻하는데, 원인이 사라지지 않으므로 재시도해도 같은 오류가 반복되다 결국 멈춘다.</w:t>
+          <w:b/>
+          <w:sz w:val="21"/>
+        </w:rPr>
+        <w:t xml:space="preserve">복제가 죽었다.</w:t>
+      </w:r>
+      <w:r>
+        <w:rPr>
+          <w:rFonts w:ascii="맑은 고딕" w:hAnsi="맑은 고딕" w:eastAsia="맑은 고딕"/>
+          <w:sz w:val="21"/>
+        </w:rPr>
+        <w:t xml:space="preserve"> </w:t>
+      </w:r>
+      <w:r>
+        <w:rPr>
+          <w:rFonts w:ascii="Consolas" w:hAnsi="Consolas" w:eastAsia="맑은 고딕"/>
+          <w:sz w:val="21"/>
+        </w:rPr>
+        <w:t xml:space="preserve">ORA-16222</w:t>
+      </w:r>
+      <w:r>
+        <w:rPr>
+          <w:rFonts w:ascii="맑은 고딕" w:hAnsi="맑은 고딕" w:eastAsia="맑은 고딕"/>
+          <w:sz w:val="21"/>
+        </w:rPr>
+        <w:t xml:space="preserve">는 자동 재시도를 뜻하는데, 원인이 사라지지 않으므로 재시도해도 같은 오류가 반복되다 결국 멈춘다.</w:t>
       </w:r>
     </w:p>
     <w:tbl>
@@ -6488,19 +8874,30 @@
                 <w:rFonts w:ascii="맑은 고딕" w:hAnsi="맑은 고딕" w:eastAsia="맑은 고딕"/>
                 <w:sz w:val="20"/>
               </w:rPr>
-              <w:t>Logical Standby에는 **관리자가 손을 대야 하는 상황**이 있다. 어긋난 테이블을 다시 적재하고, 스킵 규칙을 넣고, 실패한 트랜잭션을 건너뛴다. 가드가 SYS까지 막으면 그 작업을 할 수 없다. 그래서 **SYS에게는 가드를 적용하지 않는다.**</w:t>
-            </w:r>
-          </w:p>
-          <w:p>
-            <w:pPr>
-              <w:spacing w:after="20"/>
-            </w:pPr>
+              <w:t xml:space="preserve">Logical Standby에는 </w:t>
+            </w:r>
+            <w:r>
+              <w:rPr>
+                <w:rFonts w:ascii="맑은 고딕" w:hAnsi="맑은 고딕" w:eastAsia="맑은 고딕"/>
+                <w:b/>
+                <w:sz w:val="20"/>
+              </w:rPr>
+              <w:t xml:space="preserve">관리자가 손을 대야 하는 상황</w:t>
+            </w:r>
             <w:r>
               <w:rPr>
                 <w:rFonts w:ascii="맑은 고딕" w:hAnsi="맑은 고딕" w:eastAsia="맑은 고딕"/>
                 <w:sz w:val="20"/>
               </w:rPr>
-              <w:t>문제는 그 권한이 조용하다는 것이다. 실행한 순간에는 아무 일도 없어 보이고, 문제는 **다음 리두가 도착할 때** 드러난다. 시간 간격이 있으므로 원인과 결과를 연결하기 어렵다.</w:t>
+              <w:t xml:space="preserve">이 있다. 어긋난 테이블을 다시 적재하고, 스킵 규칙을 넣고, 실패한 트랜잭션을 건너뛴다. 가드가 SYS까지 막으면 그 작업을 할 수 없다. 그래서 </w:t>
+            </w:r>
+            <w:r>
+              <w:rPr>
+                <w:rFonts w:ascii="맑은 고딕" w:hAnsi="맑은 고딕" w:eastAsia="맑은 고딕"/>
+                <w:b/>
+                <w:sz w:val="20"/>
+              </w:rPr>
+              <w:t xml:space="preserve">SYS에게는 가드를 적용하지 않는다.</w:t>
             </w:r>
           </w:p>
           <w:p>
@@ -6512,19 +8909,22 @@
                 <w:rFonts w:ascii="맑은 고딕" w:hAnsi="맑은 고딕" w:eastAsia="맑은 고딕"/>
                 <w:sz w:val="20"/>
               </w:rPr>
-              <w:t>실무 대책은 습관에 있다.</w:t>
-            </w:r>
-          </w:p>
-          <w:p>
-            <w:pPr>
-              <w:spacing w:after="20"/>
-            </w:pPr>
+              <w:t xml:space="preserve">문제는 그 권한이 조용하다는 것이다. 실행한 순간에는 아무 일도 없어 보이고, 문제는 </w:t>
+            </w:r>
+            <w:r>
+              <w:rPr>
+                <w:rFonts w:ascii="맑은 고딕" w:hAnsi="맑은 고딕" w:eastAsia="맑은 고딕"/>
+                <w:b/>
+                <w:sz w:val="20"/>
+              </w:rPr>
+              <w:t xml:space="preserve">다음 리두가 도착할 때</w:t>
+            </w:r>
             <w:r>
               <w:rPr>
                 <w:rFonts w:ascii="맑은 고딕" w:hAnsi="맑은 고딕" w:eastAsia="맑은 고딕"/>
                 <w:sz w:val="20"/>
               </w:rPr>
-              <w:t>@B 복제 대상 스키마에는 SYS로 접속해 들어가지 않는다.</w:t>
+              <w:t xml:space="preserve"> 드러난다. 시간 간격이 있으므로 원인과 결과를 연결하기 어렵다.</w:t>
             </w:r>
           </w:p>
           <w:p>
@@ -6536,7 +8936,7 @@
                 <w:rFonts w:ascii="맑은 고딕" w:hAnsi="맑은 고딕" w:eastAsia="맑은 고딕"/>
                 <w:sz w:val="20"/>
               </w:rPr>
-              <w:t>@B 보고서용 인덱스나 뷰를 만들 때도 **어느 스키마인지** 먼저 본다.</w:t>
+              <w:t>실무 대책은 습관에 있다.</w:t>
             </w:r>
           </w:p>
           <w:p>
@@ -6548,7 +8948,60 @@
                 <w:rFonts w:ascii="맑은 고딕" w:hAnsi="맑은 고딕" w:eastAsia="맑은 고딕"/>
                 <w:sz w:val="20"/>
               </w:rPr>
-              <w:t>@B 정기적으로 `DBA_LOGSTDBY_EVENTS`를 확인한다. 조용히 멈춘 것을 일찍 발견할 수 있다.</w:t>
+              <w:t xml:space="preserve">• 복제 대상 스키마에는 SYS로 접속해 들어가지 않는다.</w:t>
+            </w:r>
+          </w:p>
+          <w:p>
+            <w:pPr>
+              <w:spacing w:after="20"/>
+            </w:pPr>
+            <w:r>
+              <w:rPr>
+                <w:rFonts w:ascii="맑은 고딕" w:hAnsi="맑은 고딕" w:eastAsia="맑은 고딕"/>
+                <w:sz w:val="20"/>
+              </w:rPr>
+              <w:t xml:space="preserve">• 보고서용 인덱스나 뷰를 만들 때도 </w:t>
+            </w:r>
+            <w:r>
+              <w:rPr>
+                <w:rFonts w:ascii="맑은 고딕" w:hAnsi="맑은 고딕" w:eastAsia="맑은 고딕"/>
+                <w:b/>
+                <w:sz w:val="20"/>
+              </w:rPr>
+              <w:t xml:space="preserve">어느 스키마인지</w:t>
+            </w:r>
+            <w:r>
+              <w:rPr>
+                <w:rFonts w:ascii="맑은 고딕" w:hAnsi="맑은 고딕" w:eastAsia="맑은 고딕"/>
+                <w:sz w:val="20"/>
+              </w:rPr>
+              <w:t xml:space="preserve"> 먼저 본다.</w:t>
+            </w:r>
+          </w:p>
+          <w:p>
+            <w:pPr>
+              <w:spacing w:after="20"/>
+            </w:pPr>
+            <w:r>
+              <w:rPr>
+                <w:rFonts w:ascii="맑은 고딕" w:hAnsi="맑은 고딕" w:eastAsia="맑은 고딕"/>
+                <w:sz w:val="20"/>
+              </w:rPr>
+              <w:t xml:space="preserve">• 정기적으로 </w:t>
+            </w:r>
+            <w:r>
+              <w:rPr>
+                <w:rFonts w:ascii="Consolas" w:hAnsi="Consolas" w:eastAsia="맑은 고딕"/>
+                <w:sz w:val="20"/>
+              </w:rPr>
+              <w:t xml:space="preserve">DBA_LOGSTDBY_EVENTS</w:t>
+            </w:r>
+            <w:r>
+              <w:rPr>
+                <w:rFonts w:ascii="맑은 고딕" w:hAnsi="맑은 고딕" w:eastAsia="맑은 고딕"/>
+                <w:sz w:val="20"/>
+              </w:rPr>
+              <w:t xml:space="preserve">를 확인한다. 조용히 멈춘 것을 일찍 발견할 수 있다.</w:t>
             </w:r>
           </w:p>
         </w:tc>
@@ -6569,7 +9022,22 @@
           <w:rFonts w:ascii="맑은 고딕" w:hAnsi="맑은 고딕" w:eastAsia="맑은 고딕"/>
           <w:sz w:val="21"/>
         </w:rPr>
-        <w:t>가드를 데이터베이스 전체에서 끄지 않고 **세션에서만** 풀 수 있다.</w:t>
+        <w:t xml:space="preserve">가드를 데이터베이스 전체에서 끄지 않고 </w:t>
+      </w:r>
+      <w:r>
+        <w:rPr>
+          <w:rFonts w:ascii="맑은 고딕" w:hAnsi="맑은 고딕" w:eastAsia="맑은 고딕"/>
+          <w:b/>
+          <w:sz w:val="21"/>
+        </w:rPr>
+        <w:t xml:space="preserve">세션에서만</w:t>
+      </w:r>
+      <w:r>
+        <w:rPr>
+          <w:rFonts w:ascii="맑은 고딕" w:hAnsi="맑은 고딕" w:eastAsia="맑은 고딕"/>
+          <w:sz w:val="21"/>
+        </w:rPr>
+        <w:t xml:space="preserve"> 풀 수 있다.</w:t>
       </w:r>
     </w:p>
     <w:tbl>
@@ -6915,9 +9383,33 @@
       <w:r>
         <w:rPr>
           <w:rFonts w:ascii="맑은 고딕" w:hAnsi="맑은 고딕" w:eastAsia="맑은 고딕"/>
-          <w:sz w:val="21"/>
-        </w:rPr>
-        <w:t>**가드가 `ALL`인 채로 그 세션만 통과했다.** 데이터베이스 전체의 보호를 유지하면서 특정 작업만 허용하는 방법이다.</w:t>
+          <w:b/>
+          <w:sz w:val="21"/>
+        </w:rPr>
+        <w:t xml:space="preserve">가드가 </w:t>
+      </w:r>
+      <w:r>
+        <w:rPr>
+          <w:rFonts w:ascii="Consolas" w:hAnsi="Consolas" w:eastAsia="맑은 고딕"/>
+          <w:b/>
+          <w:sz w:val="21"/>
+        </w:rPr>
+        <w:t xml:space="preserve">ALL</w:t>
+      </w:r>
+      <w:r>
+        <w:rPr>
+          <w:rFonts w:ascii="맑은 고딕" w:hAnsi="맑은 고딕" w:eastAsia="맑은 고딕"/>
+          <w:b/>
+          <w:sz w:val="21"/>
+        </w:rPr>
+        <w:t xml:space="preserve">인 채로 그 세션만 통과했다.</w:t>
+      </w:r>
+      <w:r>
+        <w:rPr>
+          <w:rFonts w:ascii="맑은 고딕" w:hAnsi="맑은 고딕" w:eastAsia="맑은 고딕"/>
+          <w:sz w:val="21"/>
+        </w:rPr>
+        <w:t xml:space="preserve"> 데이터베이스 전체의 보호를 유지하면서 특정 작업만 허용하는 방법이다.</w:t>
       </w:r>
     </w:p>
     <w:tbl>
@@ -6989,10 +9481,10 @@
           <w:p>
             <w:r>
               <w:rPr>
-                <w:rFonts w:ascii="맑은 고딕" w:hAnsi="맑은 고딕" w:eastAsia="맑은 고딕"/>
-                <w:sz w:val="19"/>
-              </w:rPr>
-              <w:t>`ALTER DATABASE GUARD NONE`</w:t>
+                <w:rFonts w:ascii="Consolas" w:hAnsi="Consolas" w:eastAsia="맑은 고딕"/>
+                <w:sz w:val="19"/>
+              </w:rPr>
+              <w:t xml:space="preserve">ALTER DATABASE GUARD NONE</w:t>
             </w:r>
           </w:p>
         </w:tc>
@@ -7018,9 +9510,10 @@
             <w:r>
               <w:rPr>
                 <w:rFonts w:ascii="맑은 고딕" w:hAnsi="맑은 고딕" w:eastAsia="맑은 고딕"/>
-                <w:sz w:val="19"/>
-              </w:rPr>
-              <w:t>**크다**</w:t>
+                <w:b/>
+                <w:sz w:val="19"/>
+              </w:rPr>
+              <w:t xml:space="preserve">크다</w:t>
             </w:r>
           </w:p>
         </w:tc>
@@ -7033,10 +9526,10 @@
           <w:p>
             <w:r>
               <w:rPr>
-                <w:rFonts w:ascii="맑은 고딕" w:hAnsi="맑은 고딕" w:eastAsia="맑은 고딕"/>
-                <w:sz w:val="19"/>
-              </w:rPr>
-              <w:t>`ALTER SESSION DISABLE GUARD`</w:t>
+                <w:rFonts w:ascii="Consolas" w:hAnsi="Consolas" w:eastAsia="맑은 고딕"/>
+                <w:sz w:val="19"/>
+              </w:rPr>
+              <w:t xml:space="preserve">ALTER SESSION DISABLE GUARD</w:t>
             </w:r>
           </w:p>
         </w:tc>
@@ -7106,9 +9599,17 @@
             <w:r>
               <w:rPr>
                 <w:rFonts w:ascii="맑은 고딕" w:hAnsi="맑은 고딕" w:eastAsia="맑은 고딕"/>
-                <w:sz w:val="19"/>
-              </w:rPr>
-              <w:t>**가장 크다** — 의식하지 못한다</w:t>
+                <w:b/>
+                <w:sz w:val="19"/>
+              </w:rPr>
+              <w:t xml:space="preserve">가장 크다</w:t>
+            </w:r>
+            <w:r>
+              <w:rPr>
+                <w:rFonts w:ascii="맑은 고딕" w:hAnsi="맑은 고딕" w:eastAsia="맑은 고딕"/>
+                <w:sz w:val="19"/>
+              </w:rPr>
+              <w:t xml:space="preserve"> — 의식하지 못한다</w:t>
             </w:r>
           </w:p>
         </w:tc>
@@ -7215,10 +9716,10 @@
           <w:p>
             <w:r>
               <w:rPr>
-                <w:rFonts w:ascii="맑은 고딕" w:hAnsi="맑은 고딕" w:eastAsia="맑은 고딕"/>
-                <w:sz w:val="19"/>
-              </w:rPr>
-              <w:t>`DBA_LOGSTDBY_EVENTS`</w:t>
+                <w:rFonts w:ascii="Consolas" w:hAnsi="Consolas" w:eastAsia="맑은 고딕"/>
+                <w:sz w:val="19"/>
+              </w:rPr>
+              <w:t xml:space="preserve">DBA_LOGSTDBY_EVENTS</w:t>
             </w:r>
           </w:p>
         </w:tc>
@@ -7230,9 +9731,17 @@
             <w:r>
               <w:rPr>
                 <w:rFonts w:ascii="맑은 고딕" w:hAnsi="맑은 고딕" w:eastAsia="맑은 고딕"/>
-                <w:sz w:val="19"/>
-              </w:rPr>
-              <w:t>**ORA-26676** (컬럼 수 불일치)</w:t>
+                <w:b/>
+                <w:sz w:val="19"/>
+              </w:rPr>
+              <w:t xml:space="preserve">ORA-26676</w:t>
+            </w:r>
+            <w:r>
+              <w:rPr>
+                <w:rFonts w:ascii="맑은 고딕" w:hAnsi="맑은 고딕" w:eastAsia="맑은 고딕"/>
+                <w:sz w:val="19"/>
+              </w:rPr>
+              <w:t xml:space="preserve"> (컬럼 수 불일치)</w:t>
             </w:r>
           </w:p>
         </w:tc>
@@ -7259,10 +9768,10 @@
           <w:p>
             <w:r>
               <w:rPr>
-                <w:rFonts w:ascii="맑은 고딕" w:hAnsi="맑은 고딕" w:eastAsia="맑은 고딕"/>
-                <w:sz w:val="19"/>
-              </w:rPr>
-              <w:t>`ALTER TABLE ... DROP COLUMN`</w:t>
+                <w:rFonts w:ascii="Consolas" w:hAnsi="Consolas" w:eastAsia="맑은 고딕"/>
+                <w:sz w:val="19"/>
+              </w:rPr>
+              <w:t xml:space="preserve">ALTER TABLE ... DROP COLUMN</w:t>
             </w:r>
           </w:p>
         </w:tc>
@@ -7276,7 +9785,22 @@
                 <w:rFonts w:ascii="맑은 고딕" w:hAnsi="맑은 고딕" w:eastAsia="맑은 고딕"/>
                 <w:sz w:val="19"/>
               </w:rPr>
-              <w:t>다음 오류 **ORA-26786** (값 충돌)</w:t>
+              <w:t xml:space="preserve">다음 오류 </w:t>
+            </w:r>
+            <w:r>
+              <w:rPr>
+                <w:rFonts w:ascii="맑은 고딕" w:hAnsi="맑은 고딕" w:eastAsia="맑은 고딕"/>
+                <w:b/>
+                <w:sz w:val="19"/>
+              </w:rPr>
+              <w:t xml:space="preserve">ORA-26786</w:t>
+            </w:r>
+            <w:r>
+              <w:rPr>
+                <w:rFonts w:ascii="맑은 고딕" w:hAnsi="맑은 고딕" w:eastAsia="맑은 고딕"/>
+                <w:sz w:val="19"/>
+              </w:rPr>
+              <w:t xml:space="preserve"> (값 충돌)</w:t>
             </w:r>
           </w:p>
         </w:tc>
@@ -7303,10 +9827,10 @@
           <w:p>
             <w:r>
               <w:rPr>
-                <w:rFonts w:ascii="맑은 고딕" w:hAnsi="맑은 고딕" w:eastAsia="맑은 고딕"/>
-                <w:sz w:val="19"/>
-              </w:rPr>
-              <w:t>`ALTER DATABASE GUARD STANDBY`</w:t>
+                <w:rFonts w:ascii="Consolas" w:hAnsi="Consolas" w:eastAsia="맑은 고딕"/>
+                <w:sz w:val="19"/>
+              </w:rPr>
+              <w:t xml:space="preserve">ALTER DATABASE GUARD STANDBY</w:t>
             </w:r>
           </w:p>
         </w:tc>
@@ -7320,7 +9844,15 @@
                 <w:rFonts w:ascii="맑은 고딕" w:hAnsi="맑은 고딕" w:eastAsia="맑은 고딕"/>
                 <w:sz w:val="19"/>
               </w:rPr>
-              <w:t>PDB에서 실행하면 **ORA-65040**</w:t>
+              <w:t xml:space="preserve">PDB에서 실행하면 </w:t>
+            </w:r>
+            <w:r>
+              <w:rPr>
+                <w:rFonts w:ascii="맑은 고딕" w:hAnsi="맑은 고딕" w:eastAsia="맑은 고딕"/>
+                <w:b/>
+                <w:sz w:val="19"/>
+              </w:rPr>
+              <w:t xml:space="preserve">ORA-65040</w:t>
             </w:r>
           </w:p>
         </w:tc>
@@ -7347,10 +9879,10 @@
           <w:p>
             <w:r>
               <w:rPr>
-                <w:rFonts w:ascii="맑은 고딕" w:hAnsi="맑은 고딕" w:eastAsia="맑은 고딕"/>
-                <w:sz w:val="19"/>
-              </w:rPr>
-              <w:t>`CREATE DATABASE LINK`</w:t>
+                <w:rFonts w:ascii="Consolas" w:hAnsi="Consolas" w:eastAsia="맑은 고딕"/>
+                <w:sz w:val="19"/>
+              </w:rPr>
+              <w:t xml:space="preserve">CREATE DATABASE LINK</w:t>
             </w:r>
           </w:p>
         </w:tc>
@@ -7364,7 +9896,15 @@
                 <w:rFonts w:ascii="맑은 고딕" w:hAnsi="맑은 고딕" w:eastAsia="맑은 고딕"/>
                 <w:sz w:val="19"/>
               </w:rPr>
-              <w:t>권한 부족 시 **ORA-31631**</w:t>
+              <w:t xml:space="preserve">권한 부족 시 </w:t>
+            </w:r>
+            <w:r>
+              <w:rPr>
+                <w:rFonts w:ascii="맑은 고딕" w:hAnsi="맑은 고딕" w:eastAsia="맑은 고딕"/>
+                <w:b/>
+                <w:sz w:val="19"/>
+              </w:rPr>
+              <w:t xml:space="preserve">ORA-31631</w:t>
             </w:r>
           </w:p>
         </w:tc>
@@ -7391,10 +9931,10 @@
           <w:p>
             <w:r>
               <w:rPr>
-                <w:rFonts w:ascii="맑은 고딕" w:hAnsi="맑은 고딕" w:eastAsia="맑은 고딕"/>
-                <w:sz w:val="19"/>
-              </w:rPr>
-              <w:t>`DBMS_LOGSTDBY.INSTANTIATE_TABLE`</w:t>
+                <w:rFonts w:ascii="Consolas" w:hAnsi="Consolas" w:eastAsia="맑은 고딕"/>
+                <w:sz w:val="19"/>
+              </w:rPr>
+              <w:t xml:space="preserve">DBMS_LOGSTDBY.INSTANTIATE_TABLE</w:t>
             </w:r>
           </w:p>
         </w:tc>
@@ -7435,10 +9975,10 @@
           <w:p>
             <w:r>
               <w:rPr>
-                <w:rFonts w:ascii="맑은 고딕" w:hAnsi="맑은 고딕" w:eastAsia="맑은 고딕"/>
-                <w:sz w:val="19"/>
-              </w:rPr>
-              <w:t>`START LOGICAL STANDBY APPLY`</w:t>
+                <w:rFonts w:ascii="Consolas" w:hAnsi="Consolas" w:eastAsia="맑은 고딕"/>
+                <w:sz w:val="19"/>
+              </w:rPr>
+              <w:t xml:space="preserve">START LOGICAL STANDBY APPLY</w:t>
             </w:r>
           </w:p>
         </w:tc>
@@ -7473,7 +10013,21 @@
           <w:rFonts w:ascii="맑은 고딕" w:hAnsi="맑은 고딕" w:eastAsia="맑은 고딕"/>
           <w:sz w:val="21"/>
         </w:rPr>
-        <w:t>진단의 출발점은 `DBA_LOGSTDBY_EVENTS`다. 오류 메시지가 테이블 이름까지 알려 준다.</w:t>
+        <w:t xml:space="preserve">진단의 출발점은 </w:t>
+      </w:r>
+      <w:r>
+        <w:rPr>
+          <w:rFonts w:ascii="Consolas" w:hAnsi="Consolas" w:eastAsia="맑은 고딕"/>
+          <w:sz w:val="21"/>
+        </w:rPr>
+        <w:t xml:space="preserve">DBA_LOGSTDBY_EVENTS</w:t>
+      </w:r>
+      <w:r>
+        <w:rPr>
+          <w:rFonts w:ascii="맑은 고딕" w:hAnsi="맑은 고딕" w:eastAsia="맑은 고딕"/>
+          <w:sz w:val="21"/>
+        </w:rPr>
+        <w:t xml:space="preserve">다. 오류 메시지가 테이블 이름까지 알려 준다.</w:t>
       </w:r>
     </w:p>
     <w:tbl>
@@ -7553,7 +10107,29 @@
           <w:rFonts w:ascii="맑은 고딕" w:hAnsi="맑은 고딕" w:eastAsia="맑은 고딕"/>
           <w:sz w:val="21"/>
         </w:rPr>
-        <w:t>컬럼을 제거해 구조를 맞추고 적용을 다시 시작했는데도 `SQL APPLY NOT ON`이었다. 오류를 다시 보니 **바뀌어 있었다.**</w:t>
+        <w:t xml:space="preserve">컬럼을 제거해 구조를 맞추고 적용을 다시 시작했는데도 </w:t>
+      </w:r>
+      <w:r>
+        <w:rPr>
+          <w:rFonts w:ascii="Consolas" w:hAnsi="Consolas" w:eastAsia="맑은 고딕"/>
+          <w:sz w:val="21"/>
+        </w:rPr>
+        <w:t xml:space="preserve">SQL APPLY NOT ON</w:t>
+      </w:r>
+      <w:r>
+        <w:rPr>
+          <w:rFonts w:ascii="맑은 고딕" w:hAnsi="맑은 고딕" w:eastAsia="맑은 고딕"/>
+          <w:sz w:val="21"/>
+        </w:rPr>
+        <w:t xml:space="preserve">이었다. 오류를 다시 보니 </w:t>
+      </w:r>
+      <w:r>
+        <w:rPr>
+          <w:rFonts w:ascii="맑은 고딕" w:hAnsi="맑은 고딕" w:eastAsia="맑은 고딕"/>
+          <w:b/>
+          <w:sz w:val="21"/>
+        </w:rPr>
+        <w:t xml:space="preserve">바뀌어 있었다.</w:t>
       </w:r>
     </w:p>
     <w:tbl>
@@ -7633,16 +10209,80 @@
           <w:rFonts w:ascii="맑은 고딕" w:hAnsi="맑은 고딕" w:eastAsia="맑은 고딕"/>
           <w:sz w:val="21"/>
         </w:rPr>
-        <w:t>구조 문제를 고치니 값 문제가 드러난 것이다. Primary는 `primary-update`인데 Standby는 `changed-here`였다. SYS로 실행한 `UPDATE`가 값을 바꿔 놓았기 때문이다. Primary에서 온 LCR은 "`TAG`가 이전 값이었던 행을 새 값으로 바꿔라"인데 그 이전 값이 이미 없다.</w:t>
+        <w:t xml:space="preserve">구조 문제를 고치니 값 문제가 드러난 것이다. Primary는 </w:t>
+      </w:r>
+      <w:r>
+        <w:rPr>
+          <w:rFonts w:ascii="Consolas" w:hAnsi="Consolas" w:eastAsia="맑은 고딕"/>
+          <w:sz w:val="21"/>
+        </w:rPr>
+        <w:t xml:space="preserve">primary-update</w:t>
+      </w:r>
+      <w:r>
+        <w:rPr>
+          <w:rFonts w:ascii="맑은 고딕" w:hAnsi="맑은 고딕" w:eastAsia="맑은 고딕"/>
+          <w:sz w:val="21"/>
+        </w:rPr>
+        <w:t xml:space="preserve">인데 Standby는 </w:t>
+      </w:r>
+      <w:r>
+        <w:rPr>
+          <w:rFonts w:ascii="Consolas" w:hAnsi="Consolas" w:eastAsia="맑은 고딕"/>
+          <w:sz w:val="21"/>
+        </w:rPr>
+        <w:t xml:space="preserve">changed-here</w:t>
+      </w:r>
+      <w:r>
+        <w:rPr>
+          <w:rFonts w:ascii="맑은 고딕" w:hAnsi="맑은 고딕" w:eastAsia="맑은 고딕"/>
+          <w:sz w:val="21"/>
+        </w:rPr>
+        <w:t xml:space="preserve">였다. SYS로 실행한 </w:t>
+      </w:r>
+      <w:r>
+        <w:rPr>
+          <w:rFonts w:ascii="Consolas" w:hAnsi="Consolas" w:eastAsia="맑은 고딕"/>
+          <w:sz w:val="21"/>
+        </w:rPr>
+        <w:t xml:space="preserve">UPDATE</w:t>
+      </w:r>
+      <w:r>
+        <w:rPr>
+          <w:rFonts w:ascii="맑은 고딕" w:hAnsi="맑은 고딕" w:eastAsia="맑은 고딕"/>
+          <w:sz w:val="21"/>
+        </w:rPr>
+        <w:t xml:space="preserve">가 값을 바꿔 놓았기 때문이다. Primary에서 온 LCR은 "</w:t>
+      </w:r>
+      <w:r>
+        <w:rPr>
+          <w:rFonts w:ascii="Consolas" w:hAnsi="Consolas" w:eastAsia="맑은 고딕"/>
+          <w:sz w:val="21"/>
+        </w:rPr>
+        <w:t xml:space="preserve">TAG</w:t>
+      </w:r>
+      <w:r>
+        <w:rPr>
+          <w:rFonts w:ascii="맑은 고딕" w:hAnsi="맑은 고딕" w:eastAsia="맑은 고딕"/>
+          <w:sz w:val="21"/>
+        </w:rPr>
+        <w:t xml:space="preserve">가 이전 값이었던 행을 새 값으로 바꿔라"인데 그 이전 값이 이미 없다.</w:t>
       </w:r>
     </w:p>
     <w:p>
       <w:r>
         <w:rPr>
           <w:rFonts w:ascii="맑은 고딕" w:hAnsi="맑은 고딕" w:eastAsia="맑은 고딕"/>
-          <w:sz w:val="21"/>
-        </w:rPr>
-        <w:t>**원인 하나가 여러 층의 결과를 만든다.** 이런 사고에서는 오류가 하나 사라졌다고 끝난 것이 아니다. 매번 이벤트를 다시 읽어야 한다.</w:t>
+          <w:b/>
+          <w:sz w:val="21"/>
+        </w:rPr>
+        <w:t xml:space="preserve">원인 하나가 여러 층의 결과를 만든다.</w:t>
+      </w:r>
+      <w:r>
+        <w:rPr>
+          <w:rFonts w:ascii="맑은 고딕" w:hAnsi="맑은 고딕" w:eastAsia="맑은 고딕"/>
+          <w:sz w:val="21"/>
+        </w:rPr>
+        <w:t xml:space="preserve"> 이런 사고에서는 오류가 하나 사라졌다고 끝난 것이 아니다. 매번 이벤트를 다시 읽어야 한다.</w:t>
       </w:r>
     </w:p>
     <w:p>
@@ -7659,7 +10299,22 @@
           <w:rFonts w:ascii="맑은 고딕" w:hAnsi="맑은 고딕" w:eastAsia="맑은 고딕"/>
           <w:sz w:val="21"/>
         </w:rPr>
-        <w:t>값까지 손으로 맞추는 것은 위험하다. 어느 행이 얼마나 어긋났는지 알 수 없기 때문이다. **`DBMS_LOGSTDBY.INSTANTIATE_TABLE`**이 Primary에서 그 테이블만 다시 가져온다.</w:t>
+        <w:t xml:space="preserve">값까지 손으로 맞추는 것은 위험하다. 어느 행이 얼마나 어긋났는지 알 수 없기 때문이다. </w:t>
+      </w:r>
+      <w:r>
+        <w:rPr>
+          <w:rFonts w:ascii="Consolas" w:hAnsi="Consolas" w:eastAsia="맑은 고딕"/>
+          <w:b/>
+          <w:sz w:val="21"/>
+        </w:rPr>
+        <w:t xml:space="preserve">DBMS_LOGSTDBY.INSTANTIATE_TABLE</w:t>
+      </w:r>
+      <w:r>
+        <w:rPr>
+          <w:rFonts w:ascii="맑은 고딕" w:hAnsi="맑은 고딕" w:eastAsia="맑은 고딕"/>
+          <w:sz w:val="21"/>
+        </w:rPr>
+        <w:t xml:space="preserve">이 Primary에서 그 테이블만 다시 가져온다.</w:t>
       </w:r>
     </w:p>
     <w:p>
@@ -7772,9 +10427,31 @@
       <w:r>
         <w:rPr>
           <w:rFonts w:ascii="맑은 고딕" w:hAnsi="맑은 고딕" w:eastAsia="맑은 고딕"/>
-          <w:sz w:val="21"/>
-        </w:rPr>
-        <w:t>**가드는 CDB 전체의 설정**이므로 `CDB$ROOT`에서 실행해야 한다.</w:t>
+          <w:b/>
+          <w:sz w:val="21"/>
+        </w:rPr>
+        <w:t xml:space="preserve">가드는 CDB 전체의 설정</w:t>
+      </w:r>
+      <w:r>
+        <w:rPr>
+          <w:rFonts w:ascii="맑은 고딕" w:hAnsi="맑은 고딕" w:eastAsia="맑은 고딕"/>
+          <w:sz w:val="21"/>
+        </w:rPr>
+        <w:t xml:space="preserve">이므로 </w:t>
+      </w:r>
+      <w:r>
+        <w:rPr>
+          <w:rFonts w:ascii="Consolas" w:hAnsi="Consolas" w:eastAsia="맑은 고딕"/>
+          <w:sz w:val="21"/>
+        </w:rPr>
+        <w:t xml:space="preserve">CDB$ROOT</w:t>
+      </w:r>
+      <w:r>
+        <w:rPr>
+          <w:rFonts w:ascii="맑은 고딕" w:hAnsi="맑은 고딕" w:eastAsia="맑은 고딕"/>
+          <w:sz w:val="21"/>
+        </w:rPr>
+        <w:t xml:space="preserve">에서 실행해야 한다.</w:t>
       </w:r>
     </w:p>
     <w:p>
@@ -7889,7 +10566,50 @@
           <w:rFonts w:ascii="맑은 고딕" w:hAnsi="맑은 고딕" w:eastAsia="맑은 고딕"/>
           <w:sz w:val="21"/>
         </w:rPr>
-        <w:t>스택 추적에 `DBMS_DATAPUMP`가 보인다. **재적재가 Data Pump를 쓴다**는 뜻이며, 링크 계정에 `DATAPUMP_EXP_FULL_DATABASE`가 필요하다.</w:t>
+        <w:t xml:space="preserve">스택 추적에 </w:t>
+      </w:r>
+      <w:r>
+        <w:rPr>
+          <w:rFonts w:ascii="Consolas" w:hAnsi="Consolas" w:eastAsia="맑은 고딕"/>
+          <w:sz w:val="21"/>
+        </w:rPr>
+        <w:t xml:space="preserve">DBMS_DATAPUMP</w:t>
+      </w:r>
+      <w:r>
+        <w:rPr>
+          <w:rFonts w:ascii="맑은 고딕" w:hAnsi="맑은 고딕" w:eastAsia="맑은 고딕"/>
+          <w:sz w:val="21"/>
+        </w:rPr>
+        <w:t xml:space="preserve">가 보인다. </w:t>
+      </w:r>
+      <w:r>
+        <w:rPr>
+          <w:rFonts w:ascii="맑은 고딕" w:hAnsi="맑은 고딕" w:eastAsia="맑은 고딕"/>
+          <w:b/>
+          <w:sz w:val="21"/>
+        </w:rPr>
+        <w:t xml:space="preserve">재적재가 Data Pump를 쓴다</w:t>
+      </w:r>
+      <w:r>
+        <w:rPr>
+          <w:rFonts w:ascii="맑은 고딕" w:hAnsi="맑은 고딕" w:eastAsia="맑은 고딕"/>
+          <w:sz w:val="21"/>
+        </w:rPr>
+        <w:t xml:space="preserve">는 뜻이며, 링크 계정에 </w:t>
+      </w:r>
+      <w:r>
+        <w:rPr>
+          <w:rFonts w:ascii="Consolas" w:hAnsi="Consolas" w:eastAsia="맑은 고딕"/>
+          <w:sz w:val="21"/>
+        </w:rPr>
+        <w:t xml:space="preserve">DATAPUMP_EXP_FULL_DATABASE</w:t>
+      </w:r>
+      <w:r>
+        <w:rPr>
+          <w:rFonts w:ascii="맑은 고딕" w:hAnsi="맑은 고딕" w:eastAsia="맑은 고딕"/>
+          <w:sz w:val="21"/>
+        </w:rPr>
+        <w:t xml:space="preserve">가 필요하다.</w:t>
       </w:r>
     </w:p>
     <w:tbl>
@@ -7926,31 +10646,146 @@
                 <w:rFonts w:ascii="맑은 고딕" w:hAnsi="맑은 고딕" w:eastAsia="맑은 고딕"/>
                 <w:sz w:val="20"/>
               </w:rPr>
-              <w:t>오류가 났는데도 **테이블이 사라졌다.** `INSTANTIATE_TABLE`은 먼저 대상 테이블을 지우고 새로 가져오는데, 권한 오류가 지운 **뒤에** 났기 때문이다. `select count(*) from lgu.t1`이 `ORA-00942`가 됐다.</w:t>
-            </w:r>
-          </w:p>
-          <w:p>
-            <w:pPr>
-              <w:spacing w:after="20"/>
-            </w:pPr>
+              <w:t xml:space="preserve">오류가 났는데도 </w:t>
+            </w:r>
+            <w:r>
+              <w:rPr>
+                <w:rFonts w:ascii="맑은 고딕" w:hAnsi="맑은 고딕" w:eastAsia="맑은 고딕"/>
+                <w:b/>
+                <w:sz w:val="20"/>
+              </w:rPr>
+              <w:t xml:space="preserve">테이블이 사라졌다.</w:t>
+            </w:r>
             <w:r>
               <w:rPr>
                 <w:rFonts w:ascii="맑은 고딕" w:hAnsi="맑은 고딕" w:eastAsia="맑은 고딕"/>
                 <w:sz w:val="20"/>
               </w:rPr>
-              <w:t>결과적으로 문제가 되지는 않았다. 권한을 주고 다시 실행하니 통째로 복구됐다. 그러나 **되돌릴 수 없는 도구를 쓸 때는 권한부터 확인**해야 한다는 교훈은 남는다.</w:t>
-            </w:r>
-          </w:p>
-          <w:p>
-            <w:pPr>
-              <w:spacing w:after="20"/>
-            </w:pPr>
+              <w:t xml:space="preserve"> </w:t>
+            </w:r>
+            <w:r>
+              <w:rPr>
+                <w:rFonts w:ascii="Consolas" w:hAnsi="Consolas" w:eastAsia="맑은 고딕"/>
+                <w:sz w:val="20"/>
+              </w:rPr>
+              <w:t xml:space="preserve">INSTANTIATE_TABLE</w:t>
+            </w:r>
             <w:r>
               <w:rPr>
                 <w:rFonts w:ascii="맑은 고딕" w:hAnsi="맑은 고딕" w:eastAsia="맑은 고딕"/>
                 <w:sz w:val="20"/>
               </w:rPr>
-              <w:t>실무 순서는 이렇다. ① 링크 계정으로 `select count(*) from &lt;테이블&gt;@&lt;링크&gt;`를 먼저 실행해 본다. ② `DBA_ROLE_PRIVS`로 권한을 확인한다. ③ 그다음 재적재한다.</w:t>
+              <w:t xml:space="preserve">은 먼저 대상 테이블을 지우고 새로 가져오는데, 권한 오류가 지운 </w:t>
+            </w:r>
+            <w:r>
+              <w:rPr>
+                <w:rFonts w:ascii="맑은 고딕" w:hAnsi="맑은 고딕" w:eastAsia="맑은 고딕"/>
+                <w:b/>
+                <w:sz w:val="20"/>
+              </w:rPr>
+              <w:t xml:space="preserve">뒤에</w:t>
+            </w:r>
+            <w:r>
+              <w:rPr>
+                <w:rFonts w:ascii="맑은 고딕" w:hAnsi="맑은 고딕" w:eastAsia="맑은 고딕"/>
+                <w:sz w:val="20"/>
+              </w:rPr>
+              <w:t xml:space="preserve"> 났기 때문이다. </w:t>
+            </w:r>
+            <w:r>
+              <w:rPr>
+                <w:rFonts w:ascii="Consolas" w:hAnsi="Consolas" w:eastAsia="맑은 고딕"/>
+                <w:sz w:val="20"/>
+              </w:rPr>
+              <w:t xml:space="preserve">select count(*) from lgu.t1</w:t>
+            </w:r>
+            <w:r>
+              <w:rPr>
+                <w:rFonts w:ascii="맑은 고딕" w:hAnsi="맑은 고딕" w:eastAsia="맑은 고딕"/>
+                <w:sz w:val="20"/>
+              </w:rPr>
+              <w:t xml:space="preserve">이 </w:t>
+            </w:r>
+            <w:r>
+              <w:rPr>
+                <w:rFonts w:ascii="Consolas" w:hAnsi="Consolas" w:eastAsia="맑은 고딕"/>
+                <w:sz w:val="20"/>
+              </w:rPr>
+              <w:t xml:space="preserve">ORA-00942</w:t>
+            </w:r>
+            <w:r>
+              <w:rPr>
+                <w:rFonts w:ascii="맑은 고딕" w:hAnsi="맑은 고딕" w:eastAsia="맑은 고딕"/>
+                <w:sz w:val="20"/>
+              </w:rPr>
+              <w:t xml:space="preserve">가 됐다.</w:t>
+            </w:r>
+          </w:p>
+          <w:p>
+            <w:pPr>
+              <w:spacing w:after="20"/>
+            </w:pPr>
+            <w:r>
+              <w:rPr>
+                <w:rFonts w:ascii="맑은 고딕" w:hAnsi="맑은 고딕" w:eastAsia="맑은 고딕"/>
+                <w:sz w:val="20"/>
+              </w:rPr>
+              <w:t xml:space="preserve">결과적으로 문제가 되지는 않았다. 권한을 주고 다시 실행하니 통째로 복구됐다. 그러나 </w:t>
+            </w:r>
+            <w:r>
+              <w:rPr>
+                <w:rFonts w:ascii="맑은 고딕" w:hAnsi="맑은 고딕" w:eastAsia="맑은 고딕"/>
+                <w:b/>
+                <w:sz w:val="20"/>
+              </w:rPr>
+              <w:t xml:space="preserve">되돌릴 수 없는 도구를 쓸 때는 권한부터 확인</w:t>
+            </w:r>
+            <w:r>
+              <w:rPr>
+                <w:rFonts w:ascii="맑은 고딕" w:hAnsi="맑은 고딕" w:eastAsia="맑은 고딕"/>
+                <w:sz w:val="20"/>
+              </w:rPr>
+              <w:t xml:space="preserve">해야 한다는 교훈은 남는다.</w:t>
+            </w:r>
+          </w:p>
+          <w:p>
+            <w:pPr>
+              <w:spacing w:after="20"/>
+            </w:pPr>
+            <w:r>
+              <w:rPr>
+                <w:rFonts w:ascii="맑은 고딕" w:hAnsi="맑은 고딕" w:eastAsia="맑은 고딕"/>
+                <w:sz w:val="20"/>
+              </w:rPr>
+              <w:t xml:space="preserve">실무 순서는 이렇다. ① 링크 계정으로 </w:t>
+            </w:r>
+            <w:r>
+              <w:rPr>
+                <w:rFonts w:ascii="Consolas" w:hAnsi="Consolas" w:eastAsia="맑은 고딕"/>
+                <w:sz w:val="20"/>
+              </w:rPr>
+              <w:t xml:space="preserve">select count(*) from &lt;테이블&gt;@&lt;링크&gt;</w:t>
+            </w:r>
+            <w:r>
+              <w:rPr>
+                <w:rFonts w:ascii="맑은 고딕" w:hAnsi="맑은 고딕" w:eastAsia="맑은 고딕"/>
+                <w:sz w:val="20"/>
+              </w:rPr>
+              <w:t xml:space="preserve">를 먼저 실행해 본다. ② </w:t>
+            </w:r>
+            <w:r>
+              <w:rPr>
+                <w:rFonts w:ascii="Consolas" w:hAnsi="Consolas" w:eastAsia="맑은 고딕"/>
+                <w:sz w:val="20"/>
+              </w:rPr>
+              <w:t xml:space="preserve">DBA_ROLE_PRIVS</w:t>
+            </w:r>
+            <w:r>
+              <w:rPr>
+                <w:rFonts w:ascii="맑은 고딕" w:hAnsi="맑은 고딕" w:eastAsia="맑은 고딕"/>
+                <w:sz w:val="20"/>
+              </w:rPr>
+              <w:t xml:space="preserve">로 권한을 확인한다. ③ 그다음 재적재한다.</w:t>
             </w:r>
           </w:p>
         </w:tc>
@@ -8145,9 +10980,17 @@
       <w:r>
         <w:rPr>
           <w:rFonts w:ascii="맑은 고딕" w:hAnsi="맑은 고딕" w:eastAsia="맑은 고딕"/>
-          <w:sz w:val="21"/>
-        </w:rPr>
-        <w:t>**값 하나하나를 맞출 필요가 없었다.** 테이블이 Primary와 똑같아졌다.</w:t>
+          <w:b/>
+          <w:sz w:val="21"/>
+        </w:rPr>
+        <w:t xml:space="preserve">값 하나하나를 맞출 필요가 없었다.</w:t>
+      </w:r>
+      <w:r>
+        <w:rPr>
+          <w:rFonts w:ascii="맑은 고딕" w:hAnsi="맑은 고딕" w:eastAsia="맑은 고딕"/>
+          <w:sz w:val="21"/>
+        </w:rPr>
+        <w:t xml:space="preserve"> 테이블이 Primary와 똑같아졌다.</w:t>
       </w:r>
     </w:p>
     <w:p>
@@ -8430,7 +11273,15 @@
           <w:rFonts w:ascii="맑은 고딕" w:hAnsi="맑은 고딕" w:eastAsia="맑은 고딕"/>
           <w:sz w:val="21"/>
         </w:rPr>
-        <w:t>지연이 0이고 새 행이 넘어왔다. 완전히 복구됐다. **뷰가 정상으로 보여도 마지막 확인은 데이터로 한다.**</w:t>
+        <w:t xml:space="preserve">지연이 0이고 새 행이 넘어왔다. 완전히 복구됐다. </w:t>
+      </w:r>
+      <w:r>
+        <w:rPr>
+          <w:rFonts w:ascii="맑은 고딕" w:hAnsi="맑은 고딕" w:eastAsia="맑은 고딕"/>
+          <w:b/>
+          <w:sz w:val="21"/>
+        </w:rPr>
+        <w:t xml:space="preserve">뷰가 정상으로 보여도 마지막 확인은 데이터로 한다.</w:t>
       </w:r>
     </w:p>
     <w:p>
@@ -8447,7 +11298,21 @@
           <w:rFonts w:ascii="맑은 고딕" w:hAnsi="맑은 고딕" w:eastAsia="맑은 고딕"/>
           <w:sz w:val="21"/>
         </w:rPr>
-        <w:t>Logical Standby의 장점 중 하나가 "일부만 복제하기"다. `DBMS_LOGSTDBY.SKIP`으로 규칙을 더한다.</w:t>
+        <w:t xml:space="preserve">Logical Standby의 장점 중 하나가 "일부만 복제하기"다. </w:t>
+      </w:r>
+      <w:r>
+        <w:rPr>
+          <w:rFonts w:ascii="Consolas" w:hAnsi="Consolas" w:eastAsia="맑은 고딕"/>
+          <w:sz w:val="21"/>
+        </w:rPr>
+        <w:t xml:space="preserve">DBMS_LOGSTDBY.SKIP</w:t>
+      </w:r>
+      <w:r>
+        <w:rPr>
+          <w:rFonts w:ascii="맑은 고딕" w:hAnsi="맑은 고딕" w:eastAsia="맑은 고딕"/>
+          <w:sz w:val="21"/>
+        </w:rPr>
+        <w:t xml:space="preserve">으로 규칙을 더한다.</w:t>
       </w:r>
     </w:p>
     <w:tbl>
@@ -8683,16 +11548,94 @@
           <w:rFonts w:ascii="맑은 고딕" w:hAnsi="맑은 고딕" w:eastAsia="맑은 고딕"/>
           <w:sz w:val="21"/>
         </w:rPr>
-        <w:t>기본 35개에 둘이 더해져 37개가 됐다. **규칙을 바꿀 때는 적용을 먼저 멈춘다.** 돌고 있는 상태에서 실행하면 명령은 성공하지만 반영되지 않는다.</w:t>
+        <w:t xml:space="preserve">기본 35개에 둘이 더해져 37개가 됐다. </w:t>
+      </w:r>
+      <w:r>
+        <w:rPr>
+          <w:rFonts w:ascii="맑은 고딕" w:hAnsi="맑은 고딕" w:eastAsia="맑은 고딕"/>
+          <w:b/>
+          <w:sz w:val="21"/>
+        </w:rPr>
+        <w:t xml:space="preserve">규칙을 바꿀 때는 적용을 먼저 멈춘다.</w:t>
+      </w:r>
+      <w:r>
+        <w:rPr>
+          <w:rFonts w:ascii="맑은 고딕" w:hAnsi="맑은 고딕" w:eastAsia="맑은 고딕"/>
+          <w:sz w:val="21"/>
+        </w:rPr>
+        <w:t xml:space="preserve"> 돌고 있는 상태에서 실행하면 명령은 성공하지만 반영되지 않는다.</w:t>
       </w:r>
     </w:p>
     <w:p>
       <w:r>
         <w:rPr>
-          <w:rFonts w:ascii="맑은 고딕" w:hAnsi="맑은 고딕" w:eastAsia="맑은 고딕"/>
-          <w:sz w:val="21"/>
-        </w:rPr>
-        <w:t>`STATEMENT_OPT`으로 대상을 정한다. `DML`은 데이터 변경, `SCHEMA_DDL`은 스키마 객체의 DDL, `INTERNAL SCHEMA`는 내부 스키마 전체(기본 규칙)다. 규칙을 뺄 때는 `DBMS_LOGSTDBY.UNSKIP`을 같은 형태로 쓴다.</w:t>
+          <w:rFonts w:ascii="Consolas" w:hAnsi="Consolas" w:eastAsia="맑은 고딕"/>
+          <w:sz w:val="21"/>
+        </w:rPr>
+        <w:t xml:space="preserve">STATEMENT_OPT</w:t>
+      </w:r>
+      <w:r>
+        <w:rPr>
+          <w:rFonts w:ascii="맑은 고딕" w:hAnsi="맑은 고딕" w:eastAsia="맑은 고딕"/>
+          <w:sz w:val="21"/>
+        </w:rPr>
+        <w:t xml:space="preserve">으로 대상을 정한다. </w:t>
+      </w:r>
+      <w:r>
+        <w:rPr>
+          <w:rFonts w:ascii="Consolas" w:hAnsi="Consolas" w:eastAsia="맑은 고딕"/>
+          <w:sz w:val="21"/>
+        </w:rPr>
+        <w:t xml:space="preserve">DML</w:t>
+      </w:r>
+      <w:r>
+        <w:rPr>
+          <w:rFonts w:ascii="맑은 고딕" w:hAnsi="맑은 고딕" w:eastAsia="맑은 고딕"/>
+          <w:sz w:val="21"/>
+        </w:rPr>
+        <w:t xml:space="preserve">은 데이터 변경, </w:t>
+      </w:r>
+      <w:r>
+        <w:rPr>
+          <w:rFonts w:ascii="Consolas" w:hAnsi="Consolas" w:eastAsia="맑은 고딕"/>
+          <w:sz w:val="21"/>
+        </w:rPr>
+        <w:t xml:space="preserve">SCHEMA_DDL</w:t>
+      </w:r>
+      <w:r>
+        <w:rPr>
+          <w:rFonts w:ascii="맑은 고딕" w:hAnsi="맑은 고딕" w:eastAsia="맑은 고딕"/>
+          <w:sz w:val="21"/>
+        </w:rPr>
+        <w:t xml:space="preserve">은 스키마 객체의 DDL, </w:t>
+      </w:r>
+      <w:r>
+        <w:rPr>
+          <w:rFonts w:ascii="Consolas" w:hAnsi="Consolas" w:eastAsia="맑은 고딕"/>
+          <w:sz w:val="21"/>
+        </w:rPr>
+        <w:t xml:space="preserve">INTERNAL SCHEMA</w:t>
+      </w:r>
+      <w:r>
+        <w:rPr>
+          <w:rFonts w:ascii="맑은 고딕" w:hAnsi="맑은 고딕" w:eastAsia="맑은 고딕"/>
+          <w:sz w:val="21"/>
+        </w:rPr>
+        <w:t xml:space="preserve">는 내부 스키마 전체(기본 규칙)다. 규칙을 뺄 때는 </w:t>
+      </w:r>
+      <w:r>
+        <w:rPr>
+          <w:rFonts w:ascii="Consolas" w:hAnsi="Consolas" w:eastAsia="맑은 고딕"/>
+          <w:sz w:val="21"/>
+        </w:rPr>
+        <w:t xml:space="preserve">DBMS_LOGSTDBY.UNSKIP</w:t>
+      </w:r>
+      <w:r>
+        <w:rPr>
+          <w:rFonts w:ascii="맑은 고딕" w:hAnsi="맑은 고딕" w:eastAsia="맑은 고딕"/>
+          <w:sz w:val="21"/>
+        </w:rPr>
+        <w:t xml:space="preserve">을 같은 형태로 쓴다.</w:t>
       </w:r>
     </w:p>
     <w:p>
@@ -8718,7 +11661,21 @@
           <w:rFonts w:ascii="맑은 고딕" w:hAnsi="맑은 고딕" w:eastAsia="맑은 고딕"/>
           <w:sz w:val="21"/>
         </w:rPr>
-        <w:t>12.3.3에서 `DBA_LOGSTDBY_UNSUPPORTED`가 비어 있었다. 일부러 채워 본다.</w:t>
+        <w:t xml:space="preserve">12.3.3에서 </w:t>
+      </w:r>
+      <w:r>
+        <w:rPr>
+          <w:rFonts w:ascii="Consolas" w:hAnsi="Consolas" w:eastAsia="맑은 고딕"/>
+          <w:sz w:val="21"/>
+        </w:rPr>
+        <w:t xml:space="preserve">DBA_LOGSTDBY_UNSUPPORTED</w:t>
+      </w:r>
+      <w:r>
+        <w:rPr>
+          <w:rFonts w:ascii="맑은 고딕" w:hAnsi="맑은 고딕" w:eastAsia="맑은 고딕"/>
+          <w:sz w:val="21"/>
+        </w:rPr>
+        <w:t xml:space="preserve">가 비어 있었다. 일부러 채워 본다.</w:t>
       </w:r>
     </w:p>
     <w:tbl>
@@ -8965,9 +11922,17 @@
       <w:r>
         <w:rPr>
           <w:rFonts w:ascii="맑은 고딕" w:hAnsi="맑은 고딕" w:eastAsia="맑은 고딕"/>
-          <w:sz w:val="21"/>
-        </w:rPr>
-        <w:t>**테이블은 만들어졌는데 데이터가 없다.** DDL은 복제되고 DML은 건너뛴 것이다.</w:t>
+          <w:b/>
+          <w:sz w:val="21"/>
+        </w:rPr>
+        <w:t xml:space="preserve">테이블은 만들어졌는데 데이터가 없다.</w:t>
+      </w:r>
+      <w:r>
+        <w:rPr>
+          <w:rFonts w:ascii="맑은 고딕" w:hAnsi="맑은 고딕" w:eastAsia="맑은 고딕"/>
+          <w:sz w:val="21"/>
+        </w:rPr>
+        <w:t xml:space="preserve"> DDL은 복제되고 DML은 건너뛴 것이다.</w:t>
       </w:r>
     </w:p>
     <w:p>
@@ -8976,7 +11941,78 @@
           <w:rFonts w:ascii="맑은 고딕" w:hAnsi="맑은 고딕" w:eastAsia="맑은 고딕"/>
           <w:sz w:val="21"/>
         </w:rPr>
-        <w:t>이것이 위험한 이유가 여기 있다. 테이블이 없으면 금방 알아채지만 **테이블은 있는데 비어 있으면 정상으로 착각한다.** 조회하면 오류가 아니라 0행이 나온다. 기본값이 `FALSE`인 `RECORD_UNSUPPORTED_OPERATIONS`를 `TRUE`로 두면 건너뛴 작업이 `DBA_LOGSTDBY_EVENTS`에 남는다.</w:t>
+        <w:t xml:space="preserve">이것이 위험한 이유가 여기 있다. 테이블이 없으면 금방 알아채지만 </w:t>
+      </w:r>
+      <w:r>
+        <w:rPr>
+          <w:rFonts w:ascii="맑은 고딕" w:hAnsi="맑은 고딕" w:eastAsia="맑은 고딕"/>
+          <w:b/>
+          <w:sz w:val="21"/>
+        </w:rPr>
+        <w:t xml:space="preserve">테이블은 있는데 비어 있으면 정상으로 착각한다.</w:t>
+      </w:r>
+      <w:r>
+        <w:rPr>
+          <w:rFonts w:ascii="맑은 고딕" w:hAnsi="맑은 고딕" w:eastAsia="맑은 고딕"/>
+          <w:sz w:val="21"/>
+        </w:rPr>
+        <w:t xml:space="preserve"> 조회하면 오류가 아니라 0행이 나온다. 기본값이 </w:t>
+      </w:r>
+      <w:r>
+        <w:rPr>
+          <w:rFonts w:ascii="Consolas" w:hAnsi="Consolas" w:eastAsia="맑은 고딕"/>
+          <w:sz w:val="21"/>
+        </w:rPr>
+        <w:t xml:space="preserve">FALSE</w:t>
+      </w:r>
+      <w:r>
+        <w:rPr>
+          <w:rFonts w:ascii="맑은 고딕" w:hAnsi="맑은 고딕" w:eastAsia="맑은 고딕"/>
+          <w:sz w:val="21"/>
+        </w:rPr>
+        <w:t xml:space="preserve">인 </w:t>
+      </w:r>
+      <w:r>
+        <w:rPr>
+          <w:rFonts w:ascii="Consolas" w:hAnsi="Consolas" w:eastAsia="맑은 고딕"/>
+          <w:sz w:val="21"/>
+        </w:rPr>
+        <w:t xml:space="preserve">RECORD_UNSUPPORTED_OPERATIONS</w:t>
+      </w:r>
+      <w:r>
+        <w:rPr>
+          <w:rFonts w:ascii="맑은 고딕" w:hAnsi="맑은 고딕" w:eastAsia="맑은 고딕"/>
+          <w:sz w:val="21"/>
+        </w:rPr>
+        <w:t xml:space="preserve">를 </w:t>
+      </w:r>
+      <w:r>
+        <w:rPr>
+          <w:rFonts w:ascii="Consolas" w:hAnsi="Consolas" w:eastAsia="맑은 고딕"/>
+          <w:sz w:val="21"/>
+        </w:rPr>
+        <w:t xml:space="preserve">TRUE</w:t>
+      </w:r>
+      <w:r>
+        <w:rPr>
+          <w:rFonts w:ascii="맑은 고딕" w:hAnsi="맑은 고딕" w:eastAsia="맑은 고딕"/>
+          <w:sz w:val="21"/>
+        </w:rPr>
+        <w:t xml:space="preserve">로 두면 건너뛴 작업이 </w:t>
+      </w:r>
+      <w:r>
+        <w:rPr>
+          <w:rFonts w:ascii="Consolas" w:hAnsi="Consolas" w:eastAsia="맑은 고딕"/>
+          <w:sz w:val="21"/>
+        </w:rPr>
+        <w:t xml:space="preserve">DBA_LOGSTDBY_EVENTS</w:t>
+      </w:r>
+      <w:r>
+        <w:rPr>
+          <w:rFonts w:ascii="맑은 고딕" w:hAnsi="맑은 고딕" w:eastAsia="맑은 고딕"/>
+          <w:sz w:val="21"/>
+        </w:rPr>
+        <w:t xml:space="preserve">에 남는다.</w:t>
       </w:r>
     </w:p>
     <w:p>
@@ -8993,7 +12029,21 @@
           <w:rFonts w:ascii="맑은 고딕" w:hAnsi="맑은 고딕" w:eastAsia="맑은 고딕"/>
           <w:sz w:val="21"/>
         </w:rPr>
-        <w:t>적용 성능은 `DBA_LOGSTDBY_PARAMETERS`의 16개 값으로 조절한다. 자주 손대는 것은 셋이다.</w:t>
+        <w:t xml:space="preserve">적용 성능은 </w:t>
+      </w:r>
+      <w:r>
+        <w:rPr>
+          <w:rFonts w:ascii="Consolas" w:hAnsi="Consolas" w:eastAsia="맑은 고딕"/>
+          <w:sz w:val="21"/>
+        </w:rPr>
+        <w:t xml:space="preserve">DBA_LOGSTDBY_PARAMETERS</w:t>
+      </w:r>
+      <w:r>
+        <w:rPr>
+          <w:rFonts w:ascii="맑은 고딕" w:hAnsi="맑은 고딕" w:eastAsia="맑은 고딕"/>
+          <w:sz w:val="21"/>
+        </w:rPr>
+        <w:t xml:space="preserve">의 16개 값으로 조절한다. 자주 손대는 것은 셋이다.</w:t>
       </w:r>
     </w:p>
     <w:tbl>
@@ -9065,10 +12115,10 @@
           <w:p>
             <w:r>
               <w:rPr>
-                <w:rFonts w:ascii="맑은 고딕" w:hAnsi="맑은 고딕" w:eastAsia="맑은 고딕"/>
-                <w:sz w:val="19"/>
-              </w:rPr>
-              <w:t>`MAX_SERVERS`</w:t>
+                <w:rFonts w:ascii="Consolas" w:hAnsi="Consolas" w:eastAsia="맑은 고딕"/>
+                <w:sz w:val="19"/>
+              </w:rPr>
+              <w:t xml:space="preserve">MAX_SERVERS</w:t>
             </w:r>
           </w:p>
         </w:tc>
@@ -9109,10 +12159,10 @@
           <w:p>
             <w:r>
               <w:rPr>
-                <w:rFonts w:ascii="맑은 고딕" w:hAnsi="맑은 고딕" w:eastAsia="맑은 고딕"/>
-                <w:sz w:val="19"/>
-              </w:rPr>
-              <w:t>`APPLY_SERVERS`</w:t>
+                <w:rFonts w:ascii="Consolas" w:hAnsi="Consolas" w:eastAsia="맑은 고딕"/>
+                <w:sz w:val="19"/>
+              </w:rPr>
+              <w:t xml:space="preserve">APPLY_SERVERS</w:t>
             </w:r>
           </w:p>
         </w:tc>
@@ -9153,10 +12203,10 @@
           <w:p>
             <w:r>
               <w:rPr>
-                <w:rFonts w:ascii="맑은 고딕" w:hAnsi="맑은 고딕" w:eastAsia="맑은 고딕"/>
-                <w:sz w:val="19"/>
-              </w:rPr>
-              <w:t>`MAX_SGA`</w:t>
+                <w:rFonts w:ascii="Consolas" w:hAnsi="Consolas" w:eastAsia="맑은 고딕"/>
+                <w:sz w:val="19"/>
+              </w:rPr>
+              <w:t xml:space="preserve">MAX_SGA</w:t>
             </w:r>
           </w:p>
         </w:tc>
@@ -9194,10 +12244,46 @@
     <w:p>
       <w:r>
         <w:rPr>
-          <w:rFonts w:ascii="맑은 고딕" w:hAnsi="맑은 고딕" w:eastAsia="맑은 고딕"/>
-          <w:sz w:val="21"/>
-        </w:rPr>
-        <w:t>`APPLY_SET`으로 바꾸고 `APPLY_UNSET`으로 되돌린다. **적용을 멈춘 상태에서만** 된다. 되돌릴 때 순서를 어기면 오류가 난다.</w:t>
+          <w:rFonts w:ascii="Consolas" w:hAnsi="Consolas" w:eastAsia="맑은 고딕"/>
+          <w:sz w:val="21"/>
+        </w:rPr>
+        <w:t xml:space="preserve">APPLY_SET</w:t>
+      </w:r>
+      <w:r>
+        <w:rPr>
+          <w:rFonts w:ascii="맑은 고딕" w:hAnsi="맑은 고딕" w:eastAsia="맑은 고딕"/>
+          <w:sz w:val="21"/>
+        </w:rPr>
+        <w:t xml:space="preserve">으로 바꾸고 </w:t>
+      </w:r>
+      <w:r>
+        <w:rPr>
+          <w:rFonts w:ascii="Consolas" w:hAnsi="Consolas" w:eastAsia="맑은 고딕"/>
+          <w:sz w:val="21"/>
+        </w:rPr>
+        <w:t xml:space="preserve">APPLY_UNSET</w:t>
+      </w:r>
+      <w:r>
+        <w:rPr>
+          <w:rFonts w:ascii="맑은 고딕" w:hAnsi="맑은 고딕" w:eastAsia="맑은 고딕"/>
+          <w:sz w:val="21"/>
+        </w:rPr>
+        <w:t xml:space="preserve">으로 되돌린다. </w:t>
+      </w:r>
+      <w:r>
+        <w:rPr>
+          <w:rFonts w:ascii="맑은 고딕" w:hAnsi="맑은 고딕" w:eastAsia="맑은 고딕"/>
+          <w:b/>
+          <w:sz w:val="21"/>
+        </w:rPr>
+        <w:t xml:space="preserve">적용을 멈춘 상태에서만</w:t>
+      </w:r>
+      <w:r>
+        <w:rPr>
+          <w:rFonts w:ascii="맑은 고딕" w:hAnsi="맑은 고딕" w:eastAsia="맑은 고딕"/>
+          <w:sz w:val="21"/>
+        </w:rPr>
+        <w:t xml:space="preserve"> 된다. 되돌릴 때 순서를 어기면 오류가 난다.</w:t>
       </w:r>
     </w:p>
     <w:tbl>
@@ -9340,18 +12426,118 @@
       <w:r>
         <w:rPr>
           <w:rFonts w:ascii="맑은 고딕" w:hAnsi="맑은 고딕" w:eastAsia="맑은 고딕"/>
-          <w:sz w:val="21"/>
-        </w:rPr>
-        <w:t>**ORA-16081.** `MAX_SERVERS`를 9로 되돌리려는데 `APPLY_SERVERS`가 아직 6이다. 적용 서버 6개에 READER·PREPARER·BUILDER·ANALYZER·COORDINATOR를 더하면 9를 넘는다. `APPLY_SERVERS`를 먼저 되돌리면 된다.</w:t>
+          <w:b/>
+          <w:sz w:val="21"/>
+        </w:rPr>
+        <w:t xml:space="preserve">ORA-16081.</w:t>
+      </w:r>
+      <w:r>
+        <w:rPr>
+          <w:rFonts w:ascii="맑은 고딕" w:hAnsi="맑은 고딕" w:eastAsia="맑은 고딕"/>
+          <w:sz w:val="21"/>
+        </w:rPr>
+        <w:t xml:space="preserve"> </w:t>
+      </w:r>
+      <w:r>
+        <w:rPr>
+          <w:rFonts w:ascii="Consolas" w:hAnsi="Consolas" w:eastAsia="맑은 고딕"/>
+          <w:sz w:val="21"/>
+        </w:rPr>
+        <w:t xml:space="preserve">MAX_SERVERS</w:t>
+      </w:r>
+      <w:r>
+        <w:rPr>
+          <w:rFonts w:ascii="맑은 고딕" w:hAnsi="맑은 고딕" w:eastAsia="맑은 고딕"/>
+          <w:sz w:val="21"/>
+        </w:rPr>
+        <w:t xml:space="preserve">를 9로 되돌리려는데 </w:t>
+      </w:r>
+      <w:r>
+        <w:rPr>
+          <w:rFonts w:ascii="Consolas" w:hAnsi="Consolas" w:eastAsia="맑은 고딕"/>
+          <w:sz w:val="21"/>
+        </w:rPr>
+        <w:t xml:space="preserve">APPLY_SERVERS</w:t>
+      </w:r>
+      <w:r>
+        <w:rPr>
+          <w:rFonts w:ascii="맑은 고딕" w:hAnsi="맑은 고딕" w:eastAsia="맑은 고딕"/>
+          <w:sz w:val="21"/>
+        </w:rPr>
+        <w:t xml:space="preserve">가 아직 6이다. 적용 서버 6개에 READER·PREPARER·BUILDER·ANALYZER·COORDINATOR를 더하면 9를 넘는다. </w:t>
+      </w:r>
+      <w:r>
+        <w:rPr>
+          <w:rFonts w:ascii="Consolas" w:hAnsi="Consolas" w:eastAsia="맑은 고딕"/>
+          <w:sz w:val="21"/>
+        </w:rPr>
+        <w:t xml:space="preserve">APPLY_SERVERS</w:t>
+      </w:r>
+      <w:r>
+        <w:rPr>
+          <w:rFonts w:ascii="맑은 고딕" w:hAnsi="맑은 고딕" w:eastAsia="맑은 고딕"/>
+          <w:sz w:val="21"/>
+        </w:rPr>
+        <w:t xml:space="preserve">를 먼저 되돌리면 된다.</w:t>
       </w:r>
     </w:p>
     <w:p>
       <w:r>
         <w:rPr>
           <w:rFonts w:ascii="맑은 고딕" w:hAnsi="맑은 고딕" w:eastAsia="맑은 고딕"/>
-          <w:sz w:val="21"/>
-        </w:rPr>
-        <w:t>**줄일 때는 안쪽부터, 늘릴 때는 바깥쪽부터.** `MAX_SERVERS`가 그릇이고 `APPLY_SERVERS`가 내용물이다. 이 장에서 만난 순서 문제가 이것으로 세 번째다 — 전환할 때의 `BUILD` 순서, 가드를 바꿀 때의 컨테이너, 그리고 여기.</w:t>
+          <w:b/>
+          <w:sz w:val="21"/>
+        </w:rPr>
+        <w:t xml:space="preserve">줄일 때는 안쪽부터, 늘릴 때는 바깥쪽부터.</w:t>
+      </w:r>
+      <w:r>
+        <w:rPr>
+          <w:rFonts w:ascii="맑은 고딕" w:hAnsi="맑은 고딕" w:eastAsia="맑은 고딕"/>
+          <w:sz w:val="21"/>
+        </w:rPr>
+        <w:t xml:space="preserve"> </w:t>
+      </w:r>
+      <w:r>
+        <w:rPr>
+          <w:rFonts w:ascii="Consolas" w:hAnsi="Consolas" w:eastAsia="맑은 고딕"/>
+          <w:sz w:val="21"/>
+        </w:rPr>
+        <w:t xml:space="preserve">MAX_SERVERS</w:t>
+      </w:r>
+      <w:r>
+        <w:rPr>
+          <w:rFonts w:ascii="맑은 고딕" w:hAnsi="맑은 고딕" w:eastAsia="맑은 고딕"/>
+          <w:sz w:val="21"/>
+        </w:rPr>
+        <w:t xml:space="preserve">가 그릇이고 </w:t>
+      </w:r>
+      <w:r>
+        <w:rPr>
+          <w:rFonts w:ascii="Consolas" w:hAnsi="Consolas" w:eastAsia="맑은 고딕"/>
+          <w:sz w:val="21"/>
+        </w:rPr>
+        <w:t xml:space="preserve">APPLY_SERVERS</w:t>
+      </w:r>
+      <w:r>
+        <w:rPr>
+          <w:rFonts w:ascii="맑은 고딕" w:hAnsi="맑은 고딕" w:eastAsia="맑은 고딕"/>
+          <w:sz w:val="21"/>
+        </w:rPr>
+        <w:t xml:space="preserve">가 내용물이다. 이 장에서 만난 순서 문제가 이것으로 세 번째다 — 전환할 때의 </w:t>
+      </w:r>
+      <w:r>
+        <w:rPr>
+          <w:rFonts w:ascii="Consolas" w:hAnsi="Consolas" w:eastAsia="맑은 고딕"/>
+          <w:sz w:val="21"/>
+        </w:rPr>
+        <w:t xml:space="preserve">BUILD</w:t>
+      </w:r>
+      <w:r>
+        <w:rPr>
+          <w:rFonts w:ascii="맑은 고딕" w:hAnsi="맑은 고딕" w:eastAsia="맑은 고딕"/>
+          <w:sz w:val="21"/>
+        </w:rPr>
+        <w:t xml:space="preserve"> 순서, 가드를 바꿀 때의 컨테이너, 그리고 여기.</w:t>
       </w:r>
     </w:p>
     <w:tbl>
@@ -9585,9 +12771,59 @@
       <w:r>
         <w:rPr>
           <w:rFonts w:ascii="맑은 고딕" w:hAnsi="맑은 고딕" w:eastAsia="맑은 고딕"/>
-          <w:sz w:val="21"/>
-        </w:rPr>
-        <w:t>**ORA-16128**은 정상 종료의 표시다. 프로세스가 모두 사라지고 `V$LOGSTDBY_PROCESS`가 0행이 된다. `STOP`은 진행 중인 트랜잭션을 마치고 멈추며, 응답이 없을 때 쓰는 `ABORT`는 즉시 멈춘다.</w:t>
+          <w:b/>
+          <w:sz w:val="21"/>
+        </w:rPr>
+        <w:t xml:space="preserve">ORA-16128</w:t>
+      </w:r>
+      <w:r>
+        <w:rPr>
+          <w:rFonts w:ascii="맑은 고딕" w:hAnsi="맑은 고딕" w:eastAsia="맑은 고딕"/>
+          <w:sz w:val="21"/>
+        </w:rPr>
+        <w:t xml:space="preserve">은 정상 종료의 표시다. 프로세스가 모두 사라지고 </w:t>
+      </w:r>
+      <w:r>
+        <w:rPr>
+          <w:rFonts w:ascii="Consolas" w:hAnsi="Consolas" w:eastAsia="맑은 고딕"/>
+          <w:sz w:val="21"/>
+        </w:rPr>
+        <w:t xml:space="preserve">V$LOGSTDBY_PROCESS</w:t>
+      </w:r>
+      <w:r>
+        <w:rPr>
+          <w:rFonts w:ascii="맑은 고딕" w:hAnsi="맑은 고딕" w:eastAsia="맑은 고딕"/>
+          <w:sz w:val="21"/>
+        </w:rPr>
+        <w:t xml:space="preserve">가 0행이 된다. </w:t>
+      </w:r>
+      <w:r>
+        <w:rPr>
+          <w:rFonts w:ascii="Consolas" w:hAnsi="Consolas" w:eastAsia="맑은 고딕"/>
+          <w:sz w:val="21"/>
+        </w:rPr>
+        <w:t xml:space="preserve">STOP</w:t>
+      </w:r>
+      <w:r>
+        <w:rPr>
+          <w:rFonts w:ascii="맑은 고딕" w:hAnsi="맑은 고딕" w:eastAsia="맑은 고딕"/>
+          <w:sz w:val="21"/>
+        </w:rPr>
+        <w:t xml:space="preserve">은 진행 중인 트랜잭션을 마치고 멈추며, 응답이 없을 때 쓰는 </w:t>
+      </w:r>
+      <w:r>
+        <w:rPr>
+          <w:rFonts w:ascii="Consolas" w:hAnsi="Consolas" w:eastAsia="맑은 고딕"/>
+          <w:sz w:val="21"/>
+        </w:rPr>
+        <w:t xml:space="preserve">ABORT</w:t>
+      </w:r>
+      <w:r>
+        <w:rPr>
+          <w:rFonts w:ascii="맑은 고딕" w:hAnsi="맑은 고딕" w:eastAsia="맑은 고딕"/>
+          <w:sz w:val="21"/>
+        </w:rPr>
+        <w:t xml:space="preserve">는 즉시 멈춘다.</w:t>
       </w:r>
     </w:p>
     <w:p>
@@ -9630,129 +12866,217 @@
             <w:r>
               <w:rPr>
                 <w:rFonts w:ascii="맑은 고딕" w:hAnsi="맑은 고딕" w:eastAsia="맑은 고딕"/>
+                <w:b/>
                 <w:sz w:val="20"/>
               </w:rPr>
-              <w:t>**쓸 만한 경우**</w:t>
+              <w:t xml:space="preserve">쓸 만한 경우</w:t>
             </w:r>
           </w:p>
           <w:p>
             <w:pPr>
               <w:spacing w:after="20"/>
             </w:pPr>
+            <w:r>
+              <w:rPr>
+                <w:rFonts w:ascii="맑은 고딕" w:hAnsi="맑은 고딕" w:eastAsia="맑은 고딕"/>
+                <w:b/>
+                <w:sz w:val="20"/>
+              </w:rPr>
+              <w:t xml:space="preserve">① 보고서 전용 사본에 인덱스를 따로 두고 싶을 때.</w:t>
+            </w:r>
             <w:r>
               <w:rPr>
                 <w:rFonts w:ascii="맑은 고딕" w:hAnsi="맑은 고딕" w:eastAsia="맑은 고딕"/>
                 <w:sz w:val="20"/>
               </w:rPr>
-              <w:t>**① 보고서 전용 사본에 인덱스를 따로 두고 싶을 때.** 가장 분명한 용도다.</w:t>
+              <w:t xml:space="preserve"> 가장 분명한 용도다.</w:t>
             </w:r>
           </w:p>
           <w:p>
             <w:pPr>
               <w:spacing w:after="20"/>
             </w:pPr>
+            <w:r>
+              <w:rPr>
+                <w:rFonts w:ascii="맑은 고딕" w:hAnsi="맑은 고딕" w:eastAsia="맑은 고딕"/>
+                <w:b/>
+                <w:sz w:val="20"/>
+              </w:rPr>
+              <w:t xml:space="preserve">② 일부 스키마만 복제하면 충분할 때.</w:t>
+            </w:r>
             <w:r>
               <w:rPr>
                 <w:rFonts w:ascii="맑은 고딕" w:hAnsi="맑은 고딕" w:eastAsia="맑은 고딕"/>
                 <w:sz w:val="20"/>
               </w:rPr>
-              <w:t>**② 일부 스키마만 복제하면 충분할 때.** 변경량 많은 스키마를 빼면 부하가 준다.</w:t>
+              <w:t xml:space="preserve"> 변경량 많은 스키마를 빼면 부하가 준다.</w:t>
             </w:r>
           </w:p>
           <w:p>
             <w:pPr>
               <w:spacing w:after="20"/>
             </w:pPr>
+            <w:r>
+              <w:rPr>
+                <w:rFonts w:ascii="맑은 고딕" w:hAnsi="맑은 고딕" w:eastAsia="맑은 고딕"/>
+                <w:b/>
+                <w:sz w:val="20"/>
+              </w:rPr>
+              <w:t xml:space="preserve">③ 무중단 업그레이드가 목적일 때.</w:t>
+            </w:r>
             <w:r>
               <w:rPr>
                 <w:rFonts w:ascii="맑은 고딕" w:hAnsi="맑은 고딕" w:eastAsia="맑은 고딕"/>
                 <w:sz w:val="20"/>
               </w:rPr>
-              <w:t>**③ 무중단 업그레이드가 목적일 때.** 다른 버전으로 운영할 수 있다.</w:t>
+              <w:t xml:space="preserve"> 다른 버전으로 운영할 수 있다.</w:t>
             </w:r>
           </w:p>
           <w:p>
             <w:pPr>
               <w:spacing w:after="20"/>
             </w:pPr>
+            <w:r>
+              <w:rPr>
+                <w:rFonts w:ascii="맑은 고딕" w:hAnsi="맑은 고딕" w:eastAsia="맑은 고딕"/>
+                <w:b/>
+                <w:sz w:val="20"/>
+              </w:rPr>
+              <w:t xml:space="preserve">④ 데이터가 단순할 때.</w:t>
+            </w:r>
             <w:r>
               <w:rPr>
                 <w:rFonts w:ascii="맑은 고딕" w:hAnsi="맑은 고딕" w:eastAsia="맑은 고딕"/>
                 <w:sz w:val="20"/>
               </w:rPr>
-              <w:t>**④ 데이터가 단순할 때.** `DBA_LOGSTDBY_UNSUPPORTED`가 비어 있어야 한다.</w:t>
-            </w:r>
-          </w:p>
-          <w:p>
-            <w:pPr>
-              <w:spacing w:after="20"/>
-            </w:pPr>
+              <w:t xml:space="preserve"> </w:t>
+            </w:r>
+            <w:r>
+              <w:rPr>
+                <w:rFonts w:ascii="Consolas" w:hAnsi="Consolas" w:eastAsia="맑은 고딕"/>
+                <w:sz w:val="20"/>
+              </w:rPr>
+              <w:t xml:space="preserve">DBA_LOGSTDBY_UNSUPPORTED</w:t>
+            </w:r>
             <w:r>
               <w:rPr>
                 <w:rFonts w:ascii="맑은 고딕" w:hAnsi="맑은 고딕" w:eastAsia="맑은 고딕"/>
                 <w:sz w:val="20"/>
               </w:rPr>
-              <w:t>**쓰지 말아야 할 경우**</w:t>
+              <w:t xml:space="preserve">가 비어 있어야 한다.</w:t>
             </w:r>
           </w:p>
           <w:p>
             <w:pPr>
               <w:spacing w:after="20"/>
             </w:pPr>
+            <w:r>
+              <w:rPr>
+                <w:rFonts w:ascii="맑은 고딕" w:hAnsi="맑은 고딕" w:eastAsia="맑은 고딕"/>
+                <w:b/>
+                <w:sz w:val="20"/>
+              </w:rPr>
+              <w:t xml:space="preserve">쓰지 말아야 할 경우</w:t>
+            </w:r>
+          </w:p>
+          <w:p>
+            <w:pPr>
+              <w:spacing w:after="20"/>
+            </w:pPr>
+            <w:r>
+              <w:rPr>
+                <w:rFonts w:ascii="맑은 고딕" w:hAnsi="맑은 고딕" w:eastAsia="맑은 고딕"/>
+                <w:b/>
+                <w:sz w:val="20"/>
+              </w:rPr>
+              <w:t xml:space="preserve">① 재해 복구가 주 목적일 때.</w:t>
+            </w:r>
             <w:r>
               <w:rPr>
                 <w:rFonts w:ascii="맑은 고딕" w:hAnsi="맑은 고딕" w:eastAsia="맑은 고딕"/>
                 <w:sz w:val="20"/>
               </w:rPr>
-              <w:t>**① 재해 복구가 주 목적일 때.** Physical Standby가 빠르고 제약이 없다.</w:t>
+              <w:t xml:space="preserve"> Physical Standby가 빠르고 제약이 없다.</w:t>
             </w:r>
           </w:p>
           <w:p>
             <w:pPr>
               <w:spacing w:after="20"/>
             </w:pPr>
+            <w:r>
+              <w:rPr>
+                <w:rFonts w:ascii="맑은 고딕" w:hAnsi="맑은 고딕" w:eastAsia="맑은 고딕"/>
+                <w:b/>
+                <w:sz w:val="20"/>
+              </w:rPr>
+              <w:t xml:space="preserve">② 지원되지 않는 타입이 업무 핵심에 있을 때.</w:t>
+            </w:r>
             <w:r>
               <w:rPr>
                 <w:rFonts w:ascii="맑은 고딕" w:hAnsi="맑은 고딕" w:eastAsia="맑은 고딕"/>
                 <w:sz w:val="20"/>
               </w:rPr>
-              <w:t>**② 지원되지 않는 타입이 업무 핵심에 있을 때.** 조용히 비어 있는 테이블이 생긴다.</w:t>
+              <w:t xml:space="preserve"> 조용히 비어 있는 테이블이 생긴다.</w:t>
             </w:r>
           </w:p>
           <w:p>
             <w:pPr>
               <w:spacing w:after="20"/>
             </w:pPr>
+            <w:r>
+              <w:rPr>
+                <w:rFonts w:ascii="맑은 고딕" w:hAnsi="맑은 고딕" w:eastAsia="맑은 고딕"/>
+                <w:b/>
+                <w:sz w:val="20"/>
+              </w:rPr>
+              <w:t xml:space="preserve">③ 관리 인력이 부족할 때.</w:t>
+            </w:r>
             <w:r>
               <w:rPr>
                 <w:rFonts w:ascii="맑은 고딕" w:hAnsi="맑은 고딕" w:eastAsia="맑은 고딕"/>
                 <w:sz w:val="20"/>
               </w:rPr>
-              <w:t>**③ 관리 인력이 부족할 때.** SYS 실수 하나로 복제가 멈추고 되살리기가 여러 단계다.</w:t>
+              <w:t xml:space="preserve"> SYS 실수 하나로 복제가 멈추고 되살리기가 여러 단계다.</w:t>
             </w:r>
           </w:p>
           <w:p>
             <w:pPr>
               <w:spacing w:after="20"/>
             </w:pPr>
+            <w:r>
+              <w:rPr>
+                <w:rFonts w:ascii="맑은 고딕" w:hAnsi="맑은 고딕" w:eastAsia="맑은 고딕"/>
+                <w:b/>
+                <w:sz w:val="20"/>
+              </w:rPr>
+              <w:t xml:space="preserve">④ 이기종 복제나 양방향이 필요할 때.</w:t>
+            </w:r>
             <w:r>
               <w:rPr>
                 <w:rFonts w:ascii="맑은 고딕" w:hAnsi="맑은 고딕" w:eastAsia="맑은 고딕"/>
                 <w:sz w:val="20"/>
               </w:rPr>
-              <w:t>**④ 이기종 복제나 양방향이 필요할 때.** GoldenGate의 영역이다.</w:t>
+              <w:t xml:space="preserve"> GoldenGate의 영역이다.</w:t>
             </w:r>
           </w:p>
           <w:p>
             <w:pPr>
               <w:spacing w:after="20"/>
             </w:pPr>
+            <w:r>
+              <w:rPr>
+                <w:rFonts w:ascii="맑은 고딕" w:hAnsi="맑은 고딕" w:eastAsia="맑은 고딕"/>
+                <w:b/>
+                <w:sz w:val="20"/>
+              </w:rPr>
+              <w:t xml:space="preserve">⑤ 되돌릴 여지를 남겨야 할 때.</w:t>
+            </w:r>
             <w:r>
               <w:rPr>
                 <w:rFonts w:ascii="맑은 고딕" w:hAnsi="맑은 고딕" w:eastAsia="맑은 고딕"/>
                 <w:sz w:val="20"/>
               </w:rPr>
-              <w:t>**⑤ 되돌릴 여지를 남겨야 할 때.** Physical Standby로 돌아갈 수 없다.</w:t>
+              <w:t xml:space="preserve"> Physical Standby로 돌아갈 수 없다.</w:t>
             </w:r>
           </w:p>
         </w:tc>
@@ -9765,7 +13089,22 @@
           <w:rFonts w:ascii="맑은 고딕" w:hAnsi="맑은 고딕" w:eastAsia="맑은 고딕"/>
           <w:sz w:val="21"/>
         </w:rPr>
-        <w:t>정리하면 **Logical Standby는 재해 복구 도구가 아니라 활용 도구**다. Physical Standby를 두고 하나를 더 얹어 그것을 Logical로 만드는 것이 전형적인 구성이며, 하나뿐인 Standby를 바꾸는 것은 보호를 약화시키는 선택이다.</w:t>
+        <w:t xml:space="preserve">정리하면 </w:t>
+      </w:r>
+      <w:r>
+        <w:rPr>
+          <w:rFonts w:ascii="맑은 고딕" w:hAnsi="맑은 고딕" w:eastAsia="맑은 고딕"/>
+          <w:b/>
+          <w:sz w:val="21"/>
+        </w:rPr>
+        <w:t xml:space="preserve">Logical Standby는 재해 복구 도구가 아니라 활용 도구</w:t>
+      </w:r>
+      <w:r>
+        <w:rPr>
+          <w:rFonts w:ascii="맑은 고딕" w:hAnsi="맑은 고딕" w:eastAsia="맑은 고딕"/>
+          <w:sz w:val="21"/>
+        </w:rPr>
+        <w:t xml:space="preserve">다. Physical Standby를 두고 하나를 더 얹어 그것을 Logical로 만드는 것이 전형적인 구성이며, 하나뿐인 Standby를 바꾸는 것은 보호를 약화시키는 선택이다.</w:t>
       </w:r>
     </w:p>
     <w:tbl>
@@ -9812,93 +13151,425 @@
             <w:r>
               <w:rPr>
                 <w:rFonts w:ascii="맑은 고딕" w:hAnsi="맑은 고딕" w:eastAsia="맑은 고딕"/>
+                <w:b/>
                 <w:sz w:val="20"/>
               </w:rPr>
-              <w:t>**①** `DBMS_LOGSTDBY.BUILD` 후 `SUPPLEMENTAL_LOG_DATA_MIN`이 `IMPLICIT`으로 바뀌었다.</w:t>
-            </w:r>
-          </w:p>
-          <w:p>
-            <w:pPr>
-              <w:spacing w:after="20"/>
-            </w:pPr>
+              <w:t xml:space="preserve">①</w:t>
+            </w:r>
             <w:r>
               <w:rPr>
                 <w:rFonts w:ascii="맑은 고딕" w:hAnsi="맑은 고딕" w:eastAsia="맑은 고딕"/>
                 <w:sz w:val="20"/>
               </w:rPr>
-              <w:t>**②** `RECOVER TO LOGICAL STANDBY`가 끝나지 않고 `Media Recovery Waiting for T-1.S-47`에 머물러 있다.</w:t>
-            </w:r>
-          </w:p>
-          <w:p>
-            <w:pPr>
-              <w:spacing w:after="20"/>
-            </w:pPr>
+              <w:t xml:space="preserve"> </w:t>
+            </w:r>
+            <w:r>
+              <w:rPr>
+                <w:rFonts w:ascii="Consolas" w:hAnsi="Consolas" w:eastAsia="맑은 고딕"/>
+                <w:sz w:val="20"/>
+              </w:rPr>
+              <w:t xml:space="preserve">DBMS_LOGSTDBY.BUILD</w:t>
+            </w:r>
             <w:r>
               <w:rPr>
                 <w:rFonts w:ascii="맑은 고딕" w:hAnsi="맑은 고딕" w:eastAsia="맑은 고딕"/>
                 <w:sz w:val="20"/>
               </w:rPr>
-              <w:t>**③** 가드가 `ALL`인데 SYS가 복제 테이블의 구조를 바꿀 수 있었다.</w:t>
-            </w:r>
-          </w:p>
-          <w:p>
-            <w:pPr>
-              <w:spacing w:after="20"/>
-            </w:pPr>
+              <w:t xml:space="preserve"> 후 </w:t>
+            </w:r>
+            <w:r>
+              <w:rPr>
+                <w:rFonts w:ascii="Consolas" w:hAnsi="Consolas" w:eastAsia="맑은 고딕"/>
+                <w:sz w:val="20"/>
+              </w:rPr>
+              <w:t xml:space="preserve">SUPPLEMENTAL_LOG_DATA_MIN</w:t>
+            </w:r>
             <w:r>
               <w:rPr>
                 <w:rFonts w:ascii="맑은 고딕" w:hAnsi="맑은 고딕" w:eastAsia="맑은 고딕"/>
                 <w:sz w:val="20"/>
               </w:rPr>
-              <w:t>**④** `V$LOGSTDBY_PROCESS`의 `STATUS`가 전부 `ORA-16116: no work available`이다.</w:t>
-            </w:r>
-          </w:p>
-          <w:p>
-            <w:pPr>
-              <w:spacing w:after="20"/>
-            </w:pPr>
+              <w:t xml:space="preserve">이 </w:t>
+            </w:r>
+            <w:r>
+              <w:rPr>
+                <w:rFonts w:ascii="Consolas" w:hAnsi="Consolas" w:eastAsia="맑은 고딕"/>
+                <w:sz w:val="20"/>
+              </w:rPr>
+              <w:t xml:space="preserve">IMPLICIT</w:t>
+            </w:r>
             <w:r>
               <w:rPr>
                 <w:rFonts w:ascii="맑은 고딕" w:hAnsi="맑은 고딕" w:eastAsia="맑은 고딕"/>
                 <w:sz w:val="20"/>
               </w:rPr>
-              <w:t>**⑤** `APPLY_UNSET('MAX_SERVERS')`가 `ORA-16081`을 냈다.</w:t>
+              <w:t xml:space="preserve">으로 바뀌었다.</w:t>
             </w:r>
           </w:p>
           <w:p>
             <w:pPr>
               <w:spacing w:after="20"/>
             </w:pPr>
+            <w:r>
+              <w:rPr>
+                <w:rFonts w:ascii="맑은 고딕" w:hAnsi="맑은 고딕" w:eastAsia="맑은 고딕"/>
+                <w:b/>
+                <w:sz w:val="20"/>
+              </w:rPr>
+              <w:t xml:space="preserve">②</w:t>
+            </w:r>
             <w:r>
               <w:rPr>
                 <w:rFonts w:ascii="맑은 고딕" w:hAnsi="맑은 고딕" w:eastAsia="맑은 고딕"/>
                 <w:sz w:val="20"/>
               </w:rPr>
-              <w:t>**⑥** `PDB` 안에서 `ALTER DATABASE GUARD STANDBY`가 `ORA-65040`을 냈다.</w:t>
-            </w:r>
-          </w:p>
-          <w:p>
-            <w:pPr>
-              <w:spacing w:after="20"/>
-            </w:pPr>
+              <w:t xml:space="preserve"> </w:t>
+            </w:r>
+            <w:r>
+              <w:rPr>
+                <w:rFonts w:ascii="Consolas" w:hAnsi="Consolas" w:eastAsia="맑은 고딕"/>
+                <w:sz w:val="20"/>
+              </w:rPr>
+              <w:t xml:space="preserve">RECOVER TO LOGICAL STANDBY</w:t>
+            </w:r>
             <w:r>
               <w:rPr>
                 <w:rFonts w:ascii="맑은 고딕" w:hAnsi="맑은 고딕" w:eastAsia="맑은 고딕"/>
                 <w:sz w:val="20"/>
               </w:rPr>
-              <w:t>판정 — ①정상(BUILD의 부수 효과다) ②**순서 오류**(MRP가 딕셔너리를 지나쳤다. 다시 BUILD한다) ③**설계상 위험**(의도된 예외이지만 사고의 원인이 된다) ④정상(할 일이 없다는 상태 메시지다) ⑤**순서 오류**(`APPLY_SERVERS`를 먼저 되돌린다) ⑥정상(가드는 CDB 전체 설정이므로 `CDB$ROOT`에서 실행한다).</w:t>
-            </w:r>
-          </w:p>
-          <w:p>
-            <w:pPr>
-              <w:spacing w:after="20"/>
-            </w:pPr>
+              <w:t xml:space="preserve">가 끝나지 않고 </w:t>
+            </w:r>
+            <w:r>
+              <w:rPr>
+                <w:rFonts w:ascii="Consolas" w:hAnsi="Consolas" w:eastAsia="맑은 고딕"/>
+                <w:sz w:val="20"/>
+              </w:rPr>
+              <w:t xml:space="preserve">Media Recovery Waiting for T-1.S-47</w:t>
+            </w:r>
             <w:r>
               <w:rPr>
                 <w:rFonts w:ascii="맑은 고딕" w:hAnsi="맑은 고딕" w:eastAsia="맑은 고딕"/>
                 <w:sz w:val="20"/>
               </w:rPr>
-              <w:t>여섯 중 셋이 정상이고 둘이 순서이며 하나가 설계상 위험이다. **Logical Standby에서 만나는 문제의 대부분은 순서와 권한**이며, 진짜 위험은 오류를 내지 않는 ③에 있다.</w:t>
+              <w:t xml:space="preserve">에 머물러 있다.</w:t>
+            </w:r>
+          </w:p>
+          <w:p>
+            <w:pPr>
+              <w:spacing w:after="20"/>
+            </w:pPr>
+            <w:r>
+              <w:rPr>
+                <w:rFonts w:ascii="맑은 고딕" w:hAnsi="맑은 고딕" w:eastAsia="맑은 고딕"/>
+                <w:b/>
+                <w:sz w:val="20"/>
+              </w:rPr>
+              <w:t xml:space="preserve">③</w:t>
+            </w:r>
+            <w:r>
+              <w:rPr>
+                <w:rFonts w:ascii="맑은 고딕" w:hAnsi="맑은 고딕" w:eastAsia="맑은 고딕"/>
+                <w:sz w:val="20"/>
+              </w:rPr>
+              <w:t xml:space="preserve"> 가드가 </w:t>
+            </w:r>
+            <w:r>
+              <w:rPr>
+                <w:rFonts w:ascii="Consolas" w:hAnsi="Consolas" w:eastAsia="맑은 고딕"/>
+                <w:sz w:val="20"/>
+              </w:rPr>
+              <w:t xml:space="preserve">ALL</w:t>
+            </w:r>
+            <w:r>
+              <w:rPr>
+                <w:rFonts w:ascii="맑은 고딕" w:hAnsi="맑은 고딕" w:eastAsia="맑은 고딕"/>
+                <w:sz w:val="20"/>
+              </w:rPr>
+              <w:t xml:space="preserve">인데 SYS가 복제 테이블의 구조를 바꿀 수 있었다.</w:t>
+            </w:r>
+          </w:p>
+          <w:p>
+            <w:pPr>
+              <w:spacing w:after="20"/>
+            </w:pPr>
+            <w:r>
+              <w:rPr>
+                <w:rFonts w:ascii="맑은 고딕" w:hAnsi="맑은 고딕" w:eastAsia="맑은 고딕"/>
+                <w:b/>
+                <w:sz w:val="20"/>
+              </w:rPr>
+              <w:t xml:space="preserve">④</w:t>
+            </w:r>
+            <w:r>
+              <w:rPr>
+                <w:rFonts w:ascii="맑은 고딕" w:hAnsi="맑은 고딕" w:eastAsia="맑은 고딕"/>
+                <w:sz w:val="20"/>
+              </w:rPr>
+              <w:t xml:space="preserve"> </w:t>
+            </w:r>
+            <w:r>
+              <w:rPr>
+                <w:rFonts w:ascii="Consolas" w:hAnsi="Consolas" w:eastAsia="맑은 고딕"/>
+                <w:sz w:val="20"/>
+              </w:rPr>
+              <w:t xml:space="preserve">V$LOGSTDBY_PROCESS</w:t>
+            </w:r>
+            <w:r>
+              <w:rPr>
+                <w:rFonts w:ascii="맑은 고딕" w:hAnsi="맑은 고딕" w:eastAsia="맑은 고딕"/>
+                <w:sz w:val="20"/>
+              </w:rPr>
+              <w:t xml:space="preserve">의 </w:t>
+            </w:r>
+            <w:r>
+              <w:rPr>
+                <w:rFonts w:ascii="Consolas" w:hAnsi="Consolas" w:eastAsia="맑은 고딕"/>
+                <w:sz w:val="20"/>
+              </w:rPr>
+              <w:t xml:space="preserve">STATUS</w:t>
+            </w:r>
+            <w:r>
+              <w:rPr>
+                <w:rFonts w:ascii="맑은 고딕" w:hAnsi="맑은 고딕" w:eastAsia="맑은 고딕"/>
+                <w:sz w:val="20"/>
+              </w:rPr>
+              <w:t xml:space="preserve">가 전부 </w:t>
+            </w:r>
+            <w:r>
+              <w:rPr>
+                <w:rFonts w:ascii="Consolas" w:hAnsi="Consolas" w:eastAsia="맑은 고딕"/>
+                <w:sz w:val="20"/>
+              </w:rPr>
+              <w:t xml:space="preserve">ORA-16116: no work available</w:t>
+            </w:r>
+            <w:r>
+              <w:rPr>
+                <w:rFonts w:ascii="맑은 고딕" w:hAnsi="맑은 고딕" w:eastAsia="맑은 고딕"/>
+                <w:sz w:val="20"/>
+              </w:rPr>
+              <w:t xml:space="preserve">이다.</w:t>
+            </w:r>
+          </w:p>
+          <w:p>
+            <w:pPr>
+              <w:spacing w:after="20"/>
+            </w:pPr>
+            <w:r>
+              <w:rPr>
+                <w:rFonts w:ascii="맑은 고딕" w:hAnsi="맑은 고딕" w:eastAsia="맑은 고딕"/>
+                <w:b/>
+                <w:sz w:val="20"/>
+              </w:rPr>
+              <w:t xml:space="preserve">⑤</w:t>
+            </w:r>
+            <w:r>
+              <w:rPr>
+                <w:rFonts w:ascii="맑은 고딕" w:hAnsi="맑은 고딕" w:eastAsia="맑은 고딕"/>
+                <w:sz w:val="20"/>
+              </w:rPr>
+              <w:t xml:space="preserve"> </w:t>
+            </w:r>
+            <w:r>
+              <w:rPr>
+                <w:rFonts w:ascii="Consolas" w:hAnsi="Consolas" w:eastAsia="맑은 고딕"/>
+                <w:sz w:val="20"/>
+              </w:rPr>
+              <w:t xml:space="preserve">APPLY_UNSET('MAX_SERVERS')</w:t>
+            </w:r>
+            <w:r>
+              <w:rPr>
+                <w:rFonts w:ascii="맑은 고딕" w:hAnsi="맑은 고딕" w:eastAsia="맑은 고딕"/>
+                <w:sz w:val="20"/>
+              </w:rPr>
+              <w:t xml:space="preserve">가 </w:t>
+            </w:r>
+            <w:r>
+              <w:rPr>
+                <w:rFonts w:ascii="Consolas" w:hAnsi="Consolas" w:eastAsia="맑은 고딕"/>
+                <w:sz w:val="20"/>
+              </w:rPr>
+              <w:t xml:space="preserve">ORA-16081</w:t>
+            </w:r>
+            <w:r>
+              <w:rPr>
+                <w:rFonts w:ascii="맑은 고딕" w:hAnsi="맑은 고딕" w:eastAsia="맑은 고딕"/>
+                <w:sz w:val="20"/>
+              </w:rPr>
+              <w:t xml:space="preserve">을 냈다.</w:t>
+            </w:r>
+          </w:p>
+          <w:p>
+            <w:pPr>
+              <w:spacing w:after="20"/>
+            </w:pPr>
+            <w:r>
+              <w:rPr>
+                <w:rFonts w:ascii="맑은 고딕" w:hAnsi="맑은 고딕" w:eastAsia="맑은 고딕"/>
+                <w:b/>
+                <w:sz w:val="20"/>
+              </w:rPr>
+              <w:t xml:space="preserve">⑥</w:t>
+            </w:r>
+            <w:r>
+              <w:rPr>
+                <w:rFonts w:ascii="맑은 고딕" w:hAnsi="맑은 고딕" w:eastAsia="맑은 고딕"/>
+                <w:sz w:val="20"/>
+              </w:rPr>
+              <w:t xml:space="preserve"> </w:t>
+            </w:r>
+            <w:r>
+              <w:rPr>
+                <w:rFonts w:ascii="Consolas" w:hAnsi="Consolas" w:eastAsia="맑은 고딕"/>
+                <w:sz w:val="20"/>
+              </w:rPr>
+              <w:t xml:space="preserve">PDB</w:t>
+            </w:r>
+            <w:r>
+              <w:rPr>
+                <w:rFonts w:ascii="맑은 고딕" w:hAnsi="맑은 고딕" w:eastAsia="맑은 고딕"/>
+                <w:sz w:val="20"/>
+              </w:rPr>
+              <w:t xml:space="preserve"> 안에서 </w:t>
+            </w:r>
+            <w:r>
+              <w:rPr>
+                <w:rFonts w:ascii="Consolas" w:hAnsi="Consolas" w:eastAsia="맑은 고딕"/>
+                <w:sz w:val="20"/>
+              </w:rPr>
+              <w:t xml:space="preserve">ALTER DATABASE GUARD STANDBY</w:t>
+            </w:r>
+            <w:r>
+              <w:rPr>
+                <w:rFonts w:ascii="맑은 고딕" w:hAnsi="맑은 고딕" w:eastAsia="맑은 고딕"/>
+                <w:sz w:val="20"/>
+              </w:rPr>
+              <w:t xml:space="preserve">가 </w:t>
+            </w:r>
+            <w:r>
+              <w:rPr>
+                <w:rFonts w:ascii="Consolas" w:hAnsi="Consolas" w:eastAsia="맑은 고딕"/>
+                <w:sz w:val="20"/>
+              </w:rPr>
+              <w:t xml:space="preserve">ORA-65040</w:t>
+            </w:r>
+            <w:r>
+              <w:rPr>
+                <w:rFonts w:ascii="맑은 고딕" w:hAnsi="맑은 고딕" w:eastAsia="맑은 고딕"/>
+                <w:sz w:val="20"/>
+              </w:rPr>
+              <w:t xml:space="preserve">을 냈다.</w:t>
+            </w:r>
+          </w:p>
+          <w:p>
+            <w:pPr>
+              <w:spacing w:after="20"/>
+            </w:pPr>
+            <w:r>
+              <w:rPr>
+                <w:rFonts w:ascii="맑은 고딕" w:hAnsi="맑은 고딕" w:eastAsia="맑은 고딕"/>
+                <w:sz w:val="20"/>
+              </w:rPr>
+              <w:t xml:space="preserve">판정 — ①정상(BUILD의 부수 효과다) ②</w:t>
+            </w:r>
+            <w:r>
+              <w:rPr>
+                <w:rFonts w:ascii="맑은 고딕" w:hAnsi="맑은 고딕" w:eastAsia="맑은 고딕"/>
+                <w:b/>
+                <w:sz w:val="20"/>
+              </w:rPr>
+              <w:t xml:space="preserve">순서 오류</w:t>
+            </w:r>
+            <w:r>
+              <w:rPr>
+                <w:rFonts w:ascii="맑은 고딕" w:hAnsi="맑은 고딕" w:eastAsia="맑은 고딕"/>
+                <w:sz w:val="20"/>
+              </w:rPr>
+              <w:t xml:space="preserve">(MRP가 딕셔너리를 지나쳤다. 다시 BUILD한다) ③</w:t>
+            </w:r>
+            <w:r>
+              <w:rPr>
+                <w:rFonts w:ascii="맑은 고딕" w:hAnsi="맑은 고딕" w:eastAsia="맑은 고딕"/>
+                <w:b/>
+                <w:sz w:val="20"/>
+              </w:rPr>
+              <w:t xml:space="preserve">설계상 위험</w:t>
+            </w:r>
+            <w:r>
+              <w:rPr>
+                <w:rFonts w:ascii="맑은 고딕" w:hAnsi="맑은 고딕" w:eastAsia="맑은 고딕"/>
+                <w:sz w:val="20"/>
+              </w:rPr>
+              <w:t xml:space="preserve">(의도된 예외이지만 사고의 원인이 된다) ④정상(할 일이 없다는 상태 메시지다) ⑤</w:t>
+            </w:r>
+            <w:r>
+              <w:rPr>
+                <w:rFonts w:ascii="맑은 고딕" w:hAnsi="맑은 고딕" w:eastAsia="맑은 고딕"/>
+                <w:b/>
+                <w:sz w:val="20"/>
+              </w:rPr>
+              <w:t xml:space="preserve">순서 오류</w:t>
+            </w:r>
+            <w:r>
+              <w:rPr>
+                <w:rFonts w:ascii="맑은 고딕" w:hAnsi="맑은 고딕" w:eastAsia="맑은 고딕"/>
+                <w:sz w:val="20"/>
+              </w:rPr>
+              <w:t xml:space="preserve">(</w:t>
+            </w:r>
+            <w:r>
+              <w:rPr>
+                <w:rFonts w:ascii="Consolas" w:hAnsi="Consolas" w:eastAsia="맑은 고딕"/>
+                <w:sz w:val="20"/>
+              </w:rPr>
+              <w:t xml:space="preserve">APPLY_SERVERS</w:t>
+            </w:r>
+            <w:r>
+              <w:rPr>
+                <w:rFonts w:ascii="맑은 고딕" w:hAnsi="맑은 고딕" w:eastAsia="맑은 고딕"/>
+                <w:sz w:val="20"/>
+              </w:rPr>
+              <w:t xml:space="preserve">를 먼저 되돌린다) ⑥정상(가드는 CDB 전체 설정이므로 </w:t>
+            </w:r>
+            <w:r>
+              <w:rPr>
+                <w:rFonts w:ascii="Consolas" w:hAnsi="Consolas" w:eastAsia="맑은 고딕"/>
+                <w:sz w:val="20"/>
+              </w:rPr>
+              <w:t xml:space="preserve">CDB$ROOT</w:t>
+            </w:r>
+            <w:r>
+              <w:rPr>
+                <w:rFonts w:ascii="맑은 고딕" w:hAnsi="맑은 고딕" w:eastAsia="맑은 고딕"/>
+                <w:sz w:val="20"/>
+              </w:rPr>
+              <w:t xml:space="preserve">에서 실행한다).</w:t>
+            </w:r>
+          </w:p>
+          <w:p>
+            <w:pPr>
+              <w:spacing w:after="20"/>
+            </w:pPr>
+            <w:r>
+              <w:rPr>
+                <w:rFonts w:ascii="맑은 고딕" w:hAnsi="맑은 고딕" w:eastAsia="맑은 고딕"/>
+                <w:sz w:val="20"/>
+              </w:rPr>
+              <w:t xml:space="preserve">여섯 중 셋이 정상이고 둘이 순서이며 하나가 설계상 위험이다. </w:t>
+            </w:r>
+            <w:r>
+              <w:rPr>
+                <w:rFonts w:ascii="맑은 고딕" w:hAnsi="맑은 고딕" w:eastAsia="맑은 고딕"/>
+                <w:b/>
+                <w:sz w:val="20"/>
+              </w:rPr>
+              <w:t xml:space="preserve">Logical Standby에서 만나는 문제의 대부분은 순서와 권한</w:t>
+            </w:r>
+            <w:r>
+              <w:rPr>
+                <w:rFonts w:ascii="맑은 고딕" w:hAnsi="맑은 고딕" w:eastAsia="맑은 고딕"/>
+                <w:sz w:val="20"/>
+              </w:rPr>
+              <w:t xml:space="preserve">이며, 진짜 위험은 오류를 내지 않는 ③에 있다.</w:t>
             </w:r>
           </w:p>
         </w:tc>
@@ -9922,7 +13593,37 @@
           <w:rFonts w:ascii="맑은 고딕" w:hAnsi="맑은 고딕" w:eastAsia="맑은 고딕"/>
           <w:sz w:val="21"/>
         </w:rPr>
-        <w:t>Logical Standby는 리두를 **SQL로 재구성해 실행**한다. 이 방식이 **SQL Apply**다.</w:t>
+        <w:t xml:space="preserve">Logical Standby는 리두를 </w:t>
+      </w:r>
+      <w:r>
+        <w:rPr>
+          <w:rFonts w:ascii="맑은 고딕" w:hAnsi="맑은 고딕" w:eastAsia="맑은 고딕"/>
+          <w:b/>
+          <w:sz w:val="21"/>
+        </w:rPr>
+        <w:t xml:space="preserve">SQL로 재구성해 실행</w:t>
+      </w:r>
+      <w:r>
+        <w:rPr>
+          <w:rFonts w:ascii="맑은 고딕" w:hAnsi="맑은 고딕" w:eastAsia="맑은 고딕"/>
+          <w:sz w:val="21"/>
+        </w:rPr>
+        <w:t xml:space="preserve">한다. 이 방식이 </w:t>
+      </w:r>
+      <w:r>
+        <w:rPr>
+          <w:rFonts w:ascii="맑은 고딕" w:hAnsi="맑은 고딕" w:eastAsia="맑은 고딕"/>
+          <w:b/>
+          <w:sz w:val="21"/>
+        </w:rPr>
+        <w:t xml:space="preserve">SQL Apply</w:t>
+      </w:r>
+      <w:r>
+        <w:rPr>
+          <w:rFonts w:ascii="맑은 고딕" w:hAnsi="맑은 고딕" w:eastAsia="맑은 고딕"/>
+          <w:sz w:val="21"/>
+        </w:rPr>
+        <w:t xml:space="preserve">다.</w:t>
       </w:r>
     </w:p>
     <w:p>
@@ -9934,7 +13635,37 @@
           <w:rFonts w:ascii="맑은 고딕" w:hAnsi="맑은 고딕" w:eastAsia="맑은 고딕"/>
           <w:sz w:val="21"/>
         </w:rPr>
-        <w:t>얻는 것 — 자체 인덱스·구체화 뷰, 열린 채 쓰기, **일부만 복제**, 롤링 업그레이드. 잃는 것 — **데이터 타입 제약**, 느린 적용, 관리 부담.</w:t>
+        <w:t xml:space="preserve">얻는 것 — 자체 인덱스·구체화 뷰, 열린 채 쓰기, </w:t>
+      </w:r>
+      <w:r>
+        <w:rPr>
+          <w:rFonts w:ascii="맑은 고딕" w:hAnsi="맑은 고딕" w:eastAsia="맑은 고딕"/>
+          <w:b/>
+          <w:sz w:val="21"/>
+        </w:rPr>
+        <w:t xml:space="preserve">일부만 복제</w:t>
+      </w:r>
+      <w:r>
+        <w:rPr>
+          <w:rFonts w:ascii="맑은 고딕" w:hAnsi="맑은 고딕" w:eastAsia="맑은 고딕"/>
+          <w:sz w:val="21"/>
+        </w:rPr>
+        <w:t xml:space="preserve">, 롤링 업그레이드. 잃는 것 — </w:t>
+      </w:r>
+      <w:r>
+        <w:rPr>
+          <w:rFonts w:ascii="맑은 고딕" w:hAnsi="맑은 고딕" w:eastAsia="맑은 고딕"/>
+          <w:b/>
+          <w:sz w:val="21"/>
+        </w:rPr>
+        <w:t xml:space="preserve">데이터 타입 제약</w:t>
+      </w:r>
+      <w:r>
+        <w:rPr>
+          <w:rFonts w:ascii="맑은 고딕" w:hAnsi="맑은 고딕" w:eastAsia="맑은 고딕"/>
+          <w:sz w:val="21"/>
+        </w:rPr>
+        <w:t xml:space="preserve">, 느린 적용, 관리 부담.</w:t>
       </w:r>
     </w:p>
     <w:p>
@@ -9946,7 +13677,45 @@
           <w:rFonts w:ascii="맑은 고딕" w:hAnsi="맑은 고딕" w:eastAsia="맑은 고딕"/>
           <w:sz w:val="21"/>
         </w:rPr>
-        <w:t>전환은 **되돌릴 수 없다.** 다시 필요하면 5·6장 절차로 재구축한다. 실습에서는 **VM 스냅샷 `pre-logical`**로 대비했다.</w:t>
+        <w:t xml:space="preserve">전환은 </w:t>
+      </w:r>
+      <w:r>
+        <w:rPr>
+          <w:rFonts w:ascii="맑은 고딕" w:hAnsi="맑은 고딕" w:eastAsia="맑은 고딕"/>
+          <w:b/>
+          <w:sz w:val="21"/>
+        </w:rPr>
+        <w:t xml:space="preserve">되돌릴 수 없다.</w:t>
+      </w:r>
+      <w:r>
+        <w:rPr>
+          <w:rFonts w:ascii="맑은 고딕" w:hAnsi="맑은 고딕" w:eastAsia="맑은 고딕"/>
+          <w:sz w:val="21"/>
+        </w:rPr>
+        <w:t xml:space="preserve"> 다시 필요하면 5·6장 절차로 재구축한다. 실습에서는 </w:t>
+      </w:r>
+      <w:r>
+        <w:rPr>
+          <w:rFonts w:ascii="맑은 고딕" w:hAnsi="맑은 고딕" w:eastAsia="맑은 고딕"/>
+          <w:b/>
+          <w:sz w:val="21"/>
+        </w:rPr>
+        <w:t xml:space="preserve">VM 스냅샷 </w:t>
+      </w:r>
+      <w:r>
+        <w:rPr>
+          <w:rFonts w:ascii="Consolas" w:hAnsi="Consolas" w:eastAsia="맑은 고딕"/>
+          <w:b/>
+          <w:sz w:val="21"/>
+        </w:rPr>
+        <w:t xml:space="preserve">pre-logical</w:t>
+      </w:r>
+      <w:r>
+        <w:rPr>
+          <w:rFonts w:ascii="맑은 고딕" w:hAnsi="맑은 고딕" w:eastAsia="맑은 고딕"/>
+          <w:sz w:val="21"/>
+        </w:rPr>
+        <w:t xml:space="preserve">로 대비했다.</w:t>
       </w:r>
     </w:p>
     <w:p>
@@ -9958,7 +13727,92 @@
           <w:rFonts w:ascii="맑은 고딕" w:hAnsi="맑은 고딕" w:eastAsia="맑은 고딕"/>
           <w:sz w:val="21"/>
         </w:rPr>
-        <w:t>점검 뷰 셋 — `DBA_LOGSTDBY_UNSUPPORTED`(실습 0행, `ROWID` 추가 시 나타남), `DBA_LOGSTDBY_NOT_UNIQUE`(복제는 되나 느려진다), `DBA_LOGSTDBY_SKIP`(기본 **35개**, 대부분 `INTERNAL SCHEMA`).</w:t>
+        <w:t xml:space="preserve">점검 뷰 셋 — </w:t>
+      </w:r>
+      <w:r>
+        <w:rPr>
+          <w:rFonts w:ascii="Consolas" w:hAnsi="Consolas" w:eastAsia="맑은 고딕"/>
+          <w:sz w:val="21"/>
+        </w:rPr>
+        <w:t xml:space="preserve">DBA_LOGSTDBY_UNSUPPORTED</w:t>
+      </w:r>
+      <w:r>
+        <w:rPr>
+          <w:rFonts w:ascii="맑은 고딕" w:hAnsi="맑은 고딕" w:eastAsia="맑은 고딕"/>
+          <w:sz w:val="21"/>
+        </w:rPr>
+        <w:t xml:space="preserve">(실습 0행, </w:t>
+      </w:r>
+      <w:r>
+        <w:rPr>
+          <w:rFonts w:ascii="Consolas" w:hAnsi="Consolas" w:eastAsia="맑은 고딕"/>
+          <w:sz w:val="21"/>
+        </w:rPr>
+        <w:t xml:space="preserve">ROWID</w:t>
+      </w:r>
+      <w:r>
+        <w:rPr>
+          <w:rFonts w:ascii="맑은 고딕" w:hAnsi="맑은 고딕" w:eastAsia="맑은 고딕"/>
+          <w:sz w:val="21"/>
+        </w:rPr>
+        <w:t xml:space="preserve"> 추가 시 나타남), </w:t>
+      </w:r>
+      <w:r>
+        <w:rPr>
+          <w:rFonts w:ascii="Consolas" w:hAnsi="Consolas" w:eastAsia="맑은 고딕"/>
+          <w:sz w:val="21"/>
+        </w:rPr>
+        <w:t xml:space="preserve">DBA_LOGSTDBY_NOT_UNIQUE</w:t>
+      </w:r>
+      <w:r>
+        <w:rPr>
+          <w:rFonts w:ascii="맑은 고딕" w:hAnsi="맑은 고딕" w:eastAsia="맑은 고딕"/>
+          <w:sz w:val="21"/>
+        </w:rPr>
+        <w:t xml:space="preserve">(복제는 되나 느려진다), </w:t>
+      </w:r>
+      <w:r>
+        <w:rPr>
+          <w:rFonts w:ascii="Consolas" w:hAnsi="Consolas" w:eastAsia="맑은 고딕"/>
+          <w:sz w:val="21"/>
+        </w:rPr>
+        <w:t xml:space="preserve">DBA_LOGSTDBY_SKIP</w:t>
+      </w:r>
+      <w:r>
+        <w:rPr>
+          <w:rFonts w:ascii="맑은 고딕" w:hAnsi="맑은 고딕" w:eastAsia="맑은 고딕"/>
+          <w:sz w:val="21"/>
+        </w:rPr>
+        <w:t xml:space="preserve">(기본 </w:t>
+      </w:r>
+      <w:r>
+        <w:rPr>
+          <w:rFonts w:ascii="맑은 고딕" w:hAnsi="맑은 고딕" w:eastAsia="맑은 고딕"/>
+          <w:b/>
+          <w:sz w:val="21"/>
+        </w:rPr>
+        <w:t xml:space="preserve">35개</w:t>
+      </w:r>
+      <w:r>
+        <w:rPr>
+          <w:rFonts w:ascii="맑은 고딕" w:hAnsi="맑은 고딕" w:eastAsia="맑은 고딕"/>
+          <w:sz w:val="21"/>
+        </w:rPr>
+        <w:t xml:space="preserve">, 대부분 </w:t>
+      </w:r>
+      <w:r>
+        <w:rPr>
+          <w:rFonts w:ascii="Consolas" w:hAnsi="Consolas" w:eastAsia="맑은 고딕"/>
+          <w:sz w:val="21"/>
+        </w:rPr>
+        <w:t xml:space="preserve">INTERNAL SCHEMA</w:t>
+      </w:r>
+      <w:r>
+        <w:rPr>
+          <w:rFonts w:ascii="맑은 고딕" w:hAnsi="맑은 고딕" w:eastAsia="맑은 고딕"/>
+          <w:sz w:val="21"/>
+        </w:rPr>
+        <w:t xml:space="preserve">).</w:t>
       </w:r>
     </w:p>
     <w:p>
@@ -9967,10 +13821,54 @@
       </w:pPr>
       <w:r>
         <w:rPr>
-          <w:rFonts w:ascii="맑은 고딕" w:hAnsi="맑은 고딕" w:eastAsia="맑은 고딕"/>
-          <w:sz w:val="21"/>
-        </w:rPr>
-        <w:t>**`SYSTEM` 스키마는 복제되지 않는다.** 실측에서 `system.lg_skip`이 `ORA-00942`.</w:t>
+          <w:rFonts w:ascii="Consolas" w:hAnsi="Consolas" w:eastAsia="맑은 고딕"/>
+          <w:b/>
+          <w:sz w:val="21"/>
+        </w:rPr>
+        <w:t xml:space="preserve">SYSTEM</w:t>
+      </w:r>
+      <w:r>
+        <w:rPr>
+          <w:rFonts w:ascii="맑은 고딕" w:hAnsi="맑은 고딕" w:eastAsia="맑은 고딕"/>
+          <w:b/>
+          <w:sz w:val="21"/>
+        </w:rPr>
+        <w:t xml:space="preserve"> 스키마는 복제되지 않는다.</w:t>
+      </w:r>
+      <w:r>
+        <w:rPr>
+          <w:rFonts w:ascii="맑은 고딕" w:hAnsi="맑은 고딕" w:eastAsia="맑은 고딕"/>
+          <w:sz w:val="21"/>
+        </w:rPr>
+        <w:t xml:space="preserve"> 실측에서 </w:t>
+      </w:r>
+      <w:r>
+        <w:rPr>
+          <w:rFonts w:ascii="Consolas" w:hAnsi="Consolas" w:eastAsia="맑은 고딕"/>
+          <w:sz w:val="21"/>
+        </w:rPr>
+        <w:t xml:space="preserve">system.lg_skip</w:t>
+      </w:r>
+      <w:r>
+        <w:rPr>
+          <w:rFonts w:ascii="맑은 고딕" w:hAnsi="맑은 고딕" w:eastAsia="맑은 고딕"/>
+          <w:sz w:val="21"/>
+        </w:rPr>
+        <w:t xml:space="preserve">이 </w:t>
+      </w:r>
+      <w:r>
+        <w:rPr>
+          <w:rFonts w:ascii="Consolas" w:hAnsi="Consolas" w:eastAsia="맑은 고딕"/>
+          <w:sz w:val="21"/>
+        </w:rPr>
+        <w:t xml:space="preserve">ORA-00942</w:t>
+      </w:r>
+      <w:r>
+        <w:rPr>
+          <w:rFonts w:ascii="맑은 고딕" w:hAnsi="맑은 고딕" w:eastAsia="맑은 고딕"/>
+          <w:sz w:val="21"/>
+        </w:rPr>
+        <w:t xml:space="preserve">.</w:t>
       </w:r>
     </w:p>
     <w:p>
@@ -9979,10 +13877,74 @@
       </w:pPr>
       <w:r>
         <w:rPr>
-          <w:rFonts w:ascii="맑은 고딕" w:hAnsi="맑은 고딕" w:eastAsia="맑은 고딕"/>
-          <w:sz w:val="21"/>
-        </w:rPr>
-        <w:t>`DBMS_LOGSTDBY.BUILD`가 **보충 로깅을 자동으로 켠다** — `MIN=IMPLICIT`, `PK=YES`, `UI=YES`.</w:t>
+          <w:rFonts w:ascii="Consolas" w:hAnsi="Consolas" w:eastAsia="맑은 고딕"/>
+          <w:sz w:val="21"/>
+        </w:rPr>
+        <w:t xml:space="preserve">DBMS_LOGSTDBY.BUILD</w:t>
+      </w:r>
+      <w:r>
+        <w:rPr>
+          <w:rFonts w:ascii="맑은 고딕" w:hAnsi="맑은 고딕" w:eastAsia="맑은 고딕"/>
+          <w:sz w:val="21"/>
+        </w:rPr>
+        <w:t xml:space="preserve">가 </w:t>
+      </w:r>
+      <w:r>
+        <w:rPr>
+          <w:rFonts w:ascii="맑은 고딕" w:hAnsi="맑은 고딕" w:eastAsia="맑은 고딕"/>
+          <w:b/>
+          <w:sz w:val="21"/>
+        </w:rPr>
+        <w:t xml:space="preserve">보충 로깅을 자동으로 켠다</w:t>
+      </w:r>
+      <w:r>
+        <w:rPr>
+          <w:rFonts w:ascii="맑은 고딕" w:hAnsi="맑은 고딕" w:eastAsia="맑은 고딕"/>
+          <w:sz w:val="21"/>
+        </w:rPr>
+        <w:t xml:space="preserve"> — </w:t>
+      </w:r>
+      <w:r>
+        <w:rPr>
+          <w:rFonts w:ascii="Consolas" w:hAnsi="Consolas" w:eastAsia="맑은 고딕"/>
+          <w:sz w:val="21"/>
+        </w:rPr>
+        <w:t xml:space="preserve">MIN=IMPLICIT</w:t>
+      </w:r>
+      <w:r>
+        <w:rPr>
+          <w:rFonts w:ascii="맑은 고딕" w:hAnsi="맑은 고딕" w:eastAsia="맑은 고딕"/>
+          <w:sz w:val="21"/>
+        </w:rPr>
+        <w:t xml:space="preserve">, </w:t>
+      </w:r>
+      <w:r>
+        <w:rPr>
+          <w:rFonts w:ascii="Consolas" w:hAnsi="Consolas" w:eastAsia="맑은 고딕"/>
+          <w:sz w:val="21"/>
+        </w:rPr>
+        <w:t xml:space="preserve">PK=YES</w:t>
+      </w:r>
+      <w:r>
+        <w:rPr>
+          <w:rFonts w:ascii="맑은 고딕" w:hAnsi="맑은 고딕" w:eastAsia="맑은 고딕"/>
+          <w:sz w:val="21"/>
+        </w:rPr>
+        <w:t xml:space="preserve">, </w:t>
+      </w:r>
+      <w:r>
+        <w:rPr>
+          <w:rFonts w:ascii="Consolas" w:hAnsi="Consolas" w:eastAsia="맑은 고딕"/>
+          <w:sz w:val="21"/>
+        </w:rPr>
+        <w:t xml:space="preserve">UI=YES</w:t>
+      </w:r>
+      <w:r>
+        <w:rPr>
+          <w:rFonts w:ascii="맑은 고딕" w:hAnsi="맑은 고딕" w:eastAsia="맑은 고딕"/>
+          <w:sz w:val="21"/>
+        </w:rPr>
+        <w:t xml:space="preserve">.</w:t>
       </w:r>
     </w:p>
     <w:p>
@@ -9994,7 +13956,87 @@
           <w:rFonts w:ascii="맑은 고딕" w:hAnsi="맑은 고딕" w:eastAsia="맑은 고딕"/>
           <w:sz w:val="21"/>
         </w:rPr>
-        <w:t>딕셔너리는 **리두를 타고** 간다(`V$ARCHIVED_LOG`의 `DICTIONARY_BEGIN`·`DICTIONARY_END`). MRP가 그것을 지나치면 전환이 멈추므로 **다시 `BUILD`**한다.</w:t>
+        <w:t xml:space="preserve">딕셔너리는 </w:t>
+      </w:r>
+      <w:r>
+        <w:rPr>
+          <w:rFonts w:ascii="맑은 고딕" w:hAnsi="맑은 고딕" w:eastAsia="맑은 고딕"/>
+          <w:b/>
+          <w:sz w:val="21"/>
+        </w:rPr>
+        <w:t xml:space="preserve">리두를 타고</w:t>
+      </w:r>
+      <w:r>
+        <w:rPr>
+          <w:rFonts w:ascii="맑은 고딕" w:hAnsi="맑은 고딕" w:eastAsia="맑은 고딕"/>
+          <w:sz w:val="21"/>
+        </w:rPr>
+        <w:t xml:space="preserve"> 간다(</w:t>
+      </w:r>
+      <w:r>
+        <w:rPr>
+          <w:rFonts w:ascii="Consolas" w:hAnsi="Consolas" w:eastAsia="맑은 고딕"/>
+          <w:sz w:val="21"/>
+        </w:rPr>
+        <w:t xml:space="preserve">V$ARCHIVED_LOG</w:t>
+      </w:r>
+      <w:r>
+        <w:rPr>
+          <w:rFonts w:ascii="맑은 고딕" w:hAnsi="맑은 고딕" w:eastAsia="맑은 고딕"/>
+          <w:sz w:val="21"/>
+        </w:rPr>
+        <w:t xml:space="preserve">의 </w:t>
+      </w:r>
+      <w:r>
+        <w:rPr>
+          <w:rFonts w:ascii="Consolas" w:hAnsi="Consolas" w:eastAsia="맑은 고딕"/>
+          <w:sz w:val="21"/>
+        </w:rPr>
+        <w:t xml:space="preserve">DICTIONARY_BEGIN</w:t>
+      </w:r>
+      <w:r>
+        <w:rPr>
+          <w:rFonts w:ascii="맑은 고딕" w:hAnsi="맑은 고딕" w:eastAsia="맑은 고딕"/>
+          <w:sz w:val="21"/>
+        </w:rPr>
+        <w:t xml:space="preserve">·</w:t>
+      </w:r>
+      <w:r>
+        <w:rPr>
+          <w:rFonts w:ascii="Consolas" w:hAnsi="Consolas" w:eastAsia="맑은 고딕"/>
+          <w:sz w:val="21"/>
+        </w:rPr>
+        <w:t xml:space="preserve">DICTIONARY_END</w:t>
+      </w:r>
+      <w:r>
+        <w:rPr>
+          <w:rFonts w:ascii="맑은 고딕" w:hAnsi="맑은 고딕" w:eastAsia="맑은 고딕"/>
+          <w:sz w:val="21"/>
+        </w:rPr>
+        <w:t xml:space="preserve">). MRP가 그것을 지나치면 전환이 멈추므로 </w:t>
+      </w:r>
+      <w:r>
+        <w:rPr>
+          <w:rFonts w:ascii="맑은 고딕" w:hAnsi="맑은 고딕" w:eastAsia="맑은 고딕"/>
+          <w:b/>
+          <w:sz w:val="21"/>
+        </w:rPr>
+        <w:t xml:space="preserve">다시 </w:t>
+      </w:r>
+      <w:r>
+        <w:rPr>
+          <w:rFonts w:ascii="Consolas" w:hAnsi="Consolas" w:eastAsia="맑은 고딕"/>
+          <w:b/>
+          <w:sz w:val="21"/>
+        </w:rPr>
+        <w:t xml:space="preserve">BUILD</w:t>
+      </w:r>
+      <w:r>
+        <w:rPr>
+          <w:rFonts w:ascii="맑은 고딕" w:hAnsi="맑은 고딕" w:eastAsia="맑은 고딕"/>
+          <w:sz w:val="21"/>
+        </w:rPr>
+        <w:t xml:space="preserve">한다.</w:t>
       </w:r>
     </w:p>
     <w:p>
@@ -10003,10 +14045,32 @@
       </w:pPr>
       <w:r>
         <w:rPr>
-          <w:rFonts w:ascii="맑은 고딕" w:hAnsi="맑은 고딕" w:eastAsia="맑은 고딕"/>
-          <w:sz w:val="21"/>
-        </w:rPr>
-        <w:t>`DB_NAME`은 8자 이하 — 9자를 주면 **ORA-02084**.</w:t>
+          <w:rFonts w:ascii="Consolas" w:hAnsi="Consolas" w:eastAsia="맑은 고딕"/>
+          <w:sz w:val="21"/>
+        </w:rPr>
+        <w:t xml:space="preserve">DB_NAME</w:t>
+      </w:r>
+      <w:r>
+        <w:rPr>
+          <w:rFonts w:ascii="맑은 고딕" w:hAnsi="맑은 고딕" w:eastAsia="맑은 고딕"/>
+          <w:sz w:val="21"/>
+        </w:rPr>
+        <w:t xml:space="preserve">은 8자 이하 — 9자를 주면 </w:t>
+      </w:r>
+      <w:r>
+        <w:rPr>
+          <w:rFonts w:ascii="맑은 고딕" w:hAnsi="맑은 고딕" w:eastAsia="맑은 고딕"/>
+          <w:b/>
+          <w:sz w:val="21"/>
+        </w:rPr>
+        <w:t xml:space="preserve">ORA-02084</w:t>
+      </w:r>
+      <w:r>
+        <w:rPr>
+          <w:rFonts w:ascii="맑은 고딕" w:hAnsi="맑은 고딕" w:eastAsia="맑은 고딕"/>
+          <w:sz w:val="21"/>
+        </w:rPr>
+        <w:t xml:space="preserve">.</w:t>
       </w:r>
     </w:p>
     <w:p>
@@ -10015,10 +14079,18 @@
       </w:pPr>
       <w:r>
         <w:rPr>
-          <w:rFonts w:ascii="맑은 고딕" w:hAnsi="맑은 고딕" w:eastAsia="맑은 고딕"/>
-          <w:sz w:val="21"/>
-        </w:rPr>
-        <w:t>**`KEEP IDENTITY`**를 쓰면 Data Guard 구성에 남는다. 이름을 바꾸면 독립된 DB가 된다.</w:t>
+          <w:rFonts w:ascii="Consolas" w:hAnsi="Consolas" w:eastAsia="맑은 고딕"/>
+          <w:b/>
+          <w:sz w:val="21"/>
+        </w:rPr>
+        <w:t xml:space="preserve">KEEP IDENTITY</w:t>
+      </w:r>
+      <w:r>
+        <w:rPr>
+          <w:rFonts w:ascii="맑은 고딕" w:hAnsi="맑은 고딕" w:eastAsia="맑은 고딕"/>
+          <w:sz w:val="21"/>
+        </w:rPr>
+        <w:t xml:space="preserve">를 쓰면 Data Guard 구성에 남는다. 이름을 바꾸면 독립된 DB가 된다.</w:t>
       </w:r>
     </w:p>
     <w:p>
@@ -10030,7 +14102,79 @@
           <w:rFonts w:ascii="맑은 고딕" w:hAnsi="맑은 고딕" w:eastAsia="맑은 고딕"/>
           <w:sz w:val="21"/>
         </w:rPr>
-        <w:t>전환 결과 — `LOGICAL STANDBY` / `MOUNTED` / **`CONTROLFILE_TYPE=CURRENT`** / `GUARD_STATUS=ALL` / **`CDB=YES`**.</w:t>
+        <w:t xml:space="preserve">전환 결과 — </w:t>
+      </w:r>
+      <w:r>
+        <w:rPr>
+          <w:rFonts w:ascii="Consolas" w:hAnsi="Consolas" w:eastAsia="맑은 고딕"/>
+          <w:sz w:val="21"/>
+        </w:rPr>
+        <w:t xml:space="preserve">LOGICAL STANDBY</w:t>
+      </w:r>
+      <w:r>
+        <w:rPr>
+          <w:rFonts w:ascii="맑은 고딕" w:hAnsi="맑은 고딕" w:eastAsia="맑은 고딕"/>
+          <w:sz w:val="21"/>
+        </w:rPr>
+        <w:t xml:space="preserve"> / </w:t>
+      </w:r>
+      <w:r>
+        <w:rPr>
+          <w:rFonts w:ascii="Consolas" w:hAnsi="Consolas" w:eastAsia="맑은 고딕"/>
+          <w:sz w:val="21"/>
+        </w:rPr>
+        <w:t xml:space="preserve">MOUNTED</w:t>
+      </w:r>
+      <w:r>
+        <w:rPr>
+          <w:rFonts w:ascii="맑은 고딕" w:hAnsi="맑은 고딕" w:eastAsia="맑은 고딕"/>
+          <w:sz w:val="21"/>
+        </w:rPr>
+        <w:t xml:space="preserve"> / </w:t>
+      </w:r>
+      <w:r>
+        <w:rPr>
+          <w:rFonts w:ascii="Consolas" w:hAnsi="Consolas" w:eastAsia="맑은 고딕"/>
+          <w:b/>
+          <w:sz w:val="21"/>
+        </w:rPr>
+        <w:t xml:space="preserve">CONTROLFILE_TYPE=CURRENT</w:t>
+      </w:r>
+      <w:r>
+        <w:rPr>
+          <w:rFonts w:ascii="맑은 고딕" w:hAnsi="맑은 고딕" w:eastAsia="맑은 고딕"/>
+          <w:sz w:val="21"/>
+        </w:rPr>
+        <w:t xml:space="preserve"> / </w:t>
+      </w:r>
+      <w:r>
+        <w:rPr>
+          <w:rFonts w:ascii="Consolas" w:hAnsi="Consolas" w:eastAsia="맑은 고딕"/>
+          <w:sz w:val="21"/>
+        </w:rPr>
+        <w:t xml:space="preserve">GUARD_STATUS=ALL</w:t>
+      </w:r>
+      <w:r>
+        <w:rPr>
+          <w:rFonts w:ascii="맑은 고딕" w:hAnsi="맑은 고딕" w:eastAsia="맑은 고딕"/>
+          <w:sz w:val="21"/>
+        </w:rPr>
+        <w:t xml:space="preserve"> / </w:t>
+      </w:r>
+      <w:r>
+        <w:rPr>
+          <w:rFonts w:ascii="Consolas" w:hAnsi="Consolas" w:eastAsia="맑은 고딕"/>
+          <w:b/>
+          <w:sz w:val="21"/>
+        </w:rPr>
+        <w:t xml:space="preserve">CDB=YES</w:t>
+      </w:r>
+      <w:r>
+        <w:rPr>
+          <w:rFonts w:ascii="맑은 고딕" w:hAnsi="맑은 고딕" w:eastAsia="맑은 고딕"/>
+          <w:sz w:val="21"/>
+        </w:rPr>
+        <w:t xml:space="preserve">.</w:t>
       </w:r>
     </w:p>
     <w:p>
@@ -10042,7 +14186,51 @@
           <w:rFonts w:ascii="맑은 고딕" w:hAnsi="맑은 고딕" w:eastAsia="맑은 고딕"/>
           <w:sz w:val="21"/>
         </w:rPr>
-        <w:t>MRP는 뜨지 않는다 — **ORA-01665**. 네 번째로 만나는 같은 규칙이다. `ALTER DATABASE OPEN` → **`READ WRITE`**이며 PDB는 따로 연다.</w:t>
+        <w:t xml:space="preserve">MRP는 뜨지 않는다 — </w:t>
+      </w:r>
+      <w:r>
+        <w:rPr>
+          <w:rFonts w:ascii="맑은 고딕" w:hAnsi="맑은 고딕" w:eastAsia="맑은 고딕"/>
+          <w:b/>
+          <w:sz w:val="21"/>
+        </w:rPr>
+        <w:t xml:space="preserve">ORA-01665</w:t>
+      </w:r>
+      <w:r>
+        <w:rPr>
+          <w:rFonts w:ascii="맑은 고딕" w:hAnsi="맑은 고딕" w:eastAsia="맑은 고딕"/>
+          <w:sz w:val="21"/>
+        </w:rPr>
+        <w:t xml:space="preserve">. 네 번째로 만나는 같은 규칙이다. </w:t>
+      </w:r>
+      <w:r>
+        <w:rPr>
+          <w:rFonts w:ascii="Consolas" w:hAnsi="Consolas" w:eastAsia="맑은 고딕"/>
+          <w:sz w:val="21"/>
+        </w:rPr>
+        <w:t xml:space="preserve">ALTER DATABASE OPEN</w:t>
+      </w:r>
+      <w:r>
+        <w:rPr>
+          <w:rFonts w:ascii="맑은 고딕" w:hAnsi="맑은 고딕" w:eastAsia="맑은 고딕"/>
+          <w:sz w:val="21"/>
+        </w:rPr>
+        <w:t xml:space="preserve"> → </w:t>
+      </w:r>
+      <w:r>
+        <w:rPr>
+          <w:rFonts w:ascii="Consolas" w:hAnsi="Consolas" w:eastAsia="맑은 고딕"/>
+          <w:b/>
+          <w:sz w:val="21"/>
+        </w:rPr>
+        <w:t xml:space="preserve">READ WRITE</w:t>
+      </w:r>
+      <w:r>
+        <w:rPr>
+          <w:rFonts w:ascii="맑은 고딕" w:hAnsi="맑은 고딕" w:eastAsia="맑은 고딕"/>
+          <w:sz w:val="21"/>
+        </w:rPr>
+        <w:t xml:space="preserve">이며 PDB는 따로 연다.</w:t>
       </w:r>
     </w:p>
     <w:p>
@@ -10063,10 +14251,60 @@
       </w:pPr>
       <w:r>
         <w:rPr>
-          <w:rFonts w:ascii="맑은 고딕" w:hAnsi="맑은 고딕" w:eastAsia="맑은 고딕"/>
-          <w:sz w:val="21"/>
-        </w:rPr>
-        <w:t>`ORA-16116`(할 일 없음)·`ORA-16242`(로그 처리 중)·`ORA-16111`(준비 중)은 **상태 메시지**다.</w:t>
+          <w:rFonts w:ascii="Consolas" w:hAnsi="Consolas" w:eastAsia="맑은 고딕"/>
+          <w:sz w:val="21"/>
+        </w:rPr>
+        <w:t xml:space="preserve">ORA-16116</w:t>
+      </w:r>
+      <w:r>
+        <w:rPr>
+          <w:rFonts w:ascii="맑은 고딕" w:hAnsi="맑은 고딕" w:eastAsia="맑은 고딕"/>
+          <w:sz w:val="21"/>
+        </w:rPr>
+        <w:t xml:space="preserve">(할 일 없음)·</w:t>
+      </w:r>
+      <w:r>
+        <w:rPr>
+          <w:rFonts w:ascii="Consolas" w:hAnsi="Consolas" w:eastAsia="맑은 고딕"/>
+          <w:sz w:val="21"/>
+        </w:rPr>
+        <w:t xml:space="preserve">ORA-16242</w:t>
+      </w:r>
+      <w:r>
+        <w:rPr>
+          <w:rFonts w:ascii="맑은 고딕" w:hAnsi="맑은 고딕" w:eastAsia="맑은 고딕"/>
+          <w:sz w:val="21"/>
+        </w:rPr>
+        <w:t xml:space="preserve">(로그 처리 중)·</w:t>
+      </w:r>
+      <w:r>
+        <w:rPr>
+          <w:rFonts w:ascii="Consolas" w:hAnsi="Consolas" w:eastAsia="맑은 고딕"/>
+          <w:sz w:val="21"/>
+        </w:rPr>
+        <w:t xml:space="preserve">ORA-16111</w:t>
+      </w:r>
+      <w:r>
+        <w:rPr>
+          <w:rFonts w:ascii="맑은 고딕" w:hAnsi="맑은 고딕" w:eastAsia="맑은 고딕"/>
+          <w:sz w:val="21"/>
+        </w:rPr>
+        <w:t xml:space="preserve">(준비 중)은 </w:t>
+      </w:r>
+      <w:r>
+        <w:rPr>
+          <w:rFonts w:ascii="맑은 고딕" w:hAnsi="맑은 고딕" w:eastAsia="맑은 고딕"/>
+          <w:b/>
+          <w:sz w:val="21"/>
+        </w:rPr>
+        <w:t xml:space="preserve">상태 메시지</w:t>
+      </w:r>
+      <w:r>
+        <w:rPr>
+          <w:rFonts w:ascii="맑은 고딕" w:hAnsi="맑은 고딕" w:eastAsia="맑은 고딕"/>
+          <w:sz w:val="21"/>
+        </w:rPr>
+        <w:t xml:space="preserve">다.</w:t>
       </w:r>
     </w:p>
     <w:p>
@@ -10078,7 +14316,50 @@
           <w:rFonts w:ascii="맑은 고딕" w:hAnsi="맑은 고딕" w:eastAsia="맑은 고딕"/>
           <w:sz w:val="21"/>
         </w:rPr>
-        <w:t>가드 실측 — `STANDBY`와 `ALL`이 같게 동작했고 **SYS는 세 값 모두에서 통과**했다.</w:t>
+        <w:t xml:space="preserve">가드 실측 — </w:t>
+      </w:r>
+      <w:r>
+        <w:rPr>
+          <w:rFonts w:ascii="Consolas" w:hAnsi="Consolas" w:eastAsia="맑은 고딕"/>
+          <w:sz w:val="21"/>
+        </w:rPr>
+        <w:t xml:space="preserve">STANDBY</w:t>
+      </w:r>
+      <w:r>
+        <w:rPr>
+          <w:rFonts w:ascii="맑은 고딕" w:hAnsi="맑은 고딕" w:eastAsia="맑은 고딕"/>
+          <w:sz w:val="21"/>
+        </w:rPr>
+        <w:t xml:space="preserve">와 </w:t>
+      </w:r>
+      <w:r>
+        <w:rPr>
+          <w:rFonts w:ascii="Consolas" w:hAnsi="Consolas" w:eastAsia="맑은 고딕"/>
+          <w:sz w:val="21"/>
+        </w:rPr>
+        <w:t xml:space="preserve">ALL</w:t>
+      </w:r>
+      <w:r>
+        <w:rPr>
+          <w:rFonts w:ascii="맑은 고딕" w:hAnsi="맑은 고딕" w:eastAsia="맑은 고딕"/>
+          <w:sz w:val="21"/>
+        </w:rPr>
+        <w:t xml:space="preserve">이 같게 동작했고 </w:t>
+      </w:r>
+      <w:r>
+        <w:rPr>
+          <w:rFonts w:ascii="맑은 고딕" w:hAnsi="맑은 고딕" w:eastAsia="맑은 고딕"/>
+          <w:b/>
+          <w:sz w:val="21"/>
+        </w:rPr>
+        <w:t xml:space="preserve">SYS는 세 값 모두에서 통과</w:t>
+      </w:r>
+      <w:r>
+        <w:rPr>
+          <w:rFonts w:ascii="맑은 고딕" w:hAnsi="맑은 고딕" w:eastAsia="맑은 고딕"/>
+          <w:sz w:val="21"/>
+        </w:rPr>
+        <w:t xml:space="preserve">했다.</w:t>
       </w:r>
     </w:p>
     <w:p>
@@ -10090,7 +14371,37 @@
           <w:rFonts w:ascii="맑은 고딕" w:hAnsi="맑은 고딕" w:eastAsia="맑은 고딕"/>
           <w:sz w:val="21"/>
         </w:rPr>
-        <w:t>SYS가 복제 테이블 구조를 바꾸면 **ORA-26676**, 값을 바꾸면 **ORA-26786**으로 복제가 멈춘다.</w:t>
+        <w:t xml:space="preserve">SYS가 복제 테이블 구조를 바꾸면 </w:t>
+      </w:r>
+      <w:r>
+        <w:rPr>
+          <w:rFonts w:ascii="맑은 고딕" w:hAnsi="맑은 고딕" w:eastAsia="맑은 고딕"/>
+          <w:b/>
+          <w:sz w:val="21"/>
+        </w:rPr>
+        <w:t xml:space="preserve">ORA-26676</w:t>
+      </w:r>
+      <w:r>
+        <w:rPr>
+          <w:rFonts w:ascii="맑은 고딕" w:hAnsi="맑은 고딕" w:eastAsia="맑은 고딕"/>
+          <w:sz w:val="21"/>
+        </w:rPr>
+        <w:t xml:space="preserve">, 값을 바꾸면 </w:t>
+      </w:r>
+      <w:r>
+        <w:rPr>
+          <w:rFonts w:ascii="맑은 고딕" w:hAnsi="맑은 고딕" w:eastAsia="맑은 고딕"/>
+          <w:b/>
+          <w:sz w:val="21"/>
+        </w:rPr>
+        <w:t xml:space="preserve">ORA-26786</w:t>
+      </w:r>
+      <w:r>
+        <w:rPr>
+          <w:rFonts w:ascii="맑은 고딕" w:hAnsi="맑은 고딕" w:eastAsia="맑은 고딕"/>
+          <w:sz w:val="21"/>
+        </w:rPr>
+        <w:t xml:space="preserve">으로 복제가 멈춘다.</w:t>
       </w:r>
     </w:p>
     <w:p>
@@ -10102,7 +14413,66 @@
           <w:rFonts w:ascii="맑은 고딕" w:hAnsi="맑은 고딕" w:eastAsia="맑은 고딕"/>
           <w:sz w:val="21"/>
         </w:rPr>
-        <w:t>세션 단위 해제는 `ALTER SESSION DISABLE GUARD`(권한 없으면 **ORA-01031**). 가드는 **CDB 전체 설정**이라 PDB에서 바꾸면 **ORA-65040**.</w:t>
+        <w:t xml:space="preserve">세션 단위 해제는 </w:t>
+      </w:r>
+      <w:r>
+        <w:rPr>
+          <w:rFonts w:ascii="Consolas" w:hAnsi="Consolas" w:eastAsia="맑은 고딕"/>
+          <w:sz w:val="21"/>
+        </w:rPr>
+        <w:t xml:space="preserve">ALTER SESSION DISABLE GUARD</w:t>
+      </w:r>
+      <w:r>
+        <w:rPr>
+          <w:rFonts w:ascii="맑은 고딕" w:hAnsi="맑은 고딕" w:eastAsia="맑은 고딕"/>
+          <w:sz w:val="21"/>
+        </w:rPr>
+        <w:t xml:space="preserve">(권한 없으면 </w:t>
+      </w:r>
+      <w:r>
+        <w:rPr>
+          <w:rFonts w:ascii="맑은 고딕" w:hAnsi="맑은 고딕" w:eastAsia="맑은 고딕"/>
+          <w:b/>
+          <w:sz w:val="21"/>
+        </w:rPr>
+        <w:t xml:space="preserve">ORA-01031</w:t>
+      </w:r>
+      <w:r>
+        <w:rPr>
+          <w:rFonts w:ascii="맑은 고딕" w:hAnsi="맑은 고딕" w:eastAsia="맑은 고딕"/>
+          <w:sz w:val="21"/>
+        </w:rPr>
+        <w:t xml:space="preserve">). 가드는 </w:t>
+      </w:r>
+      <w:r>
+        <w:rPr>
+          <w:rFonts w:ascii="맑은 고딕" w:hAnsi="맑은 고딕" w:eastAsia="맑은 고딕"/>
+          <w:b/>
+          <w:sz w:val="21"/>
+        </w:rPr>
+        <w:t xml:space="preserve">CDB 전체 설정</w:t>
+      </w:r>
+      <w:r>
+        <w:rPr>
+          <w:rFonts w:ascii="맑은 고딕" w:hAnsi="맑은 고딕" w:eastAsia="맑은 고딕"/>
+          <w:sz w:val="21"/>
+        </w:rPr>
+        <w:t xml:space="preserve">이라 PDB에서 바꾸면 </w:t>
+      </w:r>
+      <w:r>
+        <w:rPr>
+          <w:rFonts w:ascii="맑은 고딕" w:hAnsi="맑은 고딕" w:eastAsia="맑은 고딕"/>
+          <w:b/>
+          <w:sz w:val="21"/>
+        </w:rPr>
+        <w:t xml:space="preserve">ORA-65040</w:t>
+      </w:r>
+      <w:r>
+        <w:rPr>
+          <w:rFonts w:ascii="맑은 고딕" w:hAnsi="맑은 고딕" w:eastAsia="맑은 고딕"/>
+          <w:sz w:val="21"/>
+        </w:rPr>
+        <w:t xml:space="preserve">.</w:t>
       </w:r>
     </w:p>
     <w:p>
@@ -10114,7 +14484,52 @@
           <w:rFonts w:ascii="맑은 고딕" w:hAnsi="맑은 고딕" w:eastAsia="맑은 고딕"/>
           <w:sz w:val="21"/>
         </w:rPr>
-        <w:t>재적재는 Data Pump를 쓴다. 링크 계정에 **`DATAPUMP_EXP_FULL_DATABASE`**가 없으면 **ORA-31631**이며, 그 실패는 **테이블을 지운 뒤**에 났다.</w:t>
+        <w:t xml:space="preserve">재적재는 Data Pump를 쓴다. 링크 계정에 </w:t>
+      </w:r>
+      <w:r>
+        <w:rPr>
+          <w:rFonts w:ascii="Consolas" w:hAnsi="Consolas" w:eastAsia="맑은 고딕"/>
+          <w:b/>
+          <w:sz w:val="21"/>
+        </w:rPr>
+        <w:t xml:space="preserve">DATAPUMP_EXP_FULL_DATABASE</w:t>
+      </w:r>
+      <w:r>
+        <w:rPr>
+          <w:rFonts w:ascii="맑은 고딕" w:hAnsi="맑은 고딕" w:eastAsia="맑은 고딕"/>
+          <w:sz w:val="21"/>
+        </w:rPr>
+        <w:t xml:space="preserve">가 없으면 </w:t>
+      </w:r>
+      <w:r>
+        <w:rPr>
+          <w:rFonts w:ascii="맑은 고딕" w:hAnsi="맑은 고딕" w:eastAsia="맑은 고딕"/>
+          <w:b/>
+          <w:sz w:val="21"/>
+        </w:rPr>
+        <w:t xml:space="preserve">ORA-31631</w:t>
+      </w:r>
+      <w:r>
+        <w:rPr>
+          <w:rFonts w:ascii="맑은 고딕" w:hAnsi="맑은 고딕" w:eastAsia="맑은 고딕"/>
+          <w:sz w:val="21"/>
+        </w:rPr>
+        <w:t xml:space="preserve">이며, 그 실패는 </w:t>
+      </w:r>
+      <w:r>
+        <w:rPr>
+          <w:rFonts w:ascii="맑은 고딕" w:hAnsi="맑은 고딕" w:eastAsia="맑은 고딕"/>
+          <w:b/>
+          <w:sz w:val="21"/>
+        </w:rPr>
+        <w:t xml:space="preserve">테이블을 지운 뒤</w:t>
+      </w:r>
+      <w:r>
+        <w:rPr>
+          <w:rFonts w:ascii="맑은 고딕" w:hAnsi="맑은 고딕" w:eastAsia="맑은 고딕"/>
+          <w:sz w:val="21"/>
+        </w:rPr>
+        <w:t xml:space="preserve">에 났다.</w:t>
       </w:r>
     </w:p>
     <w:p>
@@ -10126,7 +14541,64 @@
           <w:rFonts w:ascii="맑은 고딕" w:hAnsi="맑은 고딕" w:eastAsia="맑은 고딕"/>
           <w:sz w:val="21"/>
         </w:rPr>
-        <w:t>파라미터는 16개. `APPLY_SET`/`APPLY_UNSET`은 멈춘 상태에서만 되고, 줄일 때는 `APPLY_SERVERS`를 먼저 — 아니면 **ORA-16081**.</w:t>
+        <w:t xml:space="preserve">파라미터는 16개. </w:t>
+      </w:r>
+      <w:r>
+        <w:rPr>
+          <w:rFonts w:ascii="Consolas" w:hAnsi="Consolas" w:eastAsia="맑은 고딕"/>
+          <w:sz w:val="21"/>
+        </w:rPr>
+        <w:t xml:space="preserve">APPLY_SET</w:t>
+      </w:r>
+      <w:r>
+        <w:rPr>
+          <w:rFonts w:ascii="맑은 고딕" w:hAnsi="맑은 고딕" w:eastAsia="맑은 고딕"/>
+          <w:sz w:val="21"/>
+        </w:rPr>
+        <w:t xml:space="preserve">/</w:t>
+      </w:r>
+      <w:r>
+        <w:rPr>
+          <w:rFonts w:ascii="Consolas" w:hAnsi="Consolas" w:eastAsia="맑은 고딕"/>
+          <w:sz w:val="21"/>
+        </w:rPr>
+        <w:t xml:space="preserve">APPLY_UNSET</w:t>
+      </w:r>
+      <w:r>
+        <w:rPr>
+          <w:rFonts w:ascii="맑은 고딕" w:hAnsi="맑은 고딕" w:eastAsia="맑은 고딕"/>
+          <w:sz w:val="21"/>
+        </w:rPr>
+        <w:t xml:space="preserve">은 멈춘 상태에서만 되고, 줄일 때는 </w:t>
+      </w:r>
+      <w:r>
+        <w:rPr>
+          <w:rFonts w:ascii="Consolas" w:hAnsi="Consolas" w:eastAsia="맑은 고딕"/>
+          <w:sz w:val="21"/>
+        </w:rPr>
+        <w:t xml:space="preserve">APPLY_SERVERS</w:t>
+      </w:r>
+      <w:r>
+        <w:rPr>
+          <w:rFonts w:ascii="맑은 고딕" w:hAnsi="맑은 고딕" w:eastAsia="맑은 고딕"/>
+          <w:sz w:val="21"/>
+        </w:rPr>
+        <w:t xml:space="preserve">를 먼저 — 아니면 </w:t>
+      </w:r>
+      <w:r>
+        <w:rPr>
+          <w:rFonts w:ascii="맑은 고딕" w:hAnsi="맑은 고딕" w:eastAsia="맑은 고딕"/>
+          <w:b/>
+          <w:sz w:val="21"/>
+        </w:rPr>
+        <w:t xml:space="preserve">ORA-16081</w:t>
+      </w:r>
+      <w:r>
+        <w:rPr>
+          <w:rFonts w:ascii="맑은 고딕" w:hAnsi="맑은 고딕" w:eastAsia="맑은 고딕"/>
+          <w:sz w:val="21"/>
+        </w:rPr>
+        <w:t xml:space="preserve">.</w:t>
       </w:r>
     </w:p>
     <w:p>
@@ -10138,7 +14610,50 @@
           <w:rFonts w:ascii="맑은 고딕" w:hAnsi="맑은 고딕" w:eastAsia="맑은 고딕"/>
           <w:sz w:val="21"/>
         </w:rPr>
-        <w:t>정상 종료는 **ORA-16128**. `STOP`은 트랜잭션을 마치고, `ABORT`는 즉시 멈춘다.</w:t>
+        <w:t xml:space="preserve">정상 종료는 </w:t>
+      </w:r>
+      <w:r>
+        <w:rPr>
+          <w:rFonts w:ascii="맑은 고딕" w:hAnsi="맑은 고딕" w:eastAsia="맑은 고딕"/>
+          <w:b/>
+          <w:sz w:val="21"/>
+        </w:rPr>
+        <w:t xml:space="preserve">ORA-16128</w:t>
+      </w:r>
+      <w:r>
+        <w:rPr>
+          <w:rFonts w:ascii="맑은 고딕" w:hAnsi="맑은 고딕" w:eastAsia="맑은 고딕"/>
+          <w:sz w:val="21"/>
+        </w:rPr>
+        <w:t xml:space="preserve">. </w:t>
+      </w:r>
+      <w:r>
+        <w:rPr>
+          <w:rFonts w:ascii="Consolas" w:hAnsi="Consolas" w:eastAsia="맑은 고딕"/>
+          <w:sz w:val="21"/>
+        </w:rPr>
+        <w:t xml:space="preserve">STOP</w:t>
+      </w:r>
+      <w:r>
+        <w:rPr>
+          <w:rFonts w:ascii="맑은 고딕" w:hAnsi="맑은 고딕" w:eastAsia="맑은 고딕"/>
+          <w:sz w:val="21"/>
+        </w:rPr>
+        <w:t xml:space="preserve">은 트랜잭션을 마치고, </w:t>
+      </w:r>
+      <w:r>
+        <w:rPr>
+          <w:rFonts w:ascii="Consolas" w:hAnsi="Consolas" w:eastAsia="맑은 고딕"/>
+          <w:sz w:val="21"/>
+        </w:rPr>
+        <w:t xml:space="preserve">ABORT</w:t>
+      </w:r>
+      <w:r>
+        <w:rPr>
+          <w:rFonts w:ascii="맑은 고딕" w:hAnsi="맑은 고딕" w:eastAsia="맑은 고딕"/>
+          <w:sz w:val="21"/>
+        </w:rPr>
+        <w:t xml:space="preserve">는 즉시 멈춘다.</w:t>
       </w:r>
     </w:p>
     <w:p>
@@ -10150,7 +14665,22 @@
           <w:rFonts w:ascii="맑은 고딕" w:hAnsi="맑은 고딕" w:eastAsia="맑은 고딕"/>
           <w:sz w:val="21"/>
         </w:rPr>
-        <w:t>Logical Standby는 **재해 복구 도구가 아니라 활용 도구**다. Physical Standby를 두고 하나 더 얹는다.</w:t>
+        <w:t xml:space="preserve">Logical Standby는 </w:t>
+      </w:r>
+      <w:r>
+        <w:rPr>
+          <w:rFonts w:ascii="맑은 고딕" w:hAnsi="맑은 고딕" w:eastAsia="맑은 고딕"/>
+          <w:b/>
+          <w:sz w:val="21"/>
+        </w:rPr>
+        <w:t xml:space="preserve">재해 복구 도구가 아니라 활용 도구</w:t>
+      </w:r>
+      <w:r>
+        <w:rPr>
+          <w:rFonts w:ascii="맑은 고딕" w:hAnsi="맑은 고딕" w:eastAsia="맑은 고딕"/>
+          <w:sz w:val="21"/>
+        </w:rPr>
+        <w:t xml:space="preserve">다. Physical Standby를 두고 하나 더 얹는다.</w:t>
       </w:r>
     </w:p>
     <w:p>
@@ -10179,10 +14709,17 @@
       </w:pPr>
       <w:r>
         <w:rPr>
-          <w:rFonts w:ascii="맑은 고딕" w:hAnsi="맑은 고딕" w:eastAsia="맑은 고딕"/>
-          <w:sz w:val="21"/>
-        </w:rPr>
-        <w:t>`DBMS_LOGSTDBY.BUILD`가 하는 일을 두 가지 이상 들고 실측값으로 뒷받침하라.</w:t>
+          <w:rFonts w:ascii="Consolas" w:hAnsi="Consolas" w:eastAsia="맑은 고딕"/>
+          <w:sz w:val="21"/>
+        </w:rPr>
+        <w:t xml:space="preserve">DBMS_LOGSTDBY.BUILD</w:t>
+      </w:r>
+      <w:r>
+        <w:rPr>
+          <w:rFonts w:ascii="맑은 고딕" w:hAnsi="맑은 고딕" w:eastAsia="맑은 고딕"/>
+          <w:sz w:val="21"/>
+        </w:rPr>
+        <w:t xml:space="preserve">가 하는 일을 두 가지 이상 들고 실측값으로 뒷받침하라.</w:t>
       </w:r>
     </w:p>
     <w:p>
@@ -10250,7 +14787,21 @@
           <w:rFonts w:ascii="맑은 고딕" w:hAnsi="맑은 고딕" w:eastAsia="맑은 고딕"/>
           <w:sz w:val="21"/>
         </w:rPr>
-        <w:t>실습 01 — 전제 조건 점검: `DBA_LOGSTDBY_*` 뷰로 지원 여부와 스킵 규칙을 확인한다.</w:t>
+        <w:t xml:space="preserve">실습 01 — 전제 조건 점검: </w:t>
+      </w:r>
+      <w:r>
+        <w:rPr>
+          <w:rFonts w:ascii="Consolas" w:hAnsi="Consolas" w:eastAsia="맑은 고딕"/>
+          <w:sz w:val="21"/>
+        </w:rPr>
+        <w:t xml:space="preserve">DBA_LOGSTDBY_*</w:t>
+      </w:r>
+      <w:r>
+        <w:rPr>
+          <w:rFonts w:ascii="맑은 고딕" w:hAnsi="맑은 고딕" w:eastAsia="맑은 고딕"/>
+          <w:sz w:val="21"/>
+        </w:rPr>
+        <w:t xml:space="preserve"> 뷰로 지원 여부와 스킵 규칙을 확인한다.</w:t>
       </w:r>
     </w:p>
     <w:p>
@@ -10262,7 +14813,21 @@
           <w:rFonts w:ascii="맑은 고딕" w:hAnsi="맑은 고딕" w:eastAsia="맑은 고딕"/>
           <w:sz w:val="21"/>
         </w:rPr>
-        <w:t>실습 02 — 딕셔너리 만들기: `BUILD`의 부수 효과를 전후 비교로 확인한다.</w:t>
+        <w:t xml:space="preserve">실습 02 — 딕셔너리 만들기: </w:t>
+      </w:r>
+      <w:r>
+        <w:rPr>
+          <w:rFonts w:ascii="Consolas" w:hAnsi="Consolas" w:eastAsia="맑은 고딕"/>
+          <w:sz w:val="21"/>
+        </w:rPr>
+        <w:t xml:space="preserve">BUILD</w:t>
+      </w:r>
+      <w:r>
+        <w:rPr>
+          <w:rFonts w:ascii="맑은 고딕" w:hAnsi="맑은 고딕" w:eastAsia="맑은 고딕"/>
+          <w:sz w:val="21"/>
+        </w:rPr>
+        <w:t xml:space="preserve">의 부수 효과를 전후 비교로 확인한다.</w:t>
       </w:r>
     </w:p>
     <w:p>
@@ -10274,7 +14839,21 @@
           <w:rFonts w:ascii="맑은 고딕" w:hAnsi="맑은 고딕" w:eastAsia="맑은 고딕"/>
           <w:sz w:val="21"/>
         </w:rPr>
-        <w:t>실습 03 — 전환: 순서를 어겨 멈춰 보고, 다시 `BUILD`해서 완료한다.</w:t>
+        <w:t xml:space="preserve">실습 03 — 전환: 순서를 어겨 멈춰 보고, 다시 </w:t>
+      </w:r>
+      <w:r>
+        <w:rPr>
+          <w:rFonts w:ascii="Consolas" w:hAnsi="Consolas" w:eastAsia="맑은 고딕"/>
+          <w:sz w:val="21"/>
+        </w:rPr>
+        <w:t xml:space="preserve">BUILD</w:t>
+      </w:r>
+      <w:r>
+        <w:rPr>
+          <w:rFonts w:ascii="맑은 고딕" w:hAnsi="맑은 고딕" w:eastAsia="맑은 고딕"/>
+          <w:sz w:val="21"/>
+        </w:rPr>
+        <w:t xml:space="preserve">해서 완료한다.</w:t>
       </w:r>
     </w:p>
     <w:p>
@@ -10298,7 +14877,21 @@
           <w:rFonts w:ascii="맑은 고딕" w:hAnsi="맑은 고딕" w:eastAsia="맑은 고딕"/>
           <w:sz w:val="21"/>
         </w:rPr>
-        <w:t>실습 05 — 복제 확인: 일반 스키마는 되고 `SYSTEM`은 안 되는 것을 확인한다.</w:t>
+        <w:t xml:space="preserve">실습 05 — 복제 확인: 일반 스키마는 되고 </w:t>
+      </w:r>
+      <w:r>
+        <w:rPr>
+          <w:rFonts w:ascii="Consolas" w:hAnsi="Consolas" w:eastAsia="맑은 고딕"/>
+          <w:sz w:val="21"/>
+        </w:rPr>
+        <w:t xml:space="preserve">SYSTEM</w:t>
+      </w:r>
+      <w:r>
+        <w:rPr>
+          <w:rFonts w:ascii="맑은 고딕" w:hAnsi="맑은 고딕" w:eastAsia="맑은 고딕"/>
+          <w:sz w:val="21"/>
+        </w:rPr>
+        <w:t xml:space="preserve">은 안 되는 것을 확인한다.</w:t>
       </w:r>
     </w:p>
     <w:p>
@@ -10322,7 +14915,21 @@
           <w:rFonts w:ascii="맑은 고딕" w:hAnsi="맑은 고딕" w:eastAsia="맑은 고딕"/>
           <w:sz w:val="21"/>
         </w:rPr>
-        <w:t>실습 07 — 되살리기: `INSTANTIATE_TABLE`로 복구하고 검증한 뒤 스냅샷으로 원복한다.</w:t>
+        <w:t xml:space="preserve">실습 07 — 되살리기: </w:t>
+      </w:r>
+      <w:r>
+        <w:rPr>
+          <w:rFonts w:ascii="Consolas" w:hAnsi="Consolas" w:eastAsia="맑은 고딕"/>
+          <w:sz w:val="21"/>
+        </w:rPr>
+        <w:t xml:space="preserve">INSTANTIATE_TABLE</w:t>
+      </w:r>
+      <w:r>
+        <w:rPr>
+          <w:rFonts w:ascii="맑은 고딕" w:hAnsi="맑은 고딕" w:eastAsia="맑은 고딕"/>
+          <w:sz w:val="21"/>
+        </w:rPr>
+        <w:t xml:space="preserve">로 복구하고 검증한 뒤 스냅샷으로 원복한다.</w:t>
       </w:r>
     </w:p>
     <w:p>
@@ -10331,10 +14938,27 @@
           <w:rFonts w:ascii="맑은 고딕" w:hAnsi="맑은 고딕" w:eastAsia="맑은 고딕"/>
           <w:sz w:val="21"/>
         </w:rPr>
-        <w:t>이 장의 실습은 **되돌릴 수 없는 작업**을 포함한다. 시작 전에 VM 스냅샷을 반드시 만든다. 실습 07의 마지막이 그 스냅샷으로 되돌리는 것이며, 그래야 13장을 Physical Standby로 시작할 수 있다.</w:t>
+        <w:t xml:space="preserve">이 장의 실습은 </w:t>
+      </w:r>
+      <w:r>
+        <w:rPr>
+          <w:rFonts w:ascii="맑은 고딕" w:hAnsi="맑은 고딕" w:eastAsia="맑은 고딕"/>
+          <w:b/>
+          <w:sz w:val="21"/>
+        </w:rPr>
+        <w:t xml:space="preserve">되돌릴 수 없는 작업</w:t>
+      </w:r>
+      <w:r>
+        <w:rPr>
+          <w:rFonts w:ascii="맑은 고딕" w:hAnsi="맑은 고딕" w:eastAsia="맑은 고딕"/>
+          <w:sz w:val="21"/>
+        </w:rPr>
+        <w:t xml:space="preserve">을 포함한다. 시작 전에 VM 스냅샷을 반드시 만든다. 실습 07의 마지막이 그 스냅샷으로 되돌리는 것이며, 그래야 13장을 Physical Standby로 시작할 수 있다.</w:t>
       </w:r>
     </w:p>
     <w:sectPr>
+      <w:headerReference w:type="default" r:id="rId9"/>
+      <w:footerReference w:type="default" r:id="rId10"/>
       <w:pgSz w:w="12240" w:h="15840"/>
       <w:pgMar w:top="1440" w:right="1800" w:bottom="1440" w:left="1800" w:header="720" w:footer="720" w:gutter="0"/>
       <w:cols w:space="720"/>
@@ -10342,6 +14966,26 @@
     </w:sectPr>
   </w:body>
 </w:document>
+</file>
+
+<file path=word/footer1.xml><?xml version="1.0" encoding="utf-8"?>
+<w:ftr xmlns:m="http://schemas.openxmlformats.org/officeDocument/2006/math" xmlns:mc="http://schemas.openxmlformats.org/markup-compatibility/2006" xmlns:mo="http://schemas.microsoft.com/office/mac/office/2008/main" xmlns:mv="urn:schemas-microsoft-com:mac:vml" xmlns:o="urn:schemas-microsoft-com:office:office" xmlns:r="http://schemas.openxmlformats.org/officeDocument/2006/relationships" xmlns:v="urn:schemas-microsoft-com:vml" xmlns:w10="urn:schemas-microsoft-com:office:word" xmlns:w14="http://schemas.microsoft.com/office/word/2010/wordml" xmlns:w="http://schemas.openxmlformats.org/wordprocessingml/2006/main" xmlns:wne="http://schemas.microsoft.com/office/word/2006/wordml" xmlns:wp14="http://schemas.microsoft.com/office/word/2010/wordprocessingDrawing" xmlns:wp="http://schemas.openxmlformats.org/drawingml/2006/wordprocessingDrawing" xmlns:wpc="http://schemas.microsoft.com/office/word/2010/wordprocessingCanvas" xmlns:wpg="http://schemas.microsoft.com/office/word/2010/wordprocessingGroup" xmlns:wpi="http://schemas.microsoft.com/office/word/2010/wordprocessingInk" xmlns:wps="http://schemas.microsoft.com/office/word/2010/wordprocessingShape" mc:Ignorable="w14 wp14">
+  <w:p>
+    <w:pPr>
+      <w:pStyle w:val="Footer"/>
+    </w:pPr>
+  </w:p>
+</w:ftr>
+</file>
+
+<file path=word/header1.xml><?xml version="1.0" encoding="utf-8"?>
+<w:hdr xmlns:m="http://schemas.openxmlformats.org/officeDocument/2006/math" xmlns:mc="http://schemas.openxmlformats.org/markup-compatibility/2006" xmlns:mo="http://schemas.microsoft.com/office/mac/office/2008/main" xmlns:mv="urn:schemas-microsoft-com:mac:vml" xmlns:o="urn:schemas-microsoft-com:office:office" xmlns:r="http://schemas.openxmlformats.org/officeDocument/2006/relationships" xmlns:v="urn:schemas-microsoft-com:vml" xmlns:w10="urn:schemas-microsoft-com:office:word" xmlns:w14="http://schemas.microsoft.com/office/word/2010/wordml" xmlns:w="http://schemas.openxmlformats.org/wordprocessingml/2006/main" xmlns:wne="http://schemas.microsoft.com/office/word/2006/wordml" xmlns:wp14="http://schemas.microsoft.com/office/word/2010/wordprocessingDrawing" xmlns:wp="http://schemas.openxmlformats.org/drawingml/2006/wordprocessingDrawing" xmlns:wpc="http://schemas.microsoft.com/office/word/2010/wordprocessingCanvas" xmlns:wpg="http://schemas.microsoft.com/office/word/2010/wordprocessingGroup" xmlns:wpi="http://schemas.microsoft.com/office/word/2010/wordprocessingInk" xmlns:wps="http://schemas.microsoft.com/office/word/2010/wordprocessingShape" mc:Ignorable="w14 wp14">
+  <w:p>
+    <w:pPr>
+      <w:pStyle w:val="Header"/>
+    </w:pPr>
+  </w:p>
+</w:hdr>
 </file>
 
 <file path=word/numbering.xml><?xml version="1.0" encoding="utf-8"?>
